--- a/4.质量管理/2.运行记录类文件/040204-2025年内部审核报告.docx
+++ b/4.质量管理/2.运行记录类文件/040204-2025年内部审核报告.docx
@@ -1,10 +1,11 @@
 
 <file path=word/document.xml><?xml version="1.0" encoding="utf-8"?>
-<w:document xmlns:wpc="http://schemas.microsoft.com/office/word/2010/wordprocessingCanvas" xmlns:mc="http://schemas.openxmlformats.org/markup-compatibility/2006" xmlns:o="urn:schemas-microsoft-com:office:office" xmlns:r="http://schemas.openxmlformats.org/officeDocument/2006/relationships" xmlns:m="http://schemas.openxmlformats.org/officeDocument/2006/math" xmlns:v="urn:schemas-microsoft-com:vml" xmlns:wp14="http://schemas.microsoft.com/office/word/2010/wordprocessingDrawing" xmlns:wp="http://schemas.openxmlformats.org/drawingml/2006/wordprocessingDrawing" xmlns:w="http://schemas.openxmlformats.org/wordprocessingml/2006/main" xmlns:w14="http://schemas.microsoft.com/office/word/2010/wordml" xmlns:w10="urn:schemas-microsoft-com:office:word" xmlns:w15="http://schemas.microsoft.com/office/word/2012/wordml" xmlns:wpg="http://schemas.microsoft.com/office/word/2010/wordprocessingGroup" xmlns:wpi="http://schemas.microsoft.com/office/word/2010/wordprocessingInk" xmlns:wne="http://schemas.microsoft.com/office/word/2006/wordml" xmlns:wps="http://schemas.microsoft.com/office/word/2010/wordprocessingShape" xmlns:wpsCustomData="http://www.wps.cn/officeDocument/2013/wpsCustomData" mc:Ignorable="w14 w15 wp14">
+<w:document xmlns:wpc="http://schemas.microsoft.com/office/word/2010/wordprocessingCanvas" xmlns:mc="http://schemas.openxmlformats.org/markup-compatibility/2006" xmlns:o="urn:schemas-microsoft-com:office:office" xmlns:r="http://schemas.openxmlformats.org/officeDocument/2006/relationships" xmlns:m="http://schemas.openxmlformats.org/officeDocument/2006/math" xmlns:v="urn:schemas-microsoft-com:vml" xmlns:wp14="http://schemas.microsoft.com/office/word/2010/wordprocessingDrawing" xmlns:wp="http://schemas.openxmlformats.org/drawingml/2006/wordprocessingDrawing" xmlns:w10="urn:schemas-microsoft-com:office:word" xmlns:w="http://schemas.openxmlformats.org/wordprocessingml/2006/main" xmlns:w14="http://schemas.microsoft.com/office/word/2010/wordml" xmlns:w15="http://schemas.microsoft.com/office/word/2012/wordml" xmlns:wne="http://schemas.microsoft.com/office/word/2006/wordml" xmlns:wpg="http://schemas.microsoft.com/office/word/2010/wordprocessingGroup" xmlns:wpi="http://schemas.microsoft.com/office/word/2010/wordprocessingInk" xmlns:wps="http://schemas.microsoft.com/office/word/2010/wordprocessingShape" mc:Ignorable="w14 w15 wp14">
+  <!-- Generated by Aspose.Words for .NET 13.3.0.1 -->
   <w:body>
     <w:p>
       <w:pPr>
-        <w:pStyle w:val="31"/>
+        <w:pStyle w:val="a1"/>
         <w:keepNext w:val="0"/>
         <w:keepLines w:val="0"/>
         <w:pageBreakBefore w:val="0"/>
@@ -28,7 +29,7 @@
     </w:p>
     <w:p>
       <w:pPr>
-        <w:pStyle w:val="31"/>
+        <w:pStyle w:val="a1"/>
         <w:keepNext w:val="0"/>
         <w:keepLines w:val="0"/>
         <w:pageBreakBefore w:val="0"/>
@@ -44,8 +45,8 @@
         <w:snapToGrid w:val="0"/>
         <w:textAlignment w:val="baseline"/>
       </w:pPr>
-      <w:bookmarkStart w:id="10" w:name="_GoBack"/>
-      <w:bookmarkEnd w:id="10"/>
+      <w:bookmarkStart w:id="1" w:name="_GoBack"/>
+      <w:bookmarkEnd w:id="1"/>
       <w:r>
         <w:rPr>
           <w:rFonts w:hint="eastAsia"/>
@@ -60,7 +61,7 @@
     </w:p>
     <w:p>
       <w:pPr>
-        <w:pStyle w:val="32"/>
+        <w:pStyle w:val="a2"/>
         <w:keepNext w:val="0"/>
         <w:keepLines w:val="0"/>
         <w:pageBreakBefore w:val="0"/>
@@ -76,11 +77,11 @@
         <w:snapToGrid w:val="0"/>
         <w:textAlignment w:val="baseline"/>
       </w:pPr>
-      <w:bookmarkStart w:id="1" w:name="_Toc30858"/>
-      <w:r>
-        <w:t>甘肃国邦信息科技有限公司</w:t>
-      </w:r>
-      <w:bookmarkEnd w:id="1"/>
+      <w:bookmarkStart w:id="2" w:name="_Toc30858"/>
+      <w:r>
+        <w:t>中达丰集团有限公司</w:t>
+      </w:r>
+      <w:bookmarkEnd w:id="2"/>
     </w:p>
     <w:p>
       <w:pPr>
@@ -101,14 +102,14 @@
         <w:ind w:left="2790"/>
         <w:textAlignment w:val="baseline"/>
         <w:rPr>
-          <w:rFonts w:ascii="宋体" w:hAnsi="宋体" w:eastAsia="宋体" w:cs="宋体"/>
+          <w:rFonts w:ascii="宋体" w:eastAsia="宋体" w:hAnsi="宋体" w:cs="宋体"/>
           <w:sz w:val="36"/>
           <w:szCs w:val="36"/>
         </w:rPr>
       </w:pPr>
       <w:r>
         <w:rPr>
-          <w:rFonts w:ascii="宋体" w:hAnsi="宋体" w:eastAsia="宋体" w:cs="宋体"/>
+          <w:rFonts w:ascii="宋体" w:eastAsia="宋体" w:hAnsi="宋体" w:cs="宋体"/>
           <w:spacing w:val="-13"/>
           <w:sz w:val="36"/>
           <w:szCs w:val="36"/>
@@ -117,7 +118,7 @@
       </w:r>
       <w:r>
         <w:rPr>
-          <w:rFonts w:hint="eastAsia" w:ascii="宋体" w:hAnsi="宋体" w:eastAsia="宋体" w:cs="宋体"/>
+          <w:rFonts w:ascii="宋体" w:eastAsia="宋体" w:hAnsi="宋体" w:cs="宋体" w:hint="eastAsia"/>
           <w:spacing w:val="-65"/>
           <w:sz w:val="36"/>
           <w:szCs w:val="36"/>
@@ -127,7 +128,7 @@
       </w:r>
       <w:r>
         <w:rPr>
-          <w:rFonts w:ascii="宋体" w:hAnsi="宋体" w:eastAsia="宋体" w:cs="宋体"/>
+          <w:rFonts w:ascii="宋体" w:eastAsia="宋体" w:hAnsi="宋体" w:cs="宋体"/>
           <w:spacing w:val="-13"/>
           <w:sz w:val="36"/>
           <w:szCs w:val="36"/>
@@ -136,7 +137,7 @@
       </w:r>
       <w:r>
         <w:rPr>
-          <w:rFonts w:hint="eastAsia" w:ascii="宋体" w:hAnsi="宋体" w:eastAsia="宋体" w:cs="宋体"/>
+          <w:rFonts w:ascii="宋体" w:eastAsia="宋体" w:hAnsi="宋体" w:cs="宋体" w:hint="eastAsia"/>
           <w:spacing w:val="-13"/>
           <w:sz w:val="36"/>
           <w:szCs w:val="36"/>
@@ -146,7 +147,7 @@
       </w:r>
       <w:r>
         <w:rPr>
-          <w:rFonts w:ascii="宋体" w:hAnsi="宋体" w:eastAsia="宋体" w:cs="宋体"/>
+          <w:rFonts w:ascii="宋体" w:eastAsia="宋体" w:hAnsi="宋体" w:cs="宋体"/>
           <w:spacing w:val="-13"/>
           <w:sz w:val="36"/>
           <w:szCs w:val="36"/>
@@ -172,14 +173,14 @@
         <w:spacing w:line="220" w:lineRule="auto"/>
         <w:textAlignment w:val="baseline"/>
         <w:rPr>
-          <w:rFonts w:ascii="宋体" w:hAnsi="宋体" w:eastAsia="宋体" w:cs="宋体"/>
+          <w:rFonts w:ascii="宋体" w:eastAsia="宋体" w:hAnsi="宋体" w:cs="宋体"/>
           <w:sz w:val="36"/>
           <w:szCs w:val="36"/>
         </w:rPr>
         <w:sectPr>
           <w:pgSz w:w="11906" w:h="16839"/>
           <w:pgMar w:top="1431" w:right="1785" w:bottom="0" w:left="1785" w:header="0" w:footer="0" w:gutter="0"/>
-          <w:cols w:space="720" w:num="1"/>
+          <w:cols w:num="1" w:space="720"/>
         </w:sectPr>
       </w:pPr>
     </w:p>
@@ -225,16 +226,16 @@
     </w:p>
     <w:tbl>
       <w:tblPr>
-        <w:tblStyle w:val="24"/>
+        <w:tblStyle w:val="TableNormal0"/>
         <w:tblW w:w="9150" w:type="dxa"/>
         <w:jc w:val="center"/>
         <w:tblBorders>
-          <w:top w:val="single" w:color="000000" w:sz="4" w:space="0"/>
-          <w:left w:val="single" w:color="000000" w:sz="4" w:space="0"/>
-          <w:bottom w:val="single" w:color="000000" w:sz="4" w:space="0"/>
-          <w:right w:val="single" w:color="000000" w:sz="4" w:space="0"/>
-          <w:insideH w:val="single" w:color="000000" w:sz="4" w:space="0"/>
-          <w:insideV w:val="single" w:color="000000" w:sz="4" w:space="0"/>
+          <w:top w:val="single" w:sz="4" w:space="0" w:color="000000"/>
+          <w:left w:val="single" w:sz="4" w:space="0" w:color="000000"/>
+          <w:bottom w:val="single" w:sz="4" w:space="0" w:color="000000"/>
+          <w:right w:val="single" w:sz="4" w:space="0" w:color="000000"/>
+          <w:insideH w:val="single" w:sz="4" w:space="0" w:color="000000"/>
+          <w:insideV w:val="single" w:sz="4" w:space="0" w:color="000000"/>
         </w:tblBorders>
         <w:tblLayout w:type="fixed"/>
         <w:tblCellMar>
@@ -253,14 +254,17 @@
       </w:tblGrid>
       <w:tr>
         <w:tblPrEx>
+          <w:tblW w:w="9150" w:type="dxa"/>
+          <w:jc w:val="center"/>
           <w:tblBorders>
-            <w:top w:val="single" w:color="000000" w:sz="4" w:space="0"/>
-            <w:left w:val="single" w:color="000000" w:sz="4" w:space="0"/>
-            <w:bottom w:val="single" w:color="000000" w:sz="4" w:space="0"/>
-            <w:right w:val="single" w:color="000000" w:sz="4" w:space="0"/>
-            <w:insideH w:val="single" w:color="000000" w:sz="4" w:space="0"/>
-            <w:insideV w:val="single" w:color="000000" w:sz="4" w:space="0"/>
+            <w:top w:val="single" w:sz="4" w:space="0" w:color="000000"/>
+            <w:left w:val="single" w:sz="4" w:space="0" w:color="000000"/>
+            <w:bottom w:val="single" w:sz="4" w:space="0" w:color="000000"/>
+            <w:right w:val="single" w:sz="4" w:space="0" w:color="000000"/>
+            <w:insideH w:val="single" w:sz="4" w:space="0" w:color="000000"/>
+            <w:insideV w:val="single" w:sz="4" w:space="0" w:color="000000"/>
           </w:tblBorders>
+          <w:tblLayout w:type="fixed"/>
           <w:tblCellMar>
             <w:top w:w="0" w:type="dxa"/>
             <w:left w:w="0" w:type="dxa"/>
@@ -269,7 +273,7 @@
           </w:tblCellMar>
         </w:tblPrEx>
         <w:trPr>
-          <w:trHeight w:val="981" w:hRule="atLeast"/>
+          <w:trHeight w:val="981"/>
           <w:jc w:val="center"/>
         </w:trPr>
         <w:tc>
@@ -279,7 +283,7 @@
           </w:tcPr>
           <w:p>
             <w:pPr>
-              <w:pStyle w:val="25"/>
+              <w:pStyle w:val="TableText"/>
               <w:keepNext w:val="0"/>
               <w:keepLines w:val="0"/>
               <w:pageBreakBefore w:val="0"/>
@@ -316,7 +320,7 @@
           </w:tcPr>
           <w:p>
             <w:pPr>
-              <w:pStyle w:val="25"/>
+              <w:pStyle w:val="TableText"/>
               <w:keepNext w:val="0"/>
               <w:keepLines w:val="0"/>
               <w:pageBreakBefore w:val="0"/>
@@ -346,21 +350,16 @@
               <w:rPr>
                 <w:spacing w:val="-2"/>
               </w:rPr>
-              <w:t>内部审核报告（GSGB-ITSS-NBSHBG）</w:t>
+              <w:t>内部审核报告（ZDFJT-ITSS-NBSHBG）</w:t>
             </w:r>
           </w:p>
         </w:tc>
       </w:tr>
       <w:tr>
         <w:tblPrEx>
-          <w:tblBorders>
-            <w:top w:val="single" w:color="000000" w:sz="4" w:space="0"/>
-            <w:left w:val="single" w:color="000000" w:sz="4" w:space="0"/>
-            <w:bottom w:val="single" w:color="000000" w:sz="4" w:space="0"/>
-            <w:right w:val="single" w:color="000000" w:sz="4" w:space="0"/>
-            <w:insideH w:val="single" w:color="000000" w:sz="4" w:space="0"/>
-            <w:insideV w:val="single" w:color="000000" w:sz="4" w:space="0"/>
-          </w:tblBorders>
+          <w:tblW w:w="9150" w:type="dxa"/>
+          <w:jc w:val="center"/>
+          <w:tblLayout w:type="fixed"/>
           <w:tblCellMar>
             <w:top w:w="0" w:type="dxa"/>
             <w:left w:w="0" w:type="dxa"/>
@@ -369,7 +368,7 @@
           </w:tblCellMar>
         </w:tblPrEx>
         <w:trPr>
-          <w:trHeight w:val="606" w:hRule="atLeast"/>
+          <w:trHeight w:val="606"/>
           <w:jc w:val="center"/>
         </w:trPr>
         <w:tc>
@@ -379,7 +378,7 @@
           </w:tcPr>
           <w:p>
             <w:pPr>
-              <w:pStyle w:val="25"/>
+              <w:pStyle w:val="TableText"/>
               <w:keepNext w:val="0"/>
               <w:keepLines w:val="0"/>
               <w:pageBreakBefore w:val="0"/>
@@ -412,7 +411,7 @@
           </w:tcPr>
           <w:p>
             <w:pPr>
-              <w:pStyle w:val="25"/>
+              <w:pStyle w:val="TableText"/>
               <w:keepNext w:val="0"/>
               <w:keepLines w:val="0"/>
               <w:pageBreakBefore w:val="0"/>
@@ -434,21 +433,16 @@
               <w:rPr>
                 <w:spacing w:val="-1"/>
               </w:rPr>
-              <w:t>甘肃国邦信息科技有限公司</w:t>
+              <w:t>中达丰集团有限公司</w:t>
             </w:r>
           </w:p>
         </w:tc>
       </w:tr>
       <w:tr>
         <w:tblPrEx>
-          <w:tblBorders>
-            <w:top w:val="single" w:color="000000" w:sz="4" w:space="0"/>
-            <w:left w:val="single" w:color="000000" w:sz="4" w:space="0"/>
-            <w:bottom w:val="single" w:color="000000" w:sz="4" w:space="0"/>
-            <w:right w:val="single" w:color="000000" w:sz="4" w:space="0"/>
-            <w:insideH w:val="single" w:color="000000" w:sz="4" w:space="0"/>
-            <w:insideV w:val="single" w:color="000000" w:sz="4" w:space="0"/>
-          </w:tblBorders>
+          <w:tblW w:w="9150" w:type="dxa"/>
+          <w:jc w:val="center"/>
+          <w:tblLayout w:type="fixed"/>
           <w:tblCellMar>
             <w:top w:w="0" w:type="dxa"/>
             <w:left w:w="0" w:type="dxa"/>
@@ -457,7 +451,7 @@
           </w:tblCellMar>
         </w:tblPrEx>
         <w:trPr>
-          <w:trHeight w:val="606" w:hRule="atLeast"/>
+          <w:trHeight w:val="606"/>
           <w:jc w:val="center"/>
         </w:trPr>
         <w:tc>
@@ -467,7 +461,7 @@
           </w:tcPr>
           <w:p>
             <w:pPr>
-              <w:pStyle w:val="25"/>
+              <w:pStyle w:val="TableText"/>
               <w:keepNext w:val="0"/>
               <w:keepLines w:val="0"/>
               <w:pageBreakBefore w:val="0"/>
@@ -500,7 +494,7 @@
           </w:tcPr>
           <w:p>
             <w:pPr>
-              <w:pStyle w:val="25"/>
+              <w:pStyle w:val="TableText"/>
               <w:keepNext w:val="0"/>
               <w:keepLines w:val="0"/>
               <w:pageBreakBefore w:val="0"/>
@@ -529,14 +523,9 @@
       </w:tr>
       <w:tr>
         <w:tblPrEx>
-          <w:tblBorders>
-            <w:top w:val="single" w:color="000000" w:sz="4" w:space="0"/>
-            <w:left w:val="single" w:color="000000" w:sz="4" w:space="0"/>
-            <w:bottom w:val="single" w:color="000000" w:sz="4" w:space="0"/>
-            <w:right w:val="single" w:color="000000" w:sz="4" w:space="0"/>
-            <w:insideH w:val="single" w:color="000000" w:sz="4" w:space="0"/>
-            <w:insideV w:val="single" w:color="000000" w:sz="4" w:space="0"/>
-          </w:tblBorders>
+          <w:tblW w:w="9150" w:type="dxa"/>
+          <w:jc w:val="center"/>
+          <w:tblLayout w:type="fixed"/>
           <w:tblCellMar>
             <w:top w:w="0" w:type="dxa"/>
             <w:left w:w="0" w:type="dxa"/>
@@ -545,7 +534,7 @@
           </w:tblCellMar>
         </w:tblPrEx>
         <w:trPr>
-          <w:trHeight w:val="606" w:hRule="atLeast"/>
+          <w:trHeight w:val="606"/>
           <w:jc w:val="center"/>
         </w:trPr>
         <w:tc>
@@ -554,7 +543,7 @@
           </w:tcPr>
           <w:p>
             <w:pPr>
-              <w:pStyle w:val="25"/>
+              <w:pStyle w:val="TableText"/>
               <w:keepNext w:val="0"/>
               <w:keepLines w:val="0"/>
               <w:pageBreakBefore w:val="0"/>
@@ -585,7 +574,7 @@
           </w:tcPr>
           <w:p>
             <w:pPr>
-              <w:pStyle w:val="25"/>
+              <w:pStyle w:val="TableText"/>
               <w:keepNext w:val="0"/>
               <w:keepLines w:val="0"/>
               <w:pageBreakBefore w:val="0"/>
@@ -617,7 +606,7 @@
           </w:tcPr>
           <w:p>
             <w:pPr>
-              <w:pStyle w:val="25"/>
+              <w:pStyle w:val="TableText"/>
               <w:keepNext w:val="0"/>
               <w:keepLines w:val="0"/>
               <w:pageBreakBefore w:val="0"/>
@@ -649,7 +638,7 @@
           </w:tcPr>
           <w:p>
             <w:pPr>
-              <w:pStyle w:val="25"/>
+              <w:pStyle w:val="TableText"/>
               <w:keepNext w:val="0"/>
               <w:keepLines w:val="0"/>
               <w:pageBreakBefore w:val="0"/>
@@ -681,7 +670,7 @@
           </w:tcPr>
           <w:p>
             <w:pPr>
-              <w:pStyle w:val="25"/>
+              <w:pStyle w:val="TableText"/>
               <w:keepNext w:val="0"/>
               <w:keepLines w:val="0"/>
               <w:pageBreakBefore w:val="0"/>
@@ -710,14 +699,9 @@
       </w:tr>
       <w:tr>
         <w:tblPrEx>
-          <w:tblBorders>
-            <w:top w:val="single" w:color="000000" w:sz="4" w:space="0"/>
-            <w:left w:val="single" w:color="000000" w:sz="4" w:space="0"/>
-            <w:bottom w:val="single" w:color="000000" w:sz="4" w:space="0"/>
-            <w:right w:val="single" w:color="000000" w:sz="4" w:space="0"/>
-            <w:insideH w:val="single" w:color="000000" w:sz="4" w:space="0"/>
-            <w:insideV w:val="single" w:color="000000" w:sz="4" w:space="0"/>
-          </w:tblBorders>
+          <w:tblW w:w="9150" w:type="dxa"/>
+          <w:jc w:val="center"/>
+          <w:tblLayout w:type="fixed"/>
           <w:tblCellMar>
             <w:top w:w="0" w:type="dxa"/>
             <w:left w:w="0" w:type="dxa"/>
@@ -726,7 +710,7 @@
           </w:tblCellMar>
         </w:tblPrEx>
         <w:trPr>
-          <w:trHeight w:val="488" w:hRule="atLeast"/>
+          <w:trHeight w:val="488"/>
           <w:jc w:val="center"/>
         </w:trPr>
         <w:tc>
@@ -735,7 +719,7 @@
           </w:tcPr>
           <w:p>
             <w:pPr>
-              <w:pStyle w:val="25"/>
+              <w:pStyle w:val="TableText"/>
               <w:keepNext w:val="0"/>
               <w:keepLines w:val="0"/>
               <w:pageBreakBefore w:val="0"/>
@@ -767,7 +751,7 @@
           </w:tcPr>
           <w:p>
             <w:pPr>
-              <w:pStyle w:val="25"/>
+              <w:pStyle w:val="TableText"/>
               <w:keepNext w:val="0"/>
               <w:keepLines w:val="0"/>
               <w:pageBreakBefore w:val="0"/>
@@ -785,7 +769,7 @@
               <w:ind w:left="313"/>
               <w:textAlignment w:val="baseline"/>
               <w:rPr>
-                <w:rFonts w:hint="default" w:eastAsia="宋体"/>
+                <w:rFonts w:eastAsia="宋体" w:hint="default"/>
                 <w:lang w:val="en-US" w:eastAsia="zh-CN"/>
               </w:rPr>
             </w:pPr>
@@ -825,7 +809,7 @@
           </w:tcPr>
           <w:p>
             <w:pPr>
-              <w:pStyle w:val="25"/>
+              <w:pStyle w:val="TableText"/>
               <w:keepNext w:val="0"/>
               <w:keepLines w:val="0"/>
               <w:pageBreakBefore w:val="0"/>
@@ -857,7 +841,7 @@
           </w:tcPr>
           <w:p>
             <w:pPr>
-              <w:pStyle w:val="25"/>
+              <w:pStyle w:val="TableText"/>
               <w:keepNext w:val="0"/>
               <w:keepLines w:val="0"/>
               <w:pageBreakBefore w:val="0"/>
@@ -875,7 +859,7 @@
               <w:ind w:left="639"/>
               <w:textAlignment w:val="baseline"/>
               <w:rPr>
-                <w:rFonts w:hint="eastAsia" w:eastAsia="宋体"/>
+                <w:rFonts w:eastAsia="宋体" w:hint="eastAsia"/>
                 <w:lang w:val="en-US" w:eastAsia="zh-CN"/>
               </w:rPr>
             </w:pPr>
@@ -884,7 +868,7 @@
                 <w:rFonts w:hint="eastAsia"/>
                 <w:lang w:val="en-US" w:eastAsia="zh-CN"/>
               </w:rPr>
-              <w:t>金文莉</w:t>
+              <w:t>李平</w:t>
             </w:r>
           </w:p>
         </w:tc>
@@ -894,7 +878,7 @@
           </w:tcPr>
           <w:p>
             <w:pPr>
-              <w:pStyle w:val="25"/>
+              <w:pStyle w:val="TableText"/>
               <w:keepNext w:val="0"/>
               <w:keepLines w:val="0"/>
               <w:pageBreakBefore w:val="0"/>
@@ -912,7 +896,7 @@
               <w:ind w:left="429"/>
               <w:textAlignment w:val="baseline"/>
               <w:rPr>
-                <w:rFonts w:hint="eastAsia" w:eastAsia="宋体"/>
+                <w:rFonts w:eastAsia="宋体" w:hint="eastAsia"/>
                 <w:lang w:eastAsia="zh-CN"/>
               </w:rPr>
             </w:pPr>
@@ -922,21 +906,16 @@
                 <w:spacing w:val="-3"/>
                 <w:lang w:val="en-US" w:eastAsia="zh-CN"/>
               </w:rPr>
-              <w:t>黄益溪</w:t>
+              <w:t>吴向阳</w:t>
             </w:r>
           </w:p>
         </w:tc>
       </w:tr>
       <w:tr>
         <w:tblPrEx>
-          <w:tblBorders>
-            <w:top w:val="single" w:color="000000" w:sz="4" w:space="0"/>
-            <w:left w:val="single" w:color="000000" w:sz="4" w:space="0"/>
-            <w:bottom w:val="single" w:color="000000" w:sz="4" w:space="0"/>
-            <w:right w:val="single" w:color="000000" w:sz="4" w:space="0"/>
-            <w:insideH w:val="single" w:color="000000" w:sz="4" w:space="0"/>
-            <w:insideV w:val="single" w:color="000000" w:sz="4" w:space="0"/>
-          </w:tblBorders>
+          <w:tblW w:w="9150" w:type="dxa"/>
+          <w:jc w:val="center"/>
+          <w:tblLayout w:type="fixed"/>
           <w:tblCellMar>
             <w:top w:w="0" w:type="dxa"/>
             <w:left w:w="0" w:type="dxa"/>
@@ -945,7 +924,7 @@
           </w:tblCellMar>
         </w:tblPrEx>
         <w:trPr>
-          <w:trHeight w:val="528" w:hRule="atLeast"/>
+          <w:trHeight w:val="528"/>
           <w:jc w:val="center"/>
         </w:trPr>
         <w:tc>
@@ -1086,14 +1065,9 @@
       </w:tr>
       <w:tr>
         <w:tblPrEx>
-          <w:tblBorders>
-            <w:top w:val="single" w:color="000000" w:sz="4" w:space="0"/>
-            <w:left w:val="single" w:color="000000" w:sz="4" w:space="0"/>
-            <w:bottom w:val="single" w:color="000000" w:sz="4" w:space="0"/>
-            <w:right w:val="single" w:color="000000" w:sz="4" w:space="0"/>
-            <w:insideH w:val="single" w:color="000000" w:sz="4" w:space="0"/>
-            <w:insideV w:val="single" w:color="000000" w:sz="4" w:space="0"/>
-          </w:tblBorders>
+          <w:tblW w:w="9150" w:type="dxa"/>
+          <w:jc w:val="center"/>
+          <w:tblLayout w:type="fixed"/>
           <w:tblCellMar>
             <w:top w:w="0" w:type="dxa"/>
             <w:left w:w="0" w:type="dxa"/>
@@ -1102,7 +1076,7 @@
           </w:tblCellMar>
         </w:tblPrEx>
         <w:trPr>
-          <w:trHeight w:val="589" w:hRule="atLeast"/>
+          <w:trHeight w:val="589"/>
           <w:jc w:val="center"/>
         </w:trPr>
         <w:tc>
@@ -1244,7 +1218,7 @@
     </w:tbl>
     <w:p>
       <w:pPr>
-        <w:pStyle w:val="12"/>
+        <w:pStyle w:val="BodyText"/>
         <w:keepNext w:val="0"/>
         <w:keepLines w:val="0"/>
         <w:pageBreakBefore w:val="0"/>
@@ -1280,13 +1254,13 @@
         <w:sectPr>
           <w:pgSz w:w="11906" w:h="16839"/>
           <w:pgMar w:top="1431" w:right="1150" w:bottom="0" w:left="1595" w:header="0" w:footer="0" w:gutter="0"/>
-          <w:cols w:space="720" w:num="1"/>
+          <w:cols w:num="1" w:space="720"/>
         </w:sectPr>
       </w:pPr>
     </w:p>
     <w:p>
       <w:pPr>
-        <w:pStyle w:val="12"/>
+        <w:pStyle w:val="BodyText"/>
         <w:keepNext w:val="0"/>
         <w:keepLines w:val="0"/>
         <w:pageBreakBefore w:val="0"/>
@@ -1307,7 +1281,7 @@
     <w:sdt>
       <w:sdtPr>
         <w:rPr>
-          <w:rFonts w:hint="eastAsia" w:ascii="Microsoft JhengHei" w:hAnsi="Microsoft JhengHei" w:eastAsia="Microsoft JhengHei" w:cs="Microsoft JhengHei"/>
+          <w:rFonts w:ascii="Microsoft JhengHei" w:eastAsia="Microsoft JhengHei" w:hAnsi="Microsoft JhengHei" w:cs="Microsoft JhengHei" w:hint="eastAsia"/>
           <w:snapToGrid w:val="0"/>
           <w:color w:val="000000"/>
           <w:kern w:val="0"/>
@@ -1323,7 +1297,7 @@
       </w:sdtPr>
       <w:sdtEndPr>
         <w:rPr>
-          <w:rFonts w:hint="eastAsia" w:ascii="Microsoft JhengHei" w:hAnsi="Microsoft JhengHei" w:eastAsia="Microsoft JhengHei" w:cs="Microsoft JhengHei"/>
+          <w:rFonts w:ascii="Microsoft JhengHei" w:eastAsia="Microsoft JhengHei" w:hAnsi="Microsoft JhengHei" w:cs="Microsoft JhengHei" w:hint="eastAsia"/>
           <w:snapToGrid w:val="0"/>
           <w:color w:val="000000"/>
           <w:kern w:val="0"/>
@@ -1349,18 +1323,18 @@
             <w:adjustRightInd w:val="0"/>
             <w:snapToGrid w:val="0"/>
             <w:spacing w:before="0" w:beforeLines="0" w:after="0" w:afterLines="0" w:line="240" w:lineRule="auto"/>
-            <w:ind w:left="0" w:leftChars="0" w:right="0" w:rightChars="0" w:firstLine="0" w:firstLineChars="0"/>
+            <w:ind w:left="0" w:right="0" w:firstLine="0" w:leftChars="0" w:rightChars="0" w:firstLineChars="0"/>
             <w:jc w:val="center"/>
             <w:textAlignment w:val="baseline"/>
             <w:rPr>
-              <w:rFonts w:hint="eastAsia" w:ascii="Microsoft JhengHei" w:hAnsi="Microsoft JhengHei" w:eastAsia="Microsoft JhengHei" w:cs="Microsoft JhengHei"/>
+              <w:rFonts w:ascii="Microsoft JhengHei" w:eastAsia="Microsoft JhengHei" w:hAnsi="Microsoft JhengHei" w:cs="Microsoft JhengHei" w:hint="eastAsia"/>
               <w:sz w:val="24"/>
               <w:szCs w:val="24"/>
             </w:rPr>
           </w:pPr>
           <w:r>
             <w:rPr>
-              <w:rFonts w:hint="eastAsia" w:ascii="Microsoft JhengHei" w:hAnsi="Microsoft JhengHei" w:eastAsia="Microsoft JhengHei" w:cs="Microsoft JhengHei"/>
+              <w:rFonts w:ascii="Microsoft JhengHei" w:eastAsia="Microsoft JhengHei" w:hAnsi="Microsoft JhengHei" w:cs="Microsoft JhengHei" w:hint="eastAsia"/>
               <w:sz w:val="24"/>
               <w:szCs w:val="24"/>
             </w:rPr>
@@ -1369,7 +1343,7 @@
         </w:p>
         <w:p>
           <w:pPr>
-            <w:pStyle w:val="16"/>
+            <w:pStyle w:val="TOC1"/>
             <w:keepNext w:val="0"/>
             <w:keepLines w:val="0"/>
             <w:pageBreakBefore w:val="0"/>
@@ -1390,7 +1364,7 @@
           </w:pPr>
           <w:r>
             <w:rPr>
-              <w:rFonts w:hint="eastAsia" w:ascii="Microsoft JhengHei" w:hAnsi="Microsoft JhengHei" w:eastAsia="Microsoft JhengHei" w:cs="Microsoft JhengHei"/>
+              <w:rFonts w:ascii="Microsoft JhengHei" w:eastAsia="Microsoft JhengHei" w:hAnsi="Microsoft JhengHei" w:cs="Microsoft JhengHei" w:hint="eastAsia"/>
               <w:sz w:val="24"/>
               <w:szCs w:val="24"/>
             </w:rPr>
@@ -1398,7 +1372,7 @@
           </w:r>
           <w:r>
             <w:rPr>
-              <w:rFonts w:hint="eastAsia" w:ascii="Microsoft JhengHei" w:hAnsi="Microsoft JhengHei" w:eastAsia="Microsoft JhengHei" w:cs="Microsoft JhengHei"/>
+              <w:rFonts w:ascii="Microsoft JhengHei" w:eastAsia="Microsoft JhengHei" w:hAnsi="Microsoft JhengHei" w:cs="Microsoft JhengHei" w:hint="eastAsia"/>
               <w:sz w:val="24"/>
               <w:szCs w:val="24"/>
             </w:rPr>
@@ -1406,7 +1380,7 @@
           </w:r>
           <w:r>
             <w:rPr>
-              <w:rFonts w:hint="eastAsia" w:ascii="Microsoft JhengHei" w:hAnsi="Microsoft JhengHei" w:eastAsia="Microsoft JhengHei" w:cs="Microsoft JhengHei"/>
+              <w:rFonts w:ascii="Microsoft JhengHei" w:eastAsia="Microsoft JhengHei" w:hAnsi="Microsoft JhengHei" w:cs="Microsoft JhengHei" w:hint="eastAsia"/>
               <w:sz w:val="24"/>
               <w:szCs w:val="24"/>
             </w:rPr>
@@ -1414,21 +1388,21 @@
           </w:r>
           <w:r>
             <w:rPr>
-              <w:rFonts w:hint="eastAsia" w:ascii="Microsoft JhengHei" w:hAnsi="Microsoft JhengHei" w:eastAsia="Microsoft JhengHei" w:cs="Microsoft JhengHei"/>
+              <w:rFonts w:ascii="Microsoft JhengHei" w:eastAsia="Microsoft JhengHei" w:hAnsi="Microsoft JhengHei" w:cs="Microsoft JhengHei" w:hint="eastAsia"/>
               <w:szCs w:val="24"/>
             </w:rPr>
             <w:fldChar w:fldCharType="begin"/>
           </w:r>
           <w:r>
             <w:rPr>
-              <w:rFonts w:hint="eastAsia" w:ascii="Microsoft JhengHei" w:hAnsi="Microsoft JhengHei" w:eastAsia="Microsoft JhengHei" w:cs="Microsoft JhengHei"/>
+              <w:rFonts w:ascii="Microsoft JhengHei" w:eastAsia="Microsoft JhengHei" w:hAnsi="Microsoft JhengHei" w:cs="Microsoft JhengHei" w:hint="eastAsia"/>
               <w:szCs w:val="24"/>
             </w:rPr>
             <w:instrText xml:space="preserve"> HYPERLINK \l _Toc18161 </w:instrText>
           </w:r>
           <w:r>
             <w:rPr>
-              <w:rFonts w:hint="eastAsia" w:ascii="Microsoft JhengHei" w:hAnsi="Microsoft JhengHei" w:eastAsia="Microsoft JhengHei" w:cs="Microsoft JhengHei"/>
+              <w:rFonts w:ascii="Microsoft JhengHei" w:eastAsia="Microsoft JhengHei" w:hAnsi="Microsoft JhengHei" w:cs="Microsoft JhengHei" w:hint="eastAsia"/>
               <w:szCs w:val="24"/>
             </w:rPr>
             <w:fldChar w:fldCharType="separate"/>
@@ -1463,7 +1437,7 @@
           </w:r>
           <w:r>
             <w:rPr>
-              <w:rFonts w:hint="eastAsia" w:ascii="Microsoft JhengHei" w:hAnsi="Microsoft JhengHei" w:eastAsia="Microsoft JhengHei" w:cs="Microsoft JhengHei"/>
+              <w:rFonts w:ascii="Microsoft JhengHei" w:eastAsia="Microsoft JhengHei" w:hAnsi="Microsoft JhengHei" w:cs="Microsoft JhengHei" w:hint="eastAsia"/>
               <w:szCs w:val="24"/>
             </w:rPr>
             <w:fldChar w:fldCharType="end"/>
@@ -1471,7 +1445,7 @@
         </w:p>
         <w:p>
           <w:pPr>
-            <w:pStyle w:val="16"/>
+            <w:pStyle w:val="TOC1"/>
             <w:keepNext w:val="0"/>
             <w:keepLines w:val="0"/>
             <w:pageBreakBefore w:val="0"/>
@@ -1492,27 +1466,27 @@
           </w:pPr>
           <w:r>
             <w:rPr>
-              <w:rFonts w:hint="eastAsia" w:ascii="Microsoft JhengHei" w:hAnsi="Microsoft JhengHei" w:eastAsia="Microsoft JhengHei" w:cs="Microsoft JhengHei"/>
+              <w:rFonts w:ascii="Microsoft JhengHei" w:eastAsia="Microsoft JhengHei" w:hAnsi="Microsoft JhengHei" w:cs="Microsoft JhengHei" w:hint="eastAsia"/>
               <w:szCs w:val="24"/>
             </w:rPr>
             <w:fldChar w:fldCharType="begin"/>
           </w:r>
           <w:r>
             <w:rPr>
-              <w:rFonts w:hint="eastAsia" w:ascii="Microsoft JhengHei" w:hAnsi="Microsoft JhengHei" w:eastAsia="Microsoft JhengHei" w:cs="Microsoft JhengHei"/>
+              <w:rFonts w:ascii="Microsoft JhengHei" w:eastAsia="Microsoft JhengHei" w:hAnsi="Microsoft JhengHei" w:cs="Microsoft JhengHei" w:hint="eastAsia"/>
               <w:szCs w:val="24"/>
             </w:rPr>
             <w:instrText xml:space="preserve"> HYPERLINK \l _Toc30858 </w:instrText>
           </w:r>
           <w:r>
             <w:rPr>
-              <w:rFonts w:hint="eastAsia" w:ascii="Microsoft JhengHei" w:hAnsi="Microsoft JhengHei" w:eastAsia="Microsoft JhengHei" w:cs="Microsoft JhengHei"/>
+              <w:rFonts w:ascii="Microsoft JhengHei" w:eastAsia="Microsoft JhengHei" w:hAnsi="Microsoft JhengHei" w:cs="Microsoft JhengHei" w:hint="eastAsia"/>
               <w:szCs w:val="24"/>
             </w:rPr>
             <w:fldChar w:fldCharType="separate"/>
           </w:r>
           <w:r>
-            <w:t>甘肃国邦信息科技有限公司</w:t>
+            <w:t>中达丰集团有限公司</w:t>
           </w:r>
           <w:r>
             <w:tab/>
@@ -1534,7 +1508,7 @@
           </w:r>
           <w:r>
             <w:rPr>
-              <w:rFonts w:hint="eastAsia" w:ascii="Microsoft JhengHei" w:hAnsi="Microsoft JhengHei" w:eastAsia="Microsoft JhengHei" w:cs="Microsoft JhengHei"/>
+              <w:rFonts w:ascii="Microsoft JhengHei" w:eastAsia="Microsoft JhengHei" w:hAnsi="Microsoft JhengHei" w:cs="Microsoft JhengHei" w:hint="eastAsia"/>
               <w:szCs w:val="24"/>
             </w:rPr>
             <w:fldChar w:fldCharType="end"/>
@@ -1542,7 +1516,7 @@
         </w:p>
         <w:p>
           <w:pPr>
-            <w:pStyle w:val="16"/>
+            <w:pStyle w:val="TOC1"/>
             <w:keepNext w:val="0"/>
             <w:keepLines w:val="0"/>
             <w:pageBreakBefore w:val="0"/>
@@ -1563,21 +1537,21 @@
           </w:pPr>
           <w:r>
             <w:rPr>
-              <w:rFonts w:hint="eastAsia" w:ascii="Microsoft JhengHei" w:hAnsi="Microsoft JhengHei" w:eastAsia="Microsoft JhengHei" w:cs="Microsoft JhengHei"/>
+              <w:rFonts w:ascii="Microsoft JhengHei" w:eastAsia="Microsoft JhengHei" w:hAnsi="Microsoft JhengHei" w:cs="Microsoft JhengHei" w:hint="eastAsia"/>
               <w:szCs w:val="24"/>
             </w:rPr>
             <w:fldChar w:fldCharType="begin"/>
           </w:r>
           <w:r>
             <w:rPr>
-              <w:rFonts w:hint="eastAsia" w:ascii="Microsoft JhengHei" w:hAnsi="Microsoft JhengHei" w:eastAsia="Microsoft JhengHei" w:cs="Microsoft JhengHei"/>
+              <w:rFonts w:ascii="Microsoft JhengHei" w:eastAsia="Microsoft JhengHei" w:hAnsi="Microsoft JhengHei" w:cs="Microsoft JhengHei" w:hint="eastAsia"/>
               <w:szCs w:val="24"/>
             </w:rPr>
             <w:instrText xml:space="preserve"> HYPERLINK \l _Toc4914 </w:instrText>
           </w:r>
           <w:r>
             <w:rPr>
-              <w:rFonts w:hint="eastAsia" w:ascii="Microsoft JhengHei" w:hAnsi="Microsoft JhengHei" w:eastAsia="Microsoft JhengHei" w:cs="Microsoft JhengHei"/>
+              <w:rFonts w:ascii="Microsoft JhengHei" w:eastAsia="Microsoft JhengHei" w:hAnsi="Microsoft JhengHei" w:cs="Microsoft JhengHei" w:hint="eastAsia"/>
               <w:szCs w:val="24"/>
             </w:rPr>
             <w:fldChar w:fldCharType="separate"/>
@@ -1615,7 +1589,7 @@
           </w:r>
           <w:r>
             <w:rPr>
-              <w:rFonts w:hint="eastAsia" w:ascii="Microsoft JhengHei" w:hAnsi="Microsoft JhengHei" w:eastAsia="Microsoft JhengHei" w:cs="Microsoft JhengHei"/>
+              <w:rFonts w:ascii="Microsoft JhengHei" w:eastAsia="Microsoft JhengHei" w:hAnsi="Microsoft JhengHei" w:cs="Microsoft JhengHei" w:hint="eastAsia"/>
               <w:szCs w:val="24"/>
             </w:rPr>
             <w:fldChar w:fldCharType="end"/>
@@ -1623,7 +1597,7 @@
         </w:p>
         <w:p>
           <w:pPr>
-            <w:pStyle w:val="16"/>
+            <w:pStyle w:val="TOC1"/>
             <w:keepNext w:val="0"/>
             <w:keepLines w:val="0"/>
             <w:pageBreakBefore w:val="0"/>
@@ -1644,21 +1618,21 @@
           </w:pPr>
           <w:r>
             <w:rPr>
-              <w:rFonts w:hint="eastAsia" w:ascii="Microsoft JhengHei" w:hAnsi="Microsoft JhengHei" w:eastAsia="Microsoft JhengHei" w:cs="Microsoft JhengHei"/>
+              <w:rFonts w:ascii="Microsoft JhengHei" w:eastAsia="Microsoft JhengHei" w:hAnsi="Microsoft JhengHei" w:cs="Microsoft JhengHei" w:hint="eastAsia"/>
               <w:szCs w:val="24"/>
             </w:rPr>
             <w:fldChar w:fldCharType="begin"/>
           </w:r>
           <w:r>
             <w:rPr>
-              <w:rFonts w:hint="eastAsia" w:ascii="Microsoft JhengHei" w:hAnsi="Microsoft JhengHei" w:eastAsia="Microsoft JhengHei" w:cs="Microsoft JhengHei"/>
+              <w:rFonts w:ascii="Microsoft JhengHei" w:eastAsia="Microsoft JhengHei" w:hAnsi="Microsoft JhengHei" w:cs="Microsoft JhengHei" w:hint="eastAsia"/>
               <w:szCs w:val="24"/>
             </w:rPr>
             <w:instrText xml:space="preserve"> HYPERLINK \l _Toc1932 </w:instrText>
           </w:r>
           <w:r>
             <w:rPr>
-              <w:rFonts w:hint="eastAsia" w:ascii="Microsoft JhengHei" w:hAnsi="Microsoft JhengHei" w:eastAsia="Microsoft JhengHei" w:cs="Microsoft JhengHei"/>
+              <w:rFonts w:ascii="Microsoft JhengHei" w:eastAsia="Microsoft JhengHei" w:hAnsi="Microsoft JhengHei" w:cs="Microsoft JhengHei" w:hint="eastAsia"/>
               <w:szCs w:val="24"/>
             </w:rPr>
             <w:fldChar w:fldCharType="separate"/>
@@ -1696,7 +1670,7 @@
           </w:r>
           <w:r>
             <w:rPr>
-              <w:rFonts w:hint="eastAsia" w:ascii="Microsoft JhengHei" w:hAnsi="Microsoft JhengHei" w:eastAsia="Microsoft JhengHei" w:cs="Microsoft JhengHei"/>
+              <w:rFonts w:ascii="Microsoft JhengHei" w:eastAsia="Microsoft JhengHei" w:hAnsi="Microsoft JhengHei" w:cs="Microsoft JhengHei" w:hint="eastAsia"/>
               <w:szCs w:val="24"/>
             </w:rPr>
             <w:fldChar w:fldCharType="end"/>
@@ -1704,7 +1678,7 @@
         </w:p>
         <w:p>
           <w:pPr>
-            <w:pStyle w:val="16"/>
+            <w:pStyle w:val="TOC1"/>
             <w:keepNext w:val="0"/>
             <w:keepLines w:val="0"/>
             <w:pageBreakBefore w:val="0"/>
@@ -1725,21 +1699,21 @@
           </w:pPr>
           <w:r>
             <w:rPr>
-              <w:rFonts w:hint="eastAsia" w:ascii="Microsoft JhengHei" w:hAnsi="Microsoft JhengHei" w:eastAsia="Microsoft JhengHei" w:cs="Microsoft JhengHei"/>
+              <w:rFonts w:ascii="Microsoft JhengHei" w:eastAsia="Microsoft JhengHei" w:hAnsi="Microsoft JhengHei" w:cs="Microsoft JhengHei" w:hint="eastAsia"/>
               <w:szCs w:val="24"/>
             </w:rPr>
             <w:fldChar w:fldCharType="begin"/>
           </w:r>
           <w:r>
             <w:rPr>
-              <w:rFonts w:hint="eastAsia" w:ascii="Microsoft JhengHei" w:hAnsi="Microsoft JhengHei" w:eastAsia="Microsoft JhengHei" w:cs="Microsoft JhengHei"/>
+              <w:rFonts w:ascii="Microsoft JhengHei" w:eastAsia="Microsoft JhengHei" w:hAnsi="Microsoft JhengHei" w:cs="Microsoft JhengHei" w:hint="eastAsia"/>
               <w:szCs w:val="24"/>
             </w:rPr>
             <w:instrText xml:space="preserve"> HYPERLINK \l _Toc9596 </w:instrText>
           </w:r>
           <w:r>
             <w:rPr>
-              <w:rFonts w:hint="eastAsia" w:ascii="Microsoft JhengHei" w:hAnsi="Microsoft JhengHei" w:eastAsia="Microsoft JhengHei" w:cs="Microsoft JhengHei"/>
+              <w:rFonts w:ascii="Microsoft JhengHei" w:eastAsia="Microsoft JhengHei" w:hAnsi="Microsoft JhengHei" w:cs="Microsoft JhengHei" w:hint="eastAsia"/>
               <w:szCs w:val="24"/>
             </w:rPr>
             <w:fldChar w:fldCharType="separate"/>
@@ -1777,7 +1751,7 @@
           </w:r>
           <w:r>
             <w:rPr>
-              <w:rFonts w:hint="eastAsia" w:ascii="Microsoft JhengHei" w:hAnsi="Microsoft JhengHei" w:eastAsia="Microsoft JhengHei" w:cs="Microsoft JhengHei"/>
+              <w:rFonts w:ascii="Microsoft JhengHei" w:eastAsia="Microsoft JhengHei" w:hAnsi="Microsoft JhengHei" w:cs="Microsoft JhengHei" w:hint="eastAsia"/>
               <w:szCs w:val="24"/>
             </w:rPr>
             <w:fldChar w:fldCharType="end"/>
@@ -1785,7 +1759,7 @@
         </w:p>
         <w:p>
           <w:pPr>
-            <w:pStyle w:val="16"/>
+            <w:pStyle w:val="TOC1"/>
             <w:keepNext w:val="0"/>
             <w:keepLines w:val="0"/>
             <w:pageBreakBefore w:val="0"/>
@@ -1806,21 +1780,21 @@
           </w:pPr>
           <w:r>
             <w:rPr>
-              <w:rFonts w:hint="eastAsia" w:ascii="Microsoft JhengHei" w:hAnsi="Microsoft JhengHei" w:eastAsia="Microsoft JhengHei" w:cs="Microsoft JhengHei"/>
+              <w:rFonts w:ascii="Microsoft JhengHei" w:eastAsia="Microsoft JhengHei" w:hAnsi="Microsoft JhengHei" w:cs="Microsoft JhengHei" w:hint="eastAsia"/>
               <w:szCs w:val="24"/>
             </w:rPr>
             <w:fldChar w:fldCharType="begin"/>
           </w:r>
           <w:r>
             <w:rPr>
-              <w:rFonts w:hint="eastAsia" w:ascii="Microsoft JhengHei" w:hAnsi="Microsoft JhengHei" w:eastAsia="Microsoft JhengHei" w:cs="Microsoft JhengHei"/>
+              <w:rFonts w:ascii="Microsoft JhengHei" w:eastAsia="Microsoft JhengHei" w:hAnsi="Microsoft JhengHei" w:cs="Microsoft JhengHei" w:hint="eastAsia"/>
               <w:szCs w:val="24"/>
             </w:rPr>
             <w:instrText xml:space="preserve"> HYPERLINK \l _Toc17125 </w:instrText>
           </w:r>
           <w:r>
             <w:rPr>
-              <w:rFonts w:hint="eastAsia" w:ascii="Microsoft JhengHei" w:hAnsi="Microsoft JhengHei" w:eastAsia="Microsoft JhengHei" w:cs="Microsoft JhengHei"/>
+              <w:rFonts w:ascii="Microsoft JhengHei" w:eastAsia="Microsoft JhengHei" w:hAnsi="Microsoft JhengHei" w:cs="Microsoft JhengHei" w:hint="eastAsia"/>
               <w:szCs w:val="24"/>
             </w:rPr>
             <w:fldChar w:fldCharType="separate"/>
@@ -1858,7 +1832,7 @@
           </w:r>
           <w:r>
             <w:rPr>
-              <w:rFonts w:hint="eastAsia" w:ascii="Microsoft JhengHei" w:hAnsi="Microsoft JhengHei" w:eastAsia="Microsoft JhengHei" w:cs="Microsoft JhengHei"/>
+              <w:rFonts w:ascii="Microsoft JhengHei" w:eastAsia="Microsoft JhengHei" w:hAnsi="Microsoft JhengHei" w:cs="Microsoft JhengHei" w:hint="eastAsia"/>
               <w:szCs w:val="24"/>
             </w:rPr>
             <w:fldChar w:fldCharType="end"/>
@@ -1866,7 +1840,7 @@
         </w:p>
         <w:p>
           <w:pPr>
-            <w:pStyle w:val="16"/>
+            <w:pStyle w:val="TOC1"/>
             <w:keepNext w:val="0"/>
             <w:keepLines w:val="0"/>
             <w:pageBreakBefore w:val="0"/>
@@ -1887,21 +1861,21 @@
           </w:pPr>
           <w:r>
             <w:rPr>
-              <w:rFonts w:hint="eastAsia" w:ascii="Microsoft JhengHei" w:hAnsi="Microsoft JhengHei" w:eastAsia="Microsoft JhengHei" w:cs="Microsoft JhengHei"/>
+              <w:rFonts w:ascii="Microsoft JhengHei" w:eastAsia="Microsoft JhengHei" w:hAnsi="Microsoft JhengHei" w:cs="Microsoft JhengHei" w:hint="eastAsia"/>
               <w:szCs w:val="24"/>
             </w:rPr>
             <w:fldChar w:fldCharType="begin"/>
           </w:r>
           <w:r>
             <w:rPr>
-              <w:rFonts w:hint="eastAsia" w:ascii="Microsoft JhengHei" w:hAnsi="Microsoft JhengHei" w:eastAsia="Microsoft JhengHei" w:cs="Microsoft JhengHei"/>
+              <w:rFonts w:ascii="Microsoft JhengHei" w:eastAsia="Microsoft JhengHei" w:hAnsi="Microsoft JhengHei" w:cs="Microsoft JhengHei" w:hint="eastAsia"/>
               <w:szCs w:val="24"/>
             </w:rPr>
             <w:instrText xml:space="preserve"> HYPERLINK \l _Toc3179 </w:instrText>
           </w:r>
           <w:r>
             <w:rPr>
-              <w:rFonts w:hint="eastAsia" w:ascii="Microsoft JhengHei" w:hAnsi="Microsoft JhengHei" w:eastAsia="Microsoft JhengHei" w:cs="Microsoft JhengHei"/>
+              <w:rFonts w:ascii="Microsoft JhengHei" w:eastAsia="Microsoft JhengHei" w:hAnsi="Microsoft JhengHei" w:cs="Microsoft JhengHei" w:hint="eastAsia"/>
               <w:szCs w:val="24"/>
             </w:rPr>
             <w:fldChar w:fldCharType="separate"/>
@@ -1939,7 +1913,7 @@
           </w:r>
           <w:r>
             <w:rPr>
-              <w:rFonts w:hint="eastAsia" w:ascii="Microsoft JhengHei" w:hAnsi="Microsoft JhengHei" w:eastAsia="Microsoft JhengHei" w:cs="Microsoft JhengHei"/>
+              <w:rFonts w:ascii="Microsoft JhengHei" w:eastAsia="Microsoft JhengHei" w:hAnsi="Microsoft JhengHei" w:cs="Microsoft JhengHei" w:hint="eastAsia"/>
               <w:szCs w:val="24"/>
             </w:rPr>
             <w:fldChar w:fldCharType="end"/>
@@ -1947,7 +1921,7 @@
         </w:p>
         <w:p>
           <w:pPr>
-            <w:pStyle w:val="16"/>
+            <w:pStyle w:val="TOC1"/>
             <w:keepNext w:val="0"/>
             <w:keepLines w:val="0"/>
             <w:pageBreakBefore w:val="0"/>
@@ -1968,21 +1942,21 @@
           </w:pPr>
           <w:r>
             <w:rPr>
-              <w:rFonts w:hint="eastAsia" w:ascii="Microsoft JhengHei" w:hAnsi="Microsoft JhengHei" w:eastAsia="Microsoft JhengHei" w:cs="Microsoft JhengHei"/>
+              <w:rFonts w:ascii="Microsoft JhengHei" w:eastAsia="Microsoft JhengHei" w:hAnsi="Microsoft JhengHei" w:cs="Microsoft JhengHei" w:hint="eastAsia"/>
               <w:szCs w:val="24"/>
             </w:rPr>
             <w:fldChar w:fldCharType="begin"/>
           </w:r>
           <w:r>
             <w:rPr>
-              <w:rFonts w:hint="eastAsia" w:ascii="Microsoft JhengHei" w:hAnsi="Microsoft JhengHei" w:eastAsia="Microsoft JhengHei" w:cs="Microsoft JhengHei"/>
+              <w:rFonts w:ascii="Microsoft JhengHei" w:eastAsia="Microsoft JhengHei" w:hAnsi="Microsoft JhengHei" w:cs="Microsoft JhengHei" w:hint="eastAsia"/>
               <w:szCs w:val="24"/>
             </w:rPr>
             <w:instrText xml:space="preserve"> HYPERLINK \l _Toc29772 </w:instrText>
           </w:r>
           <w:r>
             <w:rPr>
-              <w:rFonts w:hint="eastAsia" w:ascii="Microsoft JhengHei" w:hAnsi="Microsoft JhengHei" w:eastAsia="Microsoft JhengHei" w:cs="Microsoft JhengHei"/>
+              <w:rFonts w:ascii="Microsoft JhengHei" w:eastAsia="Microsoft JhengHei" w:hAnsi="Microsoft JhengHei" w:cs="Microsoft JhengHei" w:hint="eastAsia"/>
               <w:szCs w:val="24"/>
             </w:rPr>
             <w:fldChar w:fldCharType="separate"/>
@@ -2020,7 +1994,7 @@
           </w:r>
           <w:r>
             <w:rPr>
-              <w:rFonts w:hint="eastAsia" w:ascii="Microsoft JhengHei" w:hAnsi="Microsoft JhengHei" w:eastAsia="Microsoft JhengHei" w:cs="Microsoft JhengHei"/>
+              <w:rFonts w:ascii="Microsoft JhengHei" w:eastAsia="Microsoft JhengHei" w:hAnsi="Microsoft JhengHei" w:cs="Microsoft JhengHei" w:hint="eastAsia"/>
               <w:szCs w:val="24"/>
             </w:rPr>
             <w:fldChar w:fldCharType="end"/>
@@ -2028,7 +2002,7 @@
         </w:p>
         <w:p>
           <w:pPr>
-            <w:pStyle w:val="16"/>
+            <w:pStyle w:val="TOC1"/>
             <w:keepNext w:val="0"/>
             <w:keepLines w:val="0"/>
             <w:pageBreakBefore w:val="0"/>
@@ -2049,21 +2023,21 @@
           </w:pPr>
           <w:r>
             <w:rPr>
-              <w:rFonts w:hint="eastAsia" w:ascii="Microsoft JhengHei" w:hAnsi="Microsoft JhengHei" w:eastAsia="Microsoft JhengHei" w:cs="Microsoft JhengHei"/>
+              <w:rFonts w:ascii="Microsoft JhengHei" w:eastAsia="Microsoft JhengHei" w:hAnsi="Microsoft JhengHei" w:cs="Microsoft JhengHei" w:hint="eastAsia"/>
               <w:szCs w:val="24"/>
             </w:rPr>
             <w:fldChar w:fldCharType="begin"/>
           </w:r>
           <w:r>
             <w:rPr>
-              <w:rFonts w:hint="eastAsia" w:ascii="Microsoft JhengHei" w:hAnsi="Microsoft JhengHei" w:eastAsia="Microsoft JhengHei" w:cs="Microsoft JhengHei"/>
+              <w:rFonts w:ascii="Microsoft JhengHei" w:eastAsia="Microsoft JhengHei" w:hAnsi="Microsoft JhengHei" w:cs="Microsoft JhengHei" w:hint="eastAsia"/>
               <w:szCs w:val="24"/>
             </w:rPr>
             <w:instrText xml:space="preserve"> HYPERLINK \l _Toc12860 </w:instrText>
           </w:r>
           <w:r>
             <w:rPr>
-              <w:rFonts w:hint="eastAsia" w:ascii="Microsoft JhengHei" w:hAnsi="Microsoft JhengHei" w:eastAsia="Microsoft JhengHei" w:cs="Microsoft JhengHei"/>
+              <w:rFonts w:ascii="Microsoft JhengHei" w:eastAsia="Microsoft JhengHei" w:hAnsi="Microsoft JhengHei" w:cs="Microsoft JhengHei" w:hint="eastAsia"/>
               <w:szCs w:val="24"/>
             </w:rPr>
             <w:fldChar w:fldCharType="separate"/>
@@ -2101,7 +2075,7 @@
           </w:r>
           <w:r>
             <w:rPr>
-              <w:rFonts w:hint="eastAsia" w:ascii="Microsoft JhengHei" w:hAnsi="Microsoft JhengHei" w:eastAsia="Microsoft JhengHei" w:cs="Microsoft JhengHei"/>
+              <w:rFonts w:ascii="Microsoft JhengHei" w:eastAsia="Microsoft JhengHei" w:hAnsi="Microsoft JhengHei" w:cs="Microsoft JhengHei" w:hint="eastAsia"/>
               <w:szCs w:val="24"/>
             </w:rPr>
             <w:fldChar w:fldCharType="end"/>
@@ -2109,7 +2083,7 @@
         </w:p>
         <w:p>
           <w:pPr>
-            <w:pStyle w:val="16"/>
+            <w:pStyle w:val="TOC1"/>
             <w:keepNext w:val="0"/>
             <w:keepLines w:val="0"/>
             <w:pageBreakBefore w:val="0"/>
@@ -2130,21 +2104,21 @@
           </w:pPr>
           <w:r>
             <w:rPr>
-              <w:rFonts w:hint="eastAsia" w:ascii="Microsoft JhengHei" w:hAnsi="Microsoft JhengHei" w:eastAsia="Microsoft JhengHei" w:cs="Microsoft JhengHei"/>
+              <w:rFonts w:ascii="Microsoft JhengHei" w:eastAsia="Microsoft JhengHei" w:hAnsi="Microsoft JhengHei" w:cs="Microsoft JhengHei" w:hint="eastAsia"/>
               <w:szCs w:val="24"/>
             </w:rPr>
             <w:fldChar w:fldCharType="begin"/>
           </w:r>
           <w:r>
             <w:rPr>
-              <w:rFonts w:hint="eastAsia" w:ascii="Microsoft JhengHei" w:hAnsi="Microsoft JhengHei" w:eastAsia="Microsoft JhengHei" w:cs="Microsoft JhengHei"/>
+              <w:rFonts w:ascii="Microsoft JhengHei" w:eastAsia="Microsoft JhengHei" w:hAnsi="Microsoft JhengHei" w:cs="Microsoft JhengHei" w:hint="eastAsia"/>
               <w:szCs w:val="24"/>
             </w:rPr>
             <w:instrText xml:space="preserve"> HYPERLINK \l _Toc3808 </w:instrText>
           </w:r>
           <w:r>
             <w:rPr>
-              <w:rFonts w:hint="eastAsia" w:ascii="Microsoft JhengHei" w:hAnsi="Microsoft JhengHei" w:eastAsia="Microsoft JhengHei" w:cs="Microsoft JhengHei"/>
+              <w:rFonts w:ascii="Microsoft JhengHei" w:eastAsia="Microsoft JhengHei" w:hAnsi="Microsoft JhengHei" w:cs="Microsoft JhengHei" w:hint="eastAsia"/>
               <w:szCs w:val="24"/>
             </w:rPr>
             <w:fldChar w:fldCharType="separate"/>
@@ -2182,7 +2156,7 @@
           </w:r>
           <w:r>
             <w:rPr>
-              <w:rFonts w:hint="eastAsia" w:ascii="Microsoft JhengHei" w:hAnsi="Microsoft JhengHei" w:eastAsia="Microsoft JhengHei" w:cs="Microsoft JhengHei"/>
+              <w:rFonts w:ascii="Microsoft JhengHei" w:eastAsia="Microsoft JhengHei" w:hAnsi="Microsoft JhengHei" w:cs="Microsoft JhengHei" w:hint="eastAsia"/>
               <w:szCs w:val="24"/>
             </w:rPr>
             <w:fldChar w:fldCharType="end"/>
@@ -2206,7 +2180,7 @@
             <w:spacing w:line="220" w:lineRule="auto"/>
             <w:textAlignment w:val="baseline"/>
             <w:rPr>
-              <w:rFonts w:hint="eastAsia" w:ascii="Microsoft JhengHei" w:hAnsi="Microsoft JhengHei" w:eastAsia="Microsoft JhengHei" w:cs="Microsoft JhengHei"/>
+              <w:rFonts w:ascii="Microsoft JhengHei" w:eastAsia="Microsoft JhengHei" w:hAnsi="Microsoft JhengHei" w:cs="Microsoft JhengHei" w:hint="eastAsia"/>
               <w:snapToGrid w:val="0"/>
               <w:color w:val="000000"/>
               <w:kern w:val="0"/>
@@ -2217,7 +2191,7 @@
           </w:pPr>
           <w:r>
             <w:rPr>
-              <w:rFonts w:hint="eastAsia" w:ascii="Microsoft JhengHei" w:hAnsi="Microsoft JhengHei" w:eastAsia="Microsoft JhengHei" w:cs="Microsoft JhengHei"/>
+              <w:rFonts w:ascii="Microsoft JhengHei" w:eastAsia="Microsoft JhengHei" w:hAnsi="Microsoft JhengHei" w:cs="Microsoft JhengHei" w:hint="eastAsia"/>
               <w:szCs w:val="24"/>
             </w:rPr>
             <w:fldChar w:fldCharType="end"/>
@@ -2243,7 +2217,7 @@
         <w:spacing w:line="220" w:lineRule="auto"/>
         <w:textAlignment w:val="baseline"/>
         <w:rPr>
-          <w:rFonts w:ascii="宋体" w:hAnsi="宋体" w:eastAsia="宋体" w:cs="宋体"/>
+          <w:rFonts w:ascii="宋体" w:eastAsia="宋体" w:hAnsi="宋体" w:cs="宋体"/>
           <w:snapToGrid w:val="0"/>
           <w:color w:val="000000"/>
           <w:kern w:val="0"/>
@@ -2254,13 +2228,13 @@
         <w:sectPr>
           <w:pgSz w:w="11906" w:h="16839"/>
           <w:pgMar w:top="1431" w:right="1710" w:bottom="0" w:left="1709" w:header="0" w:footer="0" w:gutter="0"/>
-          <w:cols w:space="720" w:num="1"/>
+          <w:cols w:num="1" w:space="720"/>
         </w:sectPr>
       </w:pPr>
     </w:p>
     <w:p>
       <w:pPr>
-        <w:pStyle w:val="26"/>
+        <w:pStyle w:val="1"/>
         <w:keepNext w:val="0"/>
         <w:keepLines w:val="0"/>
         <w:pageBreakBefore w:val="0"/>
@@ -2280,7 +2254,7 @@
           <w:szCs w:val="24"/>
         </w:rPr>
       </w:pPr>
-      <w:bookmarkStart w:id="2" w:name="_Toc4914"/>
+      <w:bookmarkStart w:id="3" w:name="_Toc4914"/>
       <w:r>
         <w:rPr>
           <w:sz w:val="24"/>
@@ -2288,11 +2262,11 @@
         </w:rPr>
         <w:t>审核目的</w:t>
       </w:r>
-      <w:bookmarkEnd w:id="2"/>
+      <w:bookmarkEnd w:id="3"/>
     </w:p>
     <w:p>
       <w:pPr>
-        <w:pStyle w:val="12"/>
+        <w:pStyle w:val="BodyText"/>
         <w:keepNext w:val="0"/>
         <w:keepLines w:val="0"/>
         <w:pageBreakBefore w:val="0"/>
@@ -2311,17 +2285,17 @@
         <w:adjustRightInd w:val="0"/>
         <w:snapToGrid w:val="0"/>
         <w:spacing w:line="360" w:lineRule="auto"/>
-        <w:ind w:left="425" w:leftChars="0" w:hanging="425" w:firstLineChars="0"/>
+        <w:ind w:left="425" w:hanging="425" w:leftChars="0" w:firstLineChars="0"/>
         <w:textAlignment w:val="baseline"/>
         <w:rPr>
-          <w:rFonts w:ascii="宋体" w:hAnsi="宋体" w:eastAsia="宋体" w:cs="宋体"/>
-          <w:sz w:val="24"/>
-          <w:szCs w:val="24"/>
-        </w:rPr>
-      </w:pPr>
-      <w:r>
-        <w:rPr>
-          <w:rFonts w:ascii="宋体" w:hAnsi="宋体" w:eastAsia="宋体" w:cs="宋体"/>
+          <w:rFonts w:ascii="宋体" w:eastAsia="宋体" w:hAnsi="宋体" w:cs="宋体"/>
+          <w:sz w:val="24"/>
+          <w:szCs w:val="24"/>
+        </w:rPr>
+      </w:pPr>
+      <w:r>
+        <w:rPr>
+          <w:rFonts w:ascii="宋体" w:eastAsia="宋体" w:hAnsi="宋体" w:cs="宋体"/>
           <w:spacing w:val="-2"/>
           <w:position w:val="2"/>
           <w:sz w:val="24"/>
@@ -2332,7 +2306,7 @@
     </w:p>
     <w:p>
       <w:pPr>
-        <w:pStyle w:val="12"/>
+        <w:pStyle w:val="BodyText"/>
         <w:keepNext w:val="0"/>
         <w:keepLines w:val="0"/>
         <w:pageBreakBefore w:val="0"/>
@@ -2351,17 +2325,17 @@
         <w:adjustRightInd w:val="0"/>
         <w:snapToGrid w:val="0"/>
         <w:spacing w:line="360" w:lineRule="auto"/>
-        <w:ind w:left="425" w:leftChars="0" w:hanging="425" w:firstLineChars="0"/>
+        <w:ind w:left="425" w:hanging="425" w:leftChars="0" w:firstLineChars="0"/>
         <w:textAlignment w:val="baseline"/>
         <w:rPr>
-          <w:rFonts w:ascii="宋体" w:hAnsi="宋体" w:eastAsia="宋体" w:cs="宋体"/>
-          <w:sz w:val="24"/>
-          <w:szCs w:val="24"/>
-        </w:rPr>
-      </w:pPr>
-      <w:r>
-        <w:rPr>
-          <w:rFonts w:ascii="宋体" w:hAnsi="宋体" w:eastAsia="宋体" w:cs="宋体"/>
+          <w:rFonts w:ascii="宋体" w:eastAsia="宋体" w:hAnsi="宋体" w:cs="宋体"/>
+          <w:sz w:val="24"/>
+          <w:szCs w:val="24"/>
+        </w:rPr>
+      </w:pPr>
+      <w:r>
+        <w:rPr>
+          <w:rFonts w:ascii="宋体" w:eastAsia="宋体" w:hAnsi="宋体" w:cs="宋体"/>
           <w:spacing w:val="-1"/>
           <w:position w:val="3"/>
           <w:sz w:val="24"/>
@@ -2372,7 +2346,7 @@
     </w:p>
     <w:p>
       <w:pPr>
-        <w:pStyle w:val="12"/>
+        <w:pStyle w:val="BodyText"/>
         <w:keepNext w:val="0"/>
         <w:keepLines w:val="0"/>
         <w:pageBreakBefore w:val="0"/>
@@ -2391,17 +2365,17 @@
         <w:adjustRightInd w:val="0"/>
         <w:snapToGrid w:val="0"/>
         <w:spacing w:line="360" w:lineRule="auto"/>
-        <w:ind w:left="425" w:leftChars="0" w:hanging="425" w:firstLineChars="0"/>
+        <w:ind w:left="425" w:hanging="425" w:leftChars="0" w:firstLineChars="0"/>
         <w:textAlignment w:val="baseline"/>
         <w:rPr>
-          <w:rFonts w:ascii="宋体" w:hAnsi="宋体" w:eastAsia="宋体" w:cs="宋体"/>
-          <w:sz w:val="24"/>
-          <w:szCs w:val="24"/>
-        </w:rPr>
-      </w:pPr>
-      <w:r>
-        <w:rPr>
-          <w:rFonts w:ascii="宋体" w:hAnsi="宋体" w:eastAsia="宋体" w:cs="宋体"/>
+          <w:rFonts w:ascii="宋体" w:eastAsia="宋体" w:hAnsi="宋体" w:cs="宋体"/>
+          <w:sz w:val="24"/>
+          <w:szCs w:val="24"/>
+        </w:rPr>
+      </w:pPr>
+      <w:r>
+        <w:rPr>
+          <w:rFonts w:ascii="宋体" w:eastAsia="宋体" w:hAnsi="宋体" w:cs="宋体"/>
           <w:spacing w:val="-2"/>
           <w:position w:val="2"/>
           <w:sz w:val="24"/>
@@ -2412,7 +2386,7 @@
     </w:p>
     <w:p>
       <w:pPr>
-        <w:pStyle w:val="26"/>
+        <w:pStyle w:val="1"/>
         <w:keepNext w:val="0"/>
         <w:keepLines w:val="0"/>
         <w:pageBreakBefore w:val="0"/>
@@ -2432,7 +2406,7 @@
           <w:szCs w:val="24"/>
         </w:rPr>
       </w:pPr>
-      <w:bookmarkStart w:id="3" w:name="_Toc1932"/>
+      <w:bookmarkStart w:id="4" w:name="_Toc1932"/>
       <w:r>
         <w:rPr>
           <w:sz w:val="24"/>
@@ -2440,7 +2414,7 @@
         </w:rPr>
         <w:t>审核范围</w:t>
       </w:r>
-      <w:bookmarkEnd w:id="3"/>
+      <w:bookmarkEnd w:id="4"/>
     </w:p>
     <w:p>
       <w:pPr>
@@ -2458,17 +2432,17 @@
         <w:adjustRightInd w:val="0"/>
         <w:snapToGrid w:val="0"/>
         <w:spacing w:line="360" w:lineRule="auto"/>
-        <w:ind w:left="0" w:firstLine="476" w:firstLineChars="200"/>
+        <w:ind w:left="0" w:firstLine="420" w:firstLineChars="200"/>
         <w:textAlignment w:val="baseline"/>
         <w:rPr>
-          <w:rFonts w:ascii="宋体" w:hAnsi="宋体" w:eastAsia="宋体" w:cs="宋体"/>
-          <w:sz w:val="24"/>
-          <w:szCs w:val="24"/>
-        </w:rPr>
-      </w:pPr>
-      <w:r>
-        <w:rPr>
-          <w:rFonts w:ascii="宋体" w:hAnsi="宋体" w:eastAsia="宋体" w:cs="宋体"/>
+          <w:rFonts w:ascii="宋体" w:eastAsia="宋体" w:hAnsi="宋体" w:cs="宋体"/>
+          <w:sz w:val="24"/>
+          <w:szCs w:val="24"/>
+        </w:rPr>
+      </w:pPr>
+      <w:r>
+        <w:rPr>
+          <w:rFonts w:ascii="宋体" w:eastAsia="宋体" w:hAnsi="宋体" w:cs="宋体"/>
           <w:spacing w:val="-1"/>
           <w:sz w:val="24"/>
           <w:szCs w:val="24"/>
@@ -2478,7 +2452,7 @@
     </w:p>
     <w:p>
       <w:pPr>
-        <w:pStyle w:val="26"/>
+        <w:pStyle w:val="1"/>
         <w:keepNext w:val="0"/>
         <w:keepLines w:val="0"/>
         <w:pageBreakBefore w:val="0"/>
@@ -2498,7 +2472,7 @@
           <w:szCs w:val="24"/>
         </w:rPr>
       </w:pPr>
-      <w:bookmarkStart w:id="4" w:name="_Toc9596"/>
+      <w:bookmarkStart w:id="5" w:name="_Toc9596"/>
       <w:r>
         <w:rPr>
           <w:sz w:val="24"/>
@@ -2506,11 +2480,11 @@
         </w:rPr>
         <w:t>审核依据</w:t>
       </w:r>
-      <w:bookmarkEnd w:id="4"/>
+      <w:bookmarkEnd w:id="5"/>
     </w:p>
     <w:p>
       <w:pPr>
-        <w:pStyle w:val="39"/>
+        <w:pStyle w:val="a3"/>
         <w:keepNext w:val="0"/>
         <w:keepLines w:val="0"/>
         <w:pageBreakBefore w:val="0"/>
@@ -2528,7 +2502,7 @@
         <w:bidi w:val="0"/>
         <w:adjustRightInd w:val="0"/>
         <w:snapToGrid w:val="0"/>
-        <w:ind w:left="425" w:leftChars="0" w:hanging="425" w:firstLineChars="0"/>
+        <w:ind w:left="425" w:hanging="425" w:leftChars="0" w:firstLineChars="0"/>
         <w:textAlignment w:val="baseline"/>
       </w:pPr>
       <w:r>
@@ -2543,7 +2517,7 @@
     </w:p>
     <w:p>
       <w:pPr>
-        <w:pStyle w:val="39"/>
+        <w:pStyle w:val="a3"/>
         <w:keepNext w:val="0"/>
         <w:keepLines w:val="0"/>
         <w:pageBreakBefore w:val="0"/>
@@ -2561,7 +2535,7 @@
         <w:bidi w:val="0"/>
         <w:adjustRightInd w:val="0"/>
         <w:snapToGrid w:val="0"/>
-        <w:ind w:left="425" w:leftChars="0" w:hanging="425" w:firstLineChars="0"/>
+        <w:ind w:left="425" w:hanging="425" w:leftChars="0" w:firstLineChars="0"/>
         <w:textAlignment w:val="baseline"/>
       </w:pPr>
       <w:r>
@@ -2580,7 +2554,7 @@
     </w:p>
     <w:p>
       <w:pPr>
-        <w:pStyle w:val="39"/>
+        <w:pStyle w:val="a3"/>
         <w:keepNext w:val="0"/>
         <w:keepLines w:val="0"/>
         <w:pageBreakBefore w:val="0"/>
@@ -2598,7 +2572,7 @@
         <w:bidi w:val="0"/>
         <w:adjustRightInd w:val="0"/>
         <w:snapToGrid w:val="0"/>
-        <w:ind w:left="425" w:leftChars="0" w:hanging="425" w:firstLineChars="0"/>
+        <w:ind w:left="425" w:hanging="425" w:leftChars="0" w:firstLineChars="0"/>
         <w:textAlignment w:val="baseline"/>
       </w:pPr>
       <w:r>
@@ -2607,7 +2581,7 @@
     </w:p>
     <w:p>
       <w:pPr>
-        <w:pStyle w:val="39"/>
+        <w:pStyle w:val="a3"/>
         <w:keepNext w:val="0"/>
         <w:keepLines w:val="0"/>
         <w:pageBreakBefore w:val="0"/>
@@ -2625,7 +2599,7 @@
         <w:bidi w:val="0"/>
         <w:adjustRightInd w:val="0"/>
         <w:snapToGrid w:val="0"/>
-        <w:ind w:left="425" w:leftChars="0" w:hanging="425" w:firstLineChars="0"/>
+        <w:ind w:left="425" w:hanging="425" w:leftChars="0" w:firstLineChars="0"/>
         <w:textAlignment w:val="baseline"/>
       </w:pPr>
       <w:r>
@@ -2634,7 +2608,7 @@
     </w:p>
     <w:p>
       <w:pPr>
-        <w:pStyle w:val="39"/>
+        <w:pStyle w:val="a3"/>
         <w:keepNext w:val="0"/>
         <w:keepLines w:val="0"/>
         <w:pageBreakBefore w:val="0"/>
@@ -2652,7 +2626,7 @@
         <w:bidi w:val="0"/>
         <w:adjustRightInd w:val="0"/>
         <w:snapToGrid w:val="0"/>
-        <w:ind w:left="425" w:leftChars="0" w:hanging="425" w:firstLineChars="0"/>
+        <w:ind w:left="425" w:hanging="425" w:leftChars="0" w:firstLineChars="0"/>
         <w:textAlignment w:val="baseline"/>
       </w:pPr>
       <w:r>
@@ -2661,7 +2635,7 @@
     </w:p>
     <w:p>
       <w:pPr>
-        <w:pStyle w:val="39"/>
+        <w:pStyle w:val="a3"/>
         <w:keepNext w:val="0"/>
         <w:keepLines w:val="0"/>
         <w:pageBreakBefore w:val="0"/>
@@ -2679,7 +2653,7 @@
         <w:bidi w:val="0"/>
         <w:adjustRightInd w:val="0"/>
         <w:snapToGrid w:val="0"/>
-        <w:ind w:left="425" w:leftChars="0" w:hanging="425" w:firstLineChars="0"/>
+        <w:ind w:left="425" w:hanging="425" w:leftChars="0" w:firstLineChars="0"/>
         <w:textAlignment w:val="baseline"/>
       </w:pPr>
       <w:r>
@@ -2688,7 +2662,7 @@
     </w:p>
     <w:p>
       <w:pPr>
-        <w:pStyle w:val="26"/>
+        <w:pStyle w:val="1"/>
         <w:keepNext w:val="0"/>
         <w:keepLines w:val="0"/>
         <w:pageBreakBefore w:val="0"/>
@@ -2708,7 +2682,7 @@
           <w:szCs w:val="24"/>
         </w:rPr>
       </w:pPr>
-      <w:bookmarkStart w:id="5" w:name="_Toc17125"/>
+      <w:bookmarkStart w:id="6" w:name="_Toc17125"/>
       <w:r>
         <w:rPr>
           <w:sz w:val="24"/>
@@ -2716,11 +2690,11 @@
         </w:rPr>
         <w:t>审核组织</w:t>
       </w:r>
-      <w:bookmarkEnd w:id="5"/>
+      <w:bookmarkEnd w:id="6"/>
     </w:p>
     <w:p>
       <w:pPr>
-        <w:pStyle w:val="39"/>
+        <w:pStyle w:val="a3"/>
         <w:keepNext w:val="0"/>
         <w:keepLines w:val="0"/>
         <w:pageBreakBefore w:val="0"/>
@@ -2748,12 +2722,12 @@
           <w:rFonts w:hint="eastAsia"/>
           <w:lang w:val="en-US" w:eastAsia="zh-CN"/>
         </w:rPr>
-        <w:t>金文莉</w:t>
+        <w:t>李平</w:t>
       </w:r>
     </w:p>
     <w:p>
       <w:pPr>
-        <w:pStyle w:val="39"/>
+        <w:pStyle w:val="a3"/>
         <w:keepNext w:val="0"/>
         <w:keepLines w:val="0"/>
         <w:pageBreakBefore w:val="0"/>
@@ -2776,7 +2750,7 @@
         <w:rPr>
           <w:rFonts w:hint="eastAsia"/>
         </w:rPr>
-        <w:t>游天舒</w:t>
+        <w:t>秦立祥</w:t>
       </w:r>
       <w:r>
         <w:rPr>
@@ -2790,12 +2764,12 @@
           <w:rFonts w:hint="eastAsia"/>
           <w:lang w:val="en-US" w:eastAsia="zh-CN"/>
         </w:rPr>
-        <w:t>胡葛鹏宇、牛凯娟、王海燕</w:t>
+        <w:t>肖龙莽、牛凯娟、庄霞</w:t>
       </w:r>
     </w:p>
     <w:p>
       <w:pPr>
-        <w:pStyle w:val="39"/>
+        <w:pStyle w:val="a3"/>
         <w:keepNext w:val="0"/>
         <w:keepLines w:val="0"/>
         <w:pageBreakBefore w:val="0"/>
@@ -2836,7 +2810,7 @@
           <w:rFonts w:hint="eastAsia"/>
           <w:lang w:val="en-US" w:eastAsia="zh-CN"/>
         </w:rPr>
-        <w:t>人力部</w:t>
+        <w:t>人力资源部</w:t>
       </w:r>
       <w:r>
         <w:t>、采购部、质量部、研发部</w:t>
@@ -2844,7 +2818,7 @@
     </w:p>
     <w:p>
       <w:pPr>
-        <w:pStyle w:val="26"/>
+        <w:pStyle w:val="1"/>
         <w:keepNext w:val="0"/>
         <w:keepLines w:val="0"/>
         <w:pageBreakBefore w:val="0"/>
@@ -2864,7 +2838,7 @@
           <w:szCs w:val="24"/>
         </w:rPr>
       </w:pPr>
-      <w:bookmarkStart w:id="6" w:name="_Toc3179"/>
+      <w:bookmarkStart w:id="7" w:name="_Toc3179"/>
       <w:r>
         <w:rPr>
           <w:sz w:val="24"/>
@@ -2872,7 +2846,7 @@
         </w:rPr>
         <w:t>审核日期</w:t>
       </w:r>
-      <w:bookmarkEnd w:id="6"/>
+      <w:bookmarkEnd w:id="7"/>
     </w:p>
     <w:p>
       <w:pPr>
@@ -2893,7 +2867,7 @@
         <w:ind w:left="588"/>
         <w:textAlignment w:val="baseline"/>
         <w:rPr>
-          <w:rFonts w:hint="default" w:ascii="宋体" w:hAnsi="宋体" w:eastAsia="宋体" w:cs="宋体"/>
+          <w:rFonts w:ascii="宋体" w:eastAsia="宋体" w:hAnsi="宋体" w:cs="宋体" w:hint="default"/>
           <w:sz w:val="28"/>
           <w:szCs w:val="28"/>
           <w:lang w:val="en-US" w:eastAsia="zh-CN"/>
@@ -2901,7 +2875,7 @@
       </w:pPr>
       <w:r>
         <w:rPr>
-          <w:rFonts w:ascii="宋体" w:hAnsi="宋体" w:eastAsia="宋体" w:cs="宋体"/>
+          <w:rFonts w:ascii="宋体" w:eastAsia="宋体" w:hAnsi="宋体" w:cs="宋体"/>
           <w:spacing w:val="-1"/>
           <w:sz w:val="28"/>
           <w:szCs w:val="28"/>
@@ -2910,7 +2884,7 @@
       </w:r>
       <w:r>
         <w:rPr>
-          <w:rFonts w:hint="eastAsia" w:ascii="宋体" w:hAnsi="宋体" w:eastAsia="宋体" w:cs="宋体"/>
+          <w:rFonts w:ascii="宋体" w:eastAsia="宋体" w:hAnsi="宋体" w:cs="宋体" w:hint="eastAsia"/>
           <w:spacing w:val="-1"/>
           <w:sz w:val="28"/>
           <w:szCs w:val="28"/>
@@ -2920,7 +2894,7 @@
       </w:r>
       <w:r>
         <w:rPr>
-          <w:rFonts w:ascii="宋体" w:hAnsi="宋体" w:eastAsia="宋体" w:cs="宋体"/>
+          <w:rFonts w:ascii="宋体" w:eastAsia="宋体" w:hAnsi="宋体" w:cs="宋体"/>
           <w:spacing w:val="-1"/>
           <w:sz w:val="28"/>
           <w:szCs w:val="28"/>
@@ -2929,7 +2903,7 @@
       </w:r>
       <w:r>
         <w:rPr>
-          <w:rFonts w:hint="eastAsia" w:ascii="宋体" w:hAnsi="宋体" w:eastAsia="宋体" w:cs="宋体"/>
+          <w:rFonts w:ascii="宋体" w:eastAsia="宋体" w:hAnsi="宋体" w:cs="宋体" w:hint="eastAsia"/>
           <w:spacing w:val="-1"/>
           <w:sz w:val="28"/>
           <w:szCs w:val="28"/>
@@ -2939,7 +2913,7 @@
       </w:r>
       <w:r>
         <w:rPr>
-          <w:rFonts w:ascii="宋体" w:hAnsi="宋体" w:eastAsia="宋体" w:cs="宋体"/>
+          <w:rFonts w:ascii="宋体" w:eastAsia="宋体" w:hAnsi="宋体" w:cs="宋体"/>
           <w:spacing w:val="-1"/>
           <w:sz w:val="28"/>
           <w:szCs w:val="28"/>
@@ -2948,7 +2922,7 @@
       </w:r>
       <w:r>
         <w:rPr>
-          <w:rFonts w:hint="eastAsia" w:ascii="宋体" w:hAnsi="宋体" w:eastAsia="宋体" w:cs="宋体"/>
+          <w:rFonts w:ascii="宋体" w:eastAsia="宋体" w:hAnsi="宋体" w:cs="宋体" w:hint="eastAsia"/>
           <w:spacing w:val="-1"/>
           <w:sz w:val="28"/>
           <w:szCs w:val="28"/>
@@ -2958,7 +2932,7 @@
       </w:r>
       <w:r>
         <w:rPr>
-          <w:rFonts w:ascii="宋体" w:hAnsi="宋体" w:eastAsia="宋体" w:cs="宋体"/>
+          <w:rFonts w:ascii="宋体" w:eastAsia="宋体" w:hAnsi="宋体" w:cs="宋体"/>
           <w:spacing w:val="-1"/>
           <w:sz w:val="28"/>
           <w:szCs w:val="28"/>
@@ -2967,7 +2941,7 @@
       </w:r>
       <w:r>
         <w:rPr>
-          <w:rFonts w:hint="eastAsia" w:ascii="宋体" w:hAnsi="宋体" w:eastAsia="宋体" w:cs="宋体"/>
+          <w:rFonts w:ascii="宋体" w:eastAsia="宋体" w:hAnsi="宋体" w:cs="宋体" w:hint="eastAsia"/>
           <w:spacing w:val="-1"/>
           <w:sz w:val="28"/>
           <w:szCs w:val="28"/>
@@ -2978,7 +2952,7 @@
     </w:p>
     <w:p>
       <w:pPr>
-        <w:pStyle w:val="26"/>
+        <w:pStyle w:val="1"/>
         <w:keepNext w:val="0"/>
         <w:keepLines w:val="0"/>
         <w:pageBreakBefore w:val="0"/>
@@ -2998,7 +2972,7 @@
           <w:szCs w:val="24"/>
         </w:rPr>
       </w:pPr>
-      <w:bookmarkStart w:id="7" w:name="_Toc29772"/>
+      <w:bookmarkStart w:id="8" w:name="_Toc29772"/>
       <w:r>
         <w:rPr>
           <w:sz w:val="24"/>
@@ -3006,7 +2980,7 @@
         </w:rPr>
         <w:t>审核计划的实施情况总结</w:t>
       </w:r>
-      <w:bookmarkEnd w:id="7"/>
+      <w:bookmarkEnd w:id="8"/>
     </w:p>
     <w:p>
       <w:pPr>
@@ -3024,10 +2998,10 @@
         <w:adjustRightInd w:val="0"/>
         <w:snapToGrid w:val="0"/>
         <w:spacing w:line="360" w:lineRule="auto"/>
-        <w:ind w:left="0" w:firstLine="476" w:firstLineChars="200"/>
+        <w:ind w:left="0" w:firstLine="420" w:firstLineChars="200"/>
         <w:textAlignment w:val="baseline"/>
         <w:rPr>
-          <w:rFonts w:ascii="宋体" w:hAnsi="宋体" w:eastAsia="宋体" w:cs="宋体"/>
+          <w:rFonts w:ascii="宋体" w:eastAsia="宋体" w:hAnsi="宋体" w:cs="宋体"/>
           <w:spacing w:val="-1"/>
           <w:sz w:val="24"/>
           <w:szCs w:val="24"/>
@@ -3035,7 +3009,7 @@
       </w:pPr>
       <w:r>
         <w:rPr>
-          <w:rFonts w:ascii="宋体" w:hAnsi="宋体" w:eastAsia="宋体" w:cs="宋体"/>
+          <w:rFonts w:ascii="宋体" w:eastAsia="宋体" w:hAnsi="宋体" w:cs="宋体"/>
           <w:spacing w:val="-1"/>
           <w:sz w:val="24"/>
           <w:szCs w:val="24"/>
@@ -3044,7 +3018,7 @@
       </w:r>
       <w:r>
         <w:rPr>
-          <w:rFonts w:hint="eastAsia" w:ascii="宋体" w:hAnsi="宋体" w:eastAsia="宋体" w:cs="宋体"/>
+          <w:rFonts w:ascii="宋体" w:eastAsia="宋体" w:hAnsi="宋体" w:cs="宋体" w:hint="eastAsia"/>
           <w:spacing w:val="-1"/>
           <w:sz w:val="24"/>
           <w:szCs w:val="24"/>
@@ -3054,7 +3028,7 @@
       </w:r>
       <w:r>
         <w:rPr>
-          <w:rFonts w:ascii="宋体" w:hAnsi="宋体" w:eastAsia="宋体" w:cs="宋体"/>
+          <w:rFonts w:ascii="宋体" w:eastAsia="宋体" w:hAnsi="宋体" w:cs="宋体"/>
           <w:spacing w:val="-1"/>
           <w:sz w:val="24"/>
           <w:szCs w:val="24"/>
@@ -3078,10 +3052,10 @@
         <w:adjustRightInd w:val="0"/>
         <w:snapToGrid w:val="0"/>
         <w:spacing w:line="360" w:lineRule="auto"/>
-        <w:ind w:left="0" w:firstLine="476" w:firstLineChars="200"/>
+        <w:ind w:left="0" w:firstLine="420" w:firstLineChars="200"/>
         <w:textAlignment w:val="baseline"/>
         <w:rPr>
-          <w:rFonts w:ascii="宋体" w:hAnsi="宋体" w:eastAsia="宋体" w:cs="宋体"/>
+          <w:rFonts w:ascii="宋体" w:eastAsia="宋体" w:hAnsi="宋体" w:cs="宋体"/>
           <w:spacing w:val="-1"/>
           <w:sz w:val="24"/>
           <w:szCs w:val="24"/>
@@ -3089,7 +3063,7 @@
       </w:pPr>
       <w:r>
         <w:rPr>
-          <w:rFonts w:ascii="宋体" w:hAnsi="宋体" w:eastAsia="宋体" w:cs="宋体"/>
+          <w:rFonts w:ascii="宋体" w:eastAsia="宋体" w:hAnsi="宋体" w:cs="宋体"/>
           <w:spacing w:val="-1"/>
           <w:sz w:val="24"/>
           <w:szCs w:val="24"/>
@@ -3098,7 +3072,7 @@
       </w:r>
       <w:r>
         <w:rPr>
-          <w:rFonts w:hint="eastAsia" w:ascii="宋体" w:hAnsi="宋体" w:eastAsia="宋体" w:cs="宋体"/>
+          <w:rFonts w:ascii="宋体" w:eastAsia="宋体" w:hAnsi="宋体" w:cs="宋体" w:hint="eastAsia"/>
           <w:spacing w:val="-1"/>
           <w:sz w:val="24"/>
           <w:szCs w:val="24"/>
@@ -3108,7 +3082,7 @@
       </w:r>
       <w:r>
         <w:rPr>
-          <w:rFonts w:ascii="宋体" w:hAnsi="宋体" w:eastAsia="宋体" w:cs="宋体"/>
+          <w:rFonts w:ascii="宋体" w:eastAsia="宋体" w:hAnsi="宋体" w:cs="宋体"/>
           <w:spacing w:val="-1"/>
           <w:sz w:val="24"/>
           <w:szCs w:val="24"/>
@@ -3117,7 +3091,7 @@
       </w:r>
       <w:r>
         <w:rPr>
-          <w:rFonts w:hint="eastAsia" w:ascii="宋体" w:hAnsi="宋体" w:eastAsia="宋体" w:cs="宋体"/>
+          <w:rFonts w:ascii="宋体" w:eastAsia="宋体" w:hAnsi="宋体" w:cs="宋体" w:hint="eastAsia"/>
           <w:spacing w:val="-1"/>
           <w:sz w:val="24"/>
           <w:szCs w:val="24"/>
@@ -3127,7 +3101,7 @@
       </w:r>
       <w:r>
         <w:rPr>
-          <w:rFonts w:ascii="宋体" w:hAnsi="宋体" w:eastAsia="宋体" w:cs="宋体"/>
+          <w:rFonts w:ascii="宋体" w:eastAsia="宋体" w:hAnsi="宋体" w:cs="宋体"/>
           <w:spacing w:val="-1"/>
           <w:sz w:val="24"/>
           <w:szCs w:val="24"/>
@@ -3136,7 +3110,7 @@
       </w:r>
       <w:r>
         <w:rPr>
-          <w:rFonts w:hint="eastAsia" w:ascii="宋体" w:hAnsi="宋体" w:eastAsia="宋体" w:cs="宋体"/>
+          <w:rFonts w:ascii="宋体" w:eastAsia="宋体" w:hAnsi="宋体" w:cs="宋体" w:hint="eastAsia"/>
           <w:spacing w:val="-1"/>
           <w:sz w:val="24"/>
           <w:szCs w:val="24"/>
@@ -3146,7 +3120,7 @@
       </w:r>
       <w:r>
         <w:rPr>
-          <w:rFonts w:ascii="宋体" w:hAnsi="宋体" w:eastAsia="宋体" w:cs="宋体"/>
+          <w:rFonts w:ascii="宋体" w:eastAsia="宋体" w:hAnsi="宋体" w:cs="宋体"/>
           <w:spacing w:val="-1"/>
           <w:sz w:val="24"/>
           <w:szCs w:val="24"/>
@@ -3170,10 +3144,10 @@
         <w:adjustRightInd w:val="0"/>
         <w:snapToGrid w:val="0"/>
         <w:spacing w:line="360" w:lineRule="auto"/>
-        <w:ind w:left="0" w:firstLine="476" w:firstLineChars="200"/>
+        <w:ind w:left="0" w:firstLine="420" w:firstLineChars="200"/>
         <w:textAlignment w:val="baseline"/>
         <w:rPr>
-          <w:rFonts w:ascii="宋体" w:hAnsi="宋体" w:eastAsia="宋体" w:cs="宋体"/>
+          <w:rFonts w:ascii="宋体" w:eastAsia="宋体" w:hAnsi="宋体" w:cs="宋体"/>
           <w:spacing w:val="-1"/>
           <w:sz w:val="24"/>
           <w:szCs w:val="24"/>
@@ -3181,7 +3155,7 @@
       </w:pPr>
       <w:r>
         <w:rPr>
-          <w:rFonts w:ascii="宋体" w:hAnsi="宋体" w:eastAsia="宋体" w:cs="宋体"/>
+          <w:rFonts w:ascii="宋体" w:eastAsia="宋体" w:hAnsi="宋体" w:cs="宋体"/>
           <w:spacing w:val="-1"/>
           <w:sz w:val="24"/>
           <w:szCs w:val="24"/>
@@ -3191,7 +3165,7 @@
     </w:p>
     <w:p>
       <w:pPr>
-        <w:pStyle w:val="26"/>
+        <w:pStyle w:val="1"/>
         <w:keepNext w:val="0"/>
         <w:keepLines w:val="0"/>
         <w:pageBreakBefore w:val="0"/>
@@ -3211,7 +3185,7 @@
           <w:szCs w:val="24"/>
         </w:rPr>
       </w:pPr>
-      <w:bookmarkStart w:id="8" w:name="_Toc12860"/>
+      <w:bookmarkStart w:id="9" w:name="_Toc12860"/>
       <w:r>
         <w:rPr>
           <w:sz w:val="24"/>
@@ -3219,7 +3193,7 @@
         </w:rPr>
         <w:t>审核情况</w:t>
       </w:r>
-      <w:bookmarkEnd w:id="8"/>
+      <w:bookmarkEnd w:id="9"/>
     </w:p>
     <w:p>
       <w:pPr>
@@ -3238,10 +3212,10 @@
         <w:adjustRightInd w:val="0"/>
         <w:snapToGrid w:val="0"/>
         <w:spacing w:line="360" w:lineRule="auto"/>
-        <w:ind w:left="0" w:firstLine="476" w:firstLineChars="200"/>
+        <w:ind w:left="0" w:firstLine="420" w:firstLineChars="200"/>
         <w:textAlignment w:val="baseline"/>
         <w:rPr>
-          <w:rFonts w:ascii="宋体" w:hAnsi="宋体" w:eastAsia="宋体" w:cs="宋体"/>
+          <w:rFonts w:ascii="宋体" w:eastAsia="宋体" w:hAnsi="宋体" w:cs="宋体"/>
           <w:spacing w:val="-1"/>
           <w:sz w:val="24"/>
           <w:szCs w:val="24"/>
@@ -3249,7 +3223,7 @@
       </w:pPr>
       <w:r>
         <w:rPr>
-          <w:rFonts w:ascii="宋体" w:hAnsi="宋体" w:eastAsia="宋体" w:cs="宋体"/>
+          <w:rFonts w:ascii="宋体" w:eastAsia="宋体" w:hAnsi="宋体" w:cs="宋体"/>
           <w:spacing w:val="-1"/>
           <w:sz w:val="24"/>
           <w:szCs w:val="24"/>
@@ -3274,10 +3248,10 @@
         <w:adjustRightInd w:val="0"/>
         <w:snapToGrid w:val="0"/>
         <w:spacing w:line="360" w:lineRule="auto"/>
-        <w:ind w:left="0" w:firstLine="476" w:firstLineChars="200"/>
+        <w:ind w:left="0" w:firstLine="420" w:firstLineChars="200"/>
         <w:textAlignment w:val="baseline"/>
         <w:rPr>
-          <w:rFonts w:ascii="宋体" w:hAnsi="宋体" w:eastAsia="宋体" w:cs="宋体"/>
+          <w:rFonts w:ascii="宋体" w:eastAsia="宋体" w:hAnsi="宋体" w:cs="宋体"/>
           <w:spacing w:val="-1"/>
           <w:sz w:val="24"/>
           <w:szCs w:val="24"/>
@@ -3285,7 +3259,7 @@
       </w:pPr>
       <w:r>
         <w:rPr>
-          <w:rFonts w:ascii="宋体" w:hAnsi="宋体" w:eastAsia="宋体" w:cs="宋体"/>
+          <w:rFonts w:ascii="宋体" w:eastAsia="宋体" w:hAnsi="宋体" w:cs="宋体"/>
           <w:spacing w:val="-1"/>
           <w:sz w:val="24"/>
           <w:szCs w:val="24"/>
@@ -3294,7 +3268,7 @@
       </w:r>
       <w:r>
         <w:rPr>
-          <w:rFonts w:hint="eastAsia" w:ascii="宋体" w:hAnsi="宋体" w:eastAsia="宋体" w:cs="宋体"/>
+          <w:rFonts w:ascii="宋体" w:eastAsia="宋体" w:hAnsi="宋体" w:cs="宋体" w:hint="eastAsia"/>
           <w:spacing w:val="-1"/>
           <w:sz w:val="24"/>
           <w:szCs w:val="24"/>
@@ -3304,7 +3278,7 @@
       </w:r>
       <w:r>
         <w:rPr>
-          <w:rFonts w:ascii="宋体" w:hAnsi="宋体" w:eastAsia="宋体" w:cs="宋体"/>
+          <w:rFonts w:ascii="宋体" w:eastAsia="宋体" w:hAnsi="宋体" w:cs="宋体"/>
           <w:spacing w:val="-1"/>
           <w:sz w:val="24"/>
           <w:szCs w:val="24"/>
@@ -3313,7 +3287,7 @@
       </w:r>
       <w:r>
         <w:rPr>
-          <w:rFonts w:hint="eastAsia" w:ascii="宋体" w:hAnsi="宋体" w:eastAsia="宋体" w:cs="宋体"/>
+          <w:rFonts w:ascii="宋体" w:eastAsia="宋体" w:hAnsi="宋体" w:cs="宋体" w:hint="eastAsia"/>
           <w:spacing w:val="-1"/>
           <w:sz w:val="24"/>
           <w:szCs w:val="24"/>
@@ -3323,7 +3297,7 @@
       </w:r>
       <w:r>
         <w:rPr>
-          <w:rFonts w:ascii="宋体" w:hAnsi="宋体" w:eastAsia="宋体" w:cs="宋体"/>
+          <w:rFonts w:ascii="宋体" w:eastAsia="宋体" w:hAnsi="宋体" w:cs="宋体"/>
           <w:spacing w:val="-1"/>
           <w:sz w:val="24"/>
           <w:szCs w:val="24"/>
@@ -3348,10 +3322,10 @@
         <w:adjustRightInd w:val="0"/>
         <w:snapToGrid w:val="0"/>
         <w:spacing w:line="360" w:lineRule="auto"/>
-        <w:ind w:left="0" w:firstLine="476" w:firstLineChars="200"/>
+        <w:ind w:left="0" w:firstLine="420" w:firstLineChars="200"/>
         <w:textAlignment w:val="baseline"/>
         <w:rPr>
-          <w:rFonts w:ascii="宋体" w:hAnsi="宋体" w:eastAsia="宋体" w:cs="宋体"/>
+          <w:rFonts w:ascii="宋体" w:eastAsia="宋体" w:hAnsi="宋体" w:cs="宋体"/>
           <w:spacing w:val="-1"/>
           <w:sz w:val="24"/>
           <w:szCs w:val="24"/>
@@ -3359,7 +3333,7 @@
       </w:pPr>
       <w:r>
         <w:rPr>
-          <w:rFonts w:ascii="宋体" w:hAnsi="宋体" w:eastAsia="宋体" w:cs="宋体"/>
+          <w:rFonts w:ascii="宋体" w:eastAsia="宋体" w:hAnsi="宋体" w:cs="宋体"/>
           <w:spacing w:val="-1"/>
           <w:sz w:val="24"/>
           <w:szCs w:val="24"/>
@@ -3369,7 +3343,7 @@
     </w:p>
     <w:p>
       <w:pPr>
-        <w:pStyle w:val="26"/>
+        <w:pStyle w:val="1"/>
         <w:keepNext w:val="0"/>
         <w:keepLines w:val="0"/>
         <w:pageBreakBefore w:val="0"/>
@@ -3389,7 +3363,7 @@
           <w:szCs w:val="24"/>
         </w:rPr>
       </w:pPr>
-      <w:bookmarkStart w:id="9" w:name="_Toc3808"/>
+      <w:bookmarkStart w:id="10" w:name="_Toc3808"/>
       <w:r>
         <w:rPr>
           <w:sz w:val="24"/>
@@ -3397,11 +3371,11 @@
         </w:rPr>
         <w:t>审核结论及说明</w:t>
       </w:r>
-      <w:bookmarkEnd w:id="9"/>
+      <w:bookmarkEnd w:id="10"/>
     </w:p>
     <w:p>
       <w:pPr>
-        <w:pStyle w:val="39"/>
+        <w:pStyle w:val="a3"/>
         <w:numPr>
           <w:ilvl w:val="0"/>
           <w:numId w:val="4"/>
@@ -3414,7 +3388,7 @@
     </w:p>
     <w:p>
       <w:pPr>
-        <w:pStyle w:val="39"/>
+        <w:pStyle w:val="a3"/>
         <w:numPr>
           <w:ilvl w:val="0"/>
           <w:numId w:val="4"/>
@@ -3427,7 +3401,7 @@
     </w:p>
     <w:p>
       <w:pPr>
-        <w:pStyle w:val="39"/>
+        <w:pStyle w:val="a3"/>
         <w:numPr>
           <w:ilvl w:val="0"/>
           <w:numId w:val="4"/>
@@ -3440,7 +3414,7 @@
     </w:p>
     <w:p>
       <w:pPr>
-        <w:pStyle w:val="39"/>
+        <w:pStyle w:val="a3"/>
         <w:numPr>
           <w:ilvl w:val="0"/>
           <w:numId w:val="4"/>
@@ -3463,7 +3437,7 @@
     </w:p>
     <w:p>
       <w:pPr>
-        <w:pStyle w:val="39"/>
+        <w:pStyle w:val="a3"/>
         <w:numPr>
           <w:ilvl w:val="0"/>
           <w:numId w:val="4"/>
@@ -3480,7 +3454,7 @@
     </w:p>
     <w:p>
       <w:pPr>
-        <w:pStyle w:val="12"/>
+        <w:pStyle w:val="BodyText"/>
         <w:keepNext w:val="0"/>
         <w:keepLines w:val="0"/>
         <w:pageBreakBefore w:val="0"/>
@@ -3502,7 +3476,7 @@
         <w:ind w:right="0" w:rightChars="0"/>
         <w:textAlignment w:val="baseline"/>
         <w:rPr>
-          <w:rFonts w:hint="default" w:ascii="宋体" w:hAnsi="宋体" w:eastAsia="宋体" w:cs="宋体"/>
+          <w:rFonts w:ascii="宋体" w:eastAsia="宋体" w:hAnsi="宋体" w:cs="宋体" w:hint="default"/>
           <w:spacing w:val="-1"/>
           <w:sz w:val="24"/>
           <w:szCs w:val="24"/>
@@ -3511,17 +3485,17 @@
       </w:pPr>
       <w:r>
         <w:rPr>
-          <w:rFonts w:hint="eastAsia" w:ascii="宋体" w:hAnsi="宋体" w:eastAsia="宋体" w:cs="宋体"/>
+          <w:rFonts w:ascii="宋体" w:eastAsia="宋体" w:hAnsi="宋体" w:cs="宋体" w:hint="eastAsia"/>
           <w:spacing w:val="-1"/>
           <w:sz w:val="24"/>
           <w:szCs w:val="24"/>
           <w:lang w:val="en-US" w:eastAsia="zh-CN"/>
         </w:rPr>
-        <w:t>评审人；金文莉</w:t>
-      </w:r>
-      <w:r>
-        <w:rPr>
-          <w:rFonts w:hint="eastAsia" w:ascii="宋体" w:hAnsi="宋体" w:eastAsia="宋体" w:cs="宋体"/>
+        <w:t>评审人；李平</w:t>
+      </w:r>
+      <w:r>
+        <w:rPr>
+          <w:rFonts w:ascii="宋体" w:eastAsia="宋体" w:hAnsi="宋体" w:cs="宋体" w:hint="eastAsia"/>
           <w:spacing w:val="-1"/>
           <w:sz w:val="24"/>
           <w:szCs w:val="24"/>
@@ -3531,7 +3505,7 @@
       </w:r>
       <w:r>
         <w:rPr>
-          <w:rFonts w:hint="eastAsia" w:ascii="宋体" w:hAnsi="宋体" w:eastAsia="宋体" w:cs="宋体"/>
+          <w:rFonts w:ascii="宋体" w:eastAsia="宋体" w:hAnsi="宋体" w:cs="宋体" w:hint="eastAsia"/>
           <w:spacing w:val="-1"/>
           <w:sz w:val="24"/>
           <w:szCs w:val="24"/>
@@ -3541,7 +3515,7 @@
       </w:r>
       <w:r>
         <w:rPr>
-          <w:rFonts w:hint="eastAsia" w:ascii="宋体" w:hAnsi="宋体" w:eastAsia="宋体" w:cs="宋体"/>
+          <w:rFonts w:ascii="宋体" w:eastAsia="宋体" w:hAnsi="宋体" w:cs="宋体" w:hint="eastAsia"/>
           <w:spacing w:val="-1"/>
           <w:sz w:val="24"/>
           <w:szCs w:val="24"/>
@@ -3551,7 +3525,7 @@
       </w:r>
       <w:r>
         <w:rPr>
-          <w:rFonts w:hint="eastAsia" w:ascii="宋体" w:hAnsi="宋体" w:eastAsia="宋体" w:cs="宋体"/>
+          <w:rFonts w:ascii="宋体" w:eastAsia="宋体" w:hAnsi="宋体" w:cs="宋体" w:hint="eastAsia"/>
           <w:spacing w:val="-1"/>
           <w:sz w:val="24"/>
           <w:szCs w:val="24"/>
@@ -3561,7 +3535,7 @@
       </w:r>
       <w:r>
         <w:rPr>
-          <w:rFonts w:hint="eastAsia" w:ascii="宋体" w:hAnsi="宋体" w:eastAsia="宋体" w:cs="宋体"/>
+          <w:rFonts w:ascii="宋体" w:eastAsia="宋体" w:hAnsi="宋体" w:cs="宋体" w:hint="eastAsia"/>
           <w:spacing w:val="-1"/>
           <w:sz w:val="24"/>
           <w:szCs w:val="24"/>
@@ -3571,7 +3545,7 @@
       </w:r>
       <w:r>
         <w:rPr>
-          <w:rFonts w:hint="eastAsia" w:ascii="宋体" w:hAnsi="宋体" w:eastAsia="宋体" w:cs="宋体"/>
+          <w:rFonts w:ascii="宋体" w:eastAsia="宋体" w:hAnsi="宋体" w:cs="宋体" w:hint="eastAsia"/>
           <w:spacing w:val="-1"/>
           <w:sz w:val="24"/>
           <w:szCs w:val="24"/>
@@ -3582,7 +3556,7 @@
     </w:p>
     <w:p>
       <w:pPr>
-        <w:pStyle w:val="12"/>
+        <w:pStyle w:val="BodyText"/>
         <w:keepNext w:val="0"/>
         <w:keepLines w:val="0"/>
         <w:pageBreakBefore w:val="0"/>
@@ -3604,7 +3578,7 @@
         <w:ind w:right="0" w:rightChars="0"/>
         <w:textAlignment w:val="baseline"/>
         <w:rPr>
-          <w:rFonts w:hint="default" w:ascii="宋体" w:hAnsi="宋体" w:eastAsia="宋体" w:cs="宋体"/>
+          <w:rFonts w:ascii="宋体" w:eastAsia="宋体" w:hAnsi="宋体" w:cs="宋体" w:hint="default"/>
           <w:spacing w:val="-1"/>
           <w:sz w:val="24"/>
           <w:szCs w:val="24"/>
@@ -3613,17 +3587,17 @@
       </w:pPr>
       <w:r>
         <w:rPr>
-          <w:rFonts w:hint="eastAsia" w:ascii="宋体" w:hAnsi="宋体" w:eastAsia="宋体" w:cs="宋体"/>
+          <w:rFonts w:ascii="宋体" w:eastAsia="宋体" w:hAnsi="宋体" w:cs="宋体" w:hint="eastAsia"/>
           <w:spacing w:val="-1"/>
           <w:sz w:val="24"/>
           <w:szCs w:val="24"/>
           <w:lang w:val="en-US" w:eastAsia="zh-CN"/>
         </w:rPr>
-        <w:t>审核人：黄益溪</w:t>
-      </w:r>
-      <w:r>
-        <w:rPr>
-          <w:rFonts w:hint="eastAsia" w:ascii="宋体" w:hAnsi="宋体" w:eastAsia="宋体" w:cs="宋体"/>
+        <w:t>审核人：吴向阳</w:t>
+      </w:r>
+      <w:r>
+        <w:rPr>
+          <w:rFonts w:ascii="宋体" w:eastAsia="宋体" w:hAnsi="宋体" w:cs="宋体" w:hint="eastAsia"/>
           <w:spacing w:val="-1"/>
           <w:sz w:val="24"/>
           <w:szCs w:val="24"/>
@@ -3633,7 +3607,7 @@
       </w:r>
       <w:r>
         <w:rPr>
-          <w:rFonts w:hint="eastAsia" w:ascii="宋体" w:hAnsi="宋体" w:eastAsia="宋体" w:cs="宋体"/>
+          <w:rFonts w:ascii="宋体" w:eastAsia="宋体" w:hAnsi="宋体" w:cs="宋体" w:hint="eastAsia"/>
           <w:spacing w:val="-1"/>
           <w:sz w:val="24"/>
           <w:szCs w:val="24"/>
@@ -3643,7 +3617,7 @@
       </w:r>
       <w:r>
         <w:rPr>
-          <w:rFonts w:hint="eastAsia" w:ascii="宋体" w:hAnsi="宋体" w:eastAsia="宋体" w:cs="宋体"/>
+          <w:rFonts w:ascii="宋体" w:eastAsia="宋体" w:hAnsi="宋体" w:cs="宋体" w:hint="eastAsia"/>
           <w:spacing w:val="-1"/>
           <w:sz w:val="24"/>
           <w:szCs w:val="24"/>
@@ -3653,7 +3627,7 @@
       </w:r>
       <w:r>
         <w:rPr>
-          <w:rFonts w:hint="eastAsia" w:ascii="宋体" w:hAnsi="宋体" w:eastAsia="宋体" w:cs="宋体"/>
+          <w:rFonts w:ascii="宋体" w:eastAsia="宋体" w:hAnsi="宋体" w:cs="宋体" w:hint="eastAsia"/>
           <w:spacing w:val="-1"/>
           <w:sz w:val="24"/>
           <w:szCs w:val="24"/>
@@ -3663,7 +3637,7 @@
       </w:r>
       <w:r>
         <w:rPr>
-          <w:rFonts w:hint="eastAsia" w:ascii="宋体" w:hAnsi="宋体" w:eastAsia="宋体" w:cs="宋体"/>
+          <w:rFonts w:ascii="宋体" w:eastAsia="宋体" w:hAnsi="宋体" w:cs="宋体" w:hint="eastAsia"/>
           <w:spacing w:val="-1"/>
           <w:sz w:val="24"/>
           <w:szCs w:val="24"/>
@@ -3673,7 +3647,7 @@
       </w:r>
       <w:r>
         <w:rPr>
-          <w:rFonts w:hint="eastAsia" w:ascii="宋体" w:hAnsi="宋体" w:eastAsia="宋体" w:cs="宋体"/>
+          <w:rFonts w:ascii="宋体" w:eastAsia="宋体" w:hAnsi="宋体" w:cs="宋体" w:hint="eastAsia"/>
           <w:spacing w:val="-1"/>
           <w:sz w:val="24"/>
           <w:szCs w:val="24"/>
@@ -3684,7 +3658,7 @@
     </w:p>
     <w:p>
       <w:pPr>
-        <w:pStyle w:val="12"/>
+        <w:pStyle w:val="BodyText"/>
         <w:keepNext w:val="0"/>
         <w:keepLines w:val="0"/>
         <w:pageBreakBefore w:val="0"/>
@@ -3706,7 +3680,7 @@
         <w:ind w:right="0" w:rightChars="0"/>
         <w:textAlignment w:val="baseline"/>
         <w:rPr>
-          <w:rFonts w:hint="default" w:ascii="宋体" w:hAnsi="宋体" w:eastAsia="宋体" w:cs="宋体"/>
+          <w:rFonts w:ascii="宋体" w:eastAsia="宋体" w:hAnsi="宋体" w:cs="宋体" w:hint="default"/>
           <w:spacing w:val="-1"/>
           <w:sz w:val="24"/>
           <w:szCs w:val="24"/>
@@ -3715,55 +3689,30 @@
       </w:pPr>
     </w:p>
     <w:sectPr>
-      <w:footerReference r:id="rId5" w:type="default"/>
+      <w:footerReference w:type="default" r:id="rId4"/>
       <w:pgSz w:w="11906" w:h="16839"/>
       <w:pgMar w:top="1431" w:right="1785" w:bottom="1375" w:left="1785" w:header="0" w:footer="1211" w:gutter="0"/>
-      <w:cols w:space="720" w:num="1"/>
+      <w:cols w:num="1" w:space="720"/>
     </w:sectPr>
   </w:body>
 </w:document>
 </file>
 
-<file path=word/endnotes.xml><?xml version="1.0" encoding="utf-8"?>
-<w:endnotes xmlns:wpc="http://schemas.microsoft.com/office/word/2010/wordprocessingCanvas" xmlns:mc="http://schemas.openxmlformats.org/markup-compatibility/2006" xmlns:o="urn:schemas-microsoft-com:office:office" xmlns:r="http://schemas.openxmlformats.org/officeDocument/2006/relationships" xmlns:m="http://schemas.openxmlformats.org/officeDocument/2006/math" xmlns:v="urn:schemas-microsoft-com:vml" xmlns:wp14="http://schemas.microsoft.com/office/word/2010/wordprocessingDrawing" xmlns:wp="http://schemas.openxmlformats.org/drawingml/2006/wordprocessingDrawing" xmlns:w="http://schemas.openxmlformats.org/wordprocessingml/2006/main" xmlns:w14="http://schemas.microsoft.com/office/word/2010/wordml" xmlns:w15="http://schemas.microsoft.com/office/word/2012/wordml" xmlns:w10="urn:schemas-microsoft-com:office:word" xmlns:wpg="http://schemas.microsoft.com/office/word/2010/wordprocessingGroup" xmlns:wpi="http://schemas.microsoft.com/office/word/2010/wordprocessingInk" xmlns:wne="http://schemas.microsoft.com/office/word/2006/wordml" xmlns:wps="http://schemas.microsoft.com/office/word/2010/wordprocessingShape" xmlns:wpsCustomData="http://www.wps.cn/officeDocument/2013/wpsCustomData" mc:Ignorable="w14 w15 wp14">
-  <w:endnote w:type="separator" w:id="0">
-    <w:p>
-      <w:pPr>
-        <w:spacing w:line="240" w:lineRule="auto"/>
-      </w:pPr>
-      <w:r>
-        <w:separator/>
-      </w:r>
-    </w:p>
-  </w:endnote>
-  <w:endnote w:type="continuationSeparator" w:id="1">
-    <w:p>
-      <w:pPr>
-        <w:spacing w:line="240" w:lineRule="auto"/>
-      </w:pPr>
-      <w:r>
-        <w:continuationSeparator/>
-      </w:r>
-    </w:p>
-  </w:endnote>
-</w:endnotes>
-</file>
-
 <file path=word/footer1.xml><?xml version="1.0" encoding="utf-8"?>
-<w:ftr xmlns:wpc="http://schemas.microsoft.com/office/word/2010/wordprocessingCanvas" xmlns:mc="http://schemas.openxmlformats.org/markup-compatibility/2006" xmlns:o="urn:schemas-microsoft-com:office:office" xmlns:r="http://schemas.openxmlformats.org/officeDocument/2006/relationships" xmlns:m="http://schemas.openxmlformats.org/officeDocument/2006/math" xmlns:v="urn:schemas-microsoft-com:vml" xmlns:wp14="http://schemas.microsoft.com/office/word/2010/wordprocessingDrawing" xmlns:wp="http://schemas.openxmlformats.org/drawingml/2006/wordprocessingDrawing" xmlns:w10="urn:schemas-microsoft-com:office:word" xmlns:w="http://schemas.openxmlformats.org/wordprocessingml/2006/main" xmlns:w14="http://schemas.microsoft.com/office/word/2010/wordml" xmlns:w15="http://schemas.microsoft.com/office/word/2012/wordml" xmlns:wpg="http://schemas.microsoft.com/office/word/2010/wordprocessingGroup" xmlns:wpi="http://schemas.microsoft.com/office/word/2010/wordprocessingInk" xmlns:wne="http://schemas.microsoft.com/office/word/2006/wordml" xmlns:wps="http://schemas.microsoft.com/office/word/2010/wordprocessingShape" xmlns:wpsCustomData="http://www.wps.cn/officeDocument/2013/wpsCustomData" mc:Ignorable="w14 w15 wp14">
+<w:ftr xmlns:wpc="http://schemas.microsoft.com/office/word/2010/wordprocessingCanvas" xmlns:mc="http://schemas.openxmlformats.org/markup-compatibility/2006" xmlns:o="urn:schemas-microsoft-com:office:office" xmlns:r="http://schemas.openxmlformats.org/officeDocument/2006/relationships" xmlns:m="http://schemas.openxmlformats.org/officeDocument/2006/math" xmlns:v="urn:schemas-microsoft-com:vml" xmlns:wp14="http://schemas.microsoft.com/office/word/2010/wordprocessingDrawing" xmlns:wp="http://schemas.openxmlformats.org/drawingml/2006/wordprocessingDrawing" xmlns:w10="urn:schemas-microsoft-com:office:word" xmlns:w="http://schemas.openxmlformats.org/wordprocessingml/2006/main" xmlns:w14="http://schemas.microsoft.com/office/word/2010/wordml" xmlns:w15="http://schemas.microsoft.com/office/word/2012/wordml" xmlns:wne="http://schemas.microsoft.com/office/word/2006/wordml" xmlns:wpg="http://schemas.microsoft.com/office/word/2010/wordprocessingGroup" xmlns:wpi="http://schemas.microsoft.com/office/word/2010/wordprocessingInk" xmlns:wps="http://schemas.microsoft.com/office/word/2010/wordprocessingShape" mc:Ignorable="w14 w15 wp14">
   <w:p>
     <w:pPr>
       <w:spacing w:line="167" w:lineRule="auto"/>
       <w:ind w:left="4130"/>
       <w:rPr>
-        <w:rFonts w:ascii="Calibri" w:hAnsi="Calibri" w:eastAsia="Calibri" w:cs="Calibri"/>
+        <w:rFonts w:ascii="Calibri" w:eastAsia="Calibri" w:hAnsi="Calibri" w:cs="Calibri"/>
         <w:sz w:val="18"/>
         <w:szCs w:val="18"/>
       </w:rPr>
     </w:pPr>
     <w:r>
       <w:rPr>
-        <w:rFonts w:ascii="Calibri" w:hAnsi="Calibri" w:eastAsia="Calibri" w:cs="Calibri"/>
+        <w:rFonts w:ascii="Calibri" w:eastAsia="Calibri" w:hAnsi="Calibri" w:cs="Calibri"/>
         <w:sz w:val="18"/>
         <w:szCs w:val="18"/>
       </w:rPr>
@@ -3773,41 +3722,16 @@
 </w:ftr>
 </file>
 
-<file path=word/footnotes.xml><?xml version="1.0" encoding="utf-8"?>
-<w:footnotes xmlns:wpc="http://schemas.microsoft.com/office/word/2010/wordprocessingCanvas" xmlns:mc="http://schemas.openxmlformats.org/markup-compatibility/2006" xmlns:o="urn:schemas-microsoft-com:office:office" xmlns:r="http://schemas.openxmlformats.org/officeDocument/2006/relationships" xmlns:m="http://schemas.openxmlformats.org/officeDocument/2006/math" xmlns:v="urn:schemas-microsoft-com:vml" xmlns:wp14="http://schemas.microsoft.com/office/word/2010/wordprocessingDrawing" xmlns:wp="http://schemas.openxmlformats.org/drawingml/2006/wordprocessingDrawing" xmlns:w="http://schemas.openxmlformats.org/wordprocessingml/2006/main" xmlns:w14="http://schemas.microsoft.com/office/word/2010/wordml" xmlns:w15="http://schemas.microsoft.com/office/word/2012/wordml" xmlns:w10="urn:schemas-microsoft-com:office:word" xmlns:wpg="http://schemas.microsoft.com/office/word/2010/wordprocessingGroup" xmlns:wpi="http://schemas.microsoft.com/office/word/2010/wordprocessingInk" xmlns:wne="http://schemas.microsoft.com/office/word/2006/wordml" xmlns:wps="http://schemas.microsoft.com/office/word/2010/wordprocessingShape" xmlns:wpsCustomData="http://www.wps.cn/officeDocument/2013/wpsCustomData" mc:Ignorable="w14 w15 wp14">
-  <w:footnote w:type="separator" w:id="0">
-    <w:p>
-      <w:pPr>
-        <w:spacing w:line="360" w:lineRule="auto"/>
-      </w:pPr>
-      <w:r>
-        <w:separator/>
-      </w:r>
-    </w:p>
-  </w:footnote>
-  <w:footnote w:type="continuationSeparator" w:id="1">
-    <w:p>
-      <w:pPr>
-        <w:spacing w:line="360" w:lineRule="auto"/>
-      </w:pPr>
-      <w:r>
-        <w:continuationSeparator/>
-      </w:r>
-    </w:p>
-  </w:footnote>
-</w:footnotes>
-</file>
-
 <file path=word/numbering.xml><?xml version="1.0" encoding="utf-8"?>
-<w:numbering xmlns:wpc="http://schemas.microsoft.com/office/word/2010/wordprocessingCanvas" xmlns:mc="http://schemas.openxmlformats.org/markup-compatibility/2006" xmlns:o="urn:schemas-microsoft-com:office:office" xmlns:r="http://schemas.openxmlformats.org/officeDocument/2006/relationships" xmlns:m="http://schemas.openxmlformats.org/officeDocument/2006/math" xmlns:v="urn:schemas-microsoft-com:vml" xmlns:wp14="http://schemas.microsoft.com/office/word/2010/wordprocessingDrawing" xmlns:wp="http://schemas.openxmlformats.org/drawingml/2006/wordprocessingDrawing" xmlns:w10="urn:schemas-microsoft-com:office:word" xmlns:w="http://schemas.openxmlformats.org/wordprocessingml/2006/main" xmlns:w14="http://schemas.microsoft.com/office/word/2010/wordml" xmlns:wpg="http://schemas.microsoft.com/office/word/2010/wordprocessingGroup" xmlns:wpi="http://schemas.microsoft.com/office/word/2010/wordprocessingInk" xmlns:wne="http://schemas.microsoft.com/office/word/2006/wordml" xmlns:wps="http://schemas.microsoft.com/office/word/2010/wordprocessingShape" xmlns:wpsCustomData="http://www.wps.cn/officeDocument/2013/wpsCustomData" mc:Ignorable="w14 wp14">
+<w:numbering xmlns:wpc="http://schemas.microsoft.com/office/word/2010/wordprocessingCanvas" xmlns:mc="http://schemas.openxmlformats.org/markup-compatibility/2006" xmlns:o="urn:schemas-microsoft-com:office:office" xmlns:r="http://schemas.openxmlformats.org/officeDocument/2006/relationships" xmlns:m="http://schemas.openxmlformats.org/officeDocument/2006/math" xmlns:v="urn:schemas-microsoft-com:vml" xmlns:wp14="http://schemas.microsoft.com/office/word/2010/wordprocessingDrawing" xmlns:wp="http://schemas.openxmlformats.org/drawingml/2006/wordprocessingDrawing" xmlns:w10="urn:schemas-microsoft-com:office:word" xmlns:w="http://schemas.openxmlformats.org/wordprocessingml/2006/main" xmlns:w14="http://schemas.microsoft.com/office/word/2010/wordml" xmlns:w15="http://schemas.microsoft.com/office/word/2012/wordml" xmlns:wne="http://schemas.microsoft.com/office/word/2006/wordml" xmlns:wpg="http://schemas.microsoft.com/office/word/2010/wordprocessingGroup" xmlns:wpi="http://schemas.microsoft.com/office/word/2010/wordprocessingInk" xmlns:wps="http://schemas.microsoft.com/office/word/2010/wordprocessingShape" mc:Ignorable="w14 w15 wp14">
   <w:abstractNum w:abstractNumId="0">
     <w:nsid w:val="8E964DCE"/>
     <w:multiLevelType w:val="multilevel"/>
     <w:tmpl w:val="8E964DCE"/>
-    <w:lvl w:ilvl="0" w:tentative="0">
+    <w:lvl w:ilvl="0">
       <w:start w:val="1"/>
       <w:numFmt w:val="decimal"/>
-      <w:pStyle w:val="2"/>
+      <w:pStyle w:val="Heading1"/>
       <w:lvlText w:val="%1."/>
       <w:lvlJc w:val="left"/>
       <w:pPr>
@@ -3817,10 +3741,10 @@
         <w:rFonts w:hint="default"/>
       </w:rPr>
     </w:lvl>
-    <w:lvl w:ilvl="1" w:tentative="0">
+    <w:lvl w:ilvl="1">
       <w:start w:val="1"/>
       <w:numFmt w:val="decimal"/>
-      <w:pStyle w:val="3"/>
+      <w:pStyle w:val="Heading2"/>
       <w:lvlText w:val="%1.%2."/>
       <w:lvlJc w:val="left"/>
       <w:pPr>
@@ -3830,10 +3754,10 @@
         <w:rFonts w:hint="default"/>
       </w:rPr>
     </w:lvl>
-    <w:lvl w:ilvl="2" w:tentative="0">
+    <w:lvl w:ilvl="2">
       <w:start w:val="1"/>
       <w:numFmt w:val="decimal"/>
-      <w:pStyle w:val="4"/>
+      <w:pStyle w:val="Heading3"/>
       <w:lvlText w:val="%1.%2.%3."/>
       <w:lvlJc w:val="left"/>
       <w:pPr>
@@ -3843,10 +3767,10 @@
         <w:rFonts w:hint="default"/>
       </w:rPr>
     </w:lvl>
-    <w:lvl w:ilvl="3" w:tentative="0">
+    <w:lvl w:ilvl="3">
       <w:start w:val="1"/>
       <w:numFmt w:val="decimal"/>
-      <w:pStyle w:val="5"/>
+      <w:pStyle w:val="Heading4"/>
       <w:lvlText w:val="%1.%2.%3.%4."/>
       <w:lvlJc w:val="left"/>
       <w:pPr>
@@ -3856,10 +3780,10 @@
         <w:rFonts w:hint="default"/>
       </w:rPr>
     </w:lvl>
-    <w:lvl w:ilvl="4" w:tentative="0">
+    <w:lvl w:ilvl="4">
       <w:start w:val="1"/>
       <w:numFmt w:val="decimal"/>
-      <w:pStyle w:val="6"/>
+      <w:pStyle w:val="Heading5"/>
       <w:lvlText w:val="%1.%2.%3.%4.%5."/>
       <w:lvlJc w:val="left"/>
       <w:pPr>
@@ -3869,10 +3793,10 @@
         <w:rFonts w:hint="default"/>
       </w:rPr>
     </w:lvl>
-    <w:lvl w:ilvl="5" w:tentative="0">
+    <w:lvl w:ilvl="5">
       <w:start w:val="1"/>
       <w:numFmt w:val="decimal"/>
-      <w:pStyle w:val="7"/>
+      <w:pStyle w:val="Heading6"/>
       <w:lvlText w:val="%1.%2.%3.%4.%5.%6."/>
       <w:lvlJc w:val="left"/>
       <w:pPr>
@@ -3882,10 +3806,10 @@
         <w:rFonts w:hint="default"/>
       </w:rPr>
     </w:lvl>
-    <w:lvl w:ilvl="6" w:tentative="0">
+    <w:lvl w:ilvl="6">
       <w:start w:val="1"/>
       <w:numFmt w:val="decimal"/>
-      <w:pStyle w:val="8"/>
+      <w:pStyle w:val="Heading7"/>
       <w:lvlText w:val="%1.%2.%3.%4.%5.%6.%7."/>
       <w:lvlJc w:val="left"/>
       <w:pPr>
@@ -3895,10 +3819,10 @@
         <w:rFonts w:hint="default"/>
       </w:rPr>
     </w:lvl>
-    <w:lvl w:ilvl="7" w:tentative="0">
+    <w:lvl w:ilvl="7">
       <w:start w:val="1"/>
       <w:numFmt w:val="decimal"/>
-      <w:pStyle w:val="9"/>
+      <w:pStyle w:val="Heading8"/>
       <w:lvlText w:val="%1.%2.%3.%4.%5.%6.%7.%8."/>
       <w:lvlJc w:val="left"/>
       <w:pPr>
@@ -3908,10 +3832,10 @@
         <w:rFonts w:hint="default"/>
       </w:rPr>
     </w:lvl>
-    <w:lvl w:ilvl="8" w:tentative="0">
+    <w:lvl w:ilvl="8">
       <w:start w:val="1"/>
       <w:numFmt w:val="decimal"/>
-      <w:pStyle w:val="10"/>
+      <w:pStyle w:val="Heading9"/>
       <w:lvlText w:val="%1.%2.%3.%4.%5.%6.%7.%8.%9."/>
       <w:lvlJc w:val="left"/>
       <w:pPr>
@@ -3926,7 +3850,7 @@
     <w:nsid w:val="F32448F8"/>
     <w:multiLevelType w:val="singleLevel"/>
     <w:tmpl w:val="F32448F8"/>
-    <w:lvl w:ilvl="0" w:tentative="0">
+    <w:lvl w:ilvl="0">
       <w:start w:val="1"/>
       <w:numFmt w:val="decimal"/>
       <w:lvlText w:val="%1."/>
@@ -3943,7 +3867,7 @@
     <w:nsid w:val="26655A1B"/>
     <w:multiLevelType w:val="singleLevel"/>
     <w:tmpl w:val="26655A1B"/>
-    <w:lvl w:ilvl="0" w:tentative="0">
+    <w:lvl w:ilvl="0">
       <w:start w:val="1"/>
       <w:numFmt w:val="decimal"/>
       <w:lvlText w:val="%1."/>
@@ -3960,7 +3884,7 @@
     <w:nsid w:val="39827BAA"/>
     <w:multiLevelType w:val="singleLevel"/>
     <w:tmpl w:val="39827BAA"/>
-    <w:lvl w:ilvl="0" w:tentative="0">
+    <w:lvl w:ilvl="0">
       <w:start w:val="1"/>
       <w:numFmt w:val="decimal"/>
       <w:lvlText w:val="(%1)"/>
@@ -3989,269 +3913,267 @@
 </file>
 
 <file path=word/styles.xml><?xml version="1.0" encoding="utf-8"?>
-<w:styles xmlns:mc="http://schemas.openxmlformats.org/markup-compatibility/2006" xmlns:o="urn:schemas-microsoft-com:office:office" xmlns:r="http://schemas.openxmlformats.org/officeDocument/2006/relationships" xmlns:m="http://schemas.openxmlformats.org/officeDocument/2006/math" xmlns:v="urn:schemas-microsoft-com:vml" xmlns:w="http://schemas.openxmlformats.org/wordprocessingml/2006/main" xmlns:w14="http://schemas.microsoft.com/office/word/2010/wordml" xmlns:w10="urn:schemas-microsoft-com:office:word" xmlns:sl="http://schemas.openxmlformats.org/schemaLibrary/2006/main" xmlns:wpsCustomData="http://www.wps.cn/officeDocument/2013/wpsCustomData" mc:Ignorable="w14">
+<w:styles xmlns:mc="http://schemas.openxmlformats.org/markup-compatibility/2006" xmlns:r="http://schemas.openxmlformats.org/officeDocument/2006/relationships" xmlns:w="http://schemas.openxmlformats.org/wordprocessingml/2006/main" xmlns:w14="http://schemas.microsoft.com/office/word/2010/wordml" xmlns:w15="http://schemas.microsoft.com/office/word/2012/wordml" mc:Ignorable="w14 w15">
   <w:docDefaults>
     <w:rPrDefault>
       <w:rPr>
-        <w:rFonts w:ascii="Arial" w:hAnsi="Arial" w:eastAsia="Arial" w:cs="Arial"/>
+        <w:rFonts w:ascii="Arial" w:eastAsia="Arial" w:hAnsi="Arial" w:cs="Arial"/>
       </w:rPr>
     </w:rPrDefault>
     <w:pPrDefault/>
   </w:docDefaults>
-  <w:latentStyles w:count="260" w:defQFormat="0" w:defUnhideWhenUsed="1" w:defSemiHidden="1" w:defUIPriority="99" w:defLockedState="0">
-    <w:lsdException w:qFormat="1" w:unhideWhenUsed="0" w:uiPriority="0" w:semiHidden="0" w:name="Normal"/>
-    <w:lsdException w:qFormat="1" w:unhideWhenUsed="0" w:uiPriority="0" w:semiHidden="0" w:name="heading 1"/>
-    <w:lsdException w:qFormat="1" w:uiPriority="0" w:semiHidden="0" w:name="heading 2"/>
-    <w:lsdException w:qFormat="1" w:uiPriority="0" w:name="heading 3"/>
-    <w:lsdException w:qFormat="1" w:uiPriority="0" w:semiHidden="0" w:name="heading 4"/>
-    <w:lsdException w:qFormat="1" w:uiPriority="0" w:name="heading 5"/>
-    <w:lsdException w:qFormat="1" w:uiPriority="0" w:name="heading 6"/>
-    <w:lsdException w:qFormat="1" w:uiPriority="0" w:name="heading 7"/>
-    <w:lsdException w:qFormat="1" w:uiPriority="0" w:name="heading 8"/>
-    <w:lsdException w:qFormat="1" w:uiPriority="0" w:name="heading 9"/>
-    <w:lsdException w:unhideWhenUsed="0" w:uiPriority="0" w:semiHidden="0" w:name="index 1"/>
-    <w:lsdException w:unhideWhenUsed="0" w:uiPriority="0" w:semiHidden="0" w:name="index 2"/>
-    <w:lsdException w:unhideWhenUsed="0" w:uiPriority="0" w:semiHidden="0" w:name="index 3"/>
-    <w:lsdException w:unhideWhenUsed="0" w:uiPriority="0" w:semiHidden="0" w:name="index 4"/>
-    <w:lsdException w:unhideWhenUsed="0" w:uiPriority="0" w:semiHidden="0" w:name="index 5"/>
-    <w:lsdException w:unhideWhenUsed="0" w:uiPriority="0" w:semiHidden="0" w:name="index 6"/>
-    <w:lsdException w:unhideWhenUsed="0" w:uiPriority="0" w:semiHidden="0" w:name="index 7"/>
-    <w:lsdException w:unhideWhenUsed="0" w:uiPriority="0" w:semiHidden="0" w:name="index 8"/>
-    <w:lsdException w:unhideWhenUsed="0" w:uiPriority="0" w:semiHidden="0" w:name="index 9"/>
-    <w:lsdException w:qFormat="1" w:unhideWhenUsed="0" w:uiPriority="0" w:semiHidden="0" w:name="toc 1"/>
-    <w:lsdException w:qFormat="1" w:unhideWhenUsed="0" w:uiPriority="0" w:semiHidden="0" w:name="toc 2"/>
-    <w:lsdException w:qFormat="1" w:unhideWhenUsed="0" w:uiPriority="0" w:semiHidden="0" w:name="toc 3"/>
-    <w:lsdException w:unhideWhenUsed="0" w:uiPriority="0" w:semiHidden="0" w:name="toc 4"/>
-    <w:lsdException w:unhideWhenUsed="0" w:uiPriority="0" w:semiHidden="0" w:name="toc 5"/>
-    <w:lsdException w:unhideWhenUsed="0" w:uiPriority="0" w:semiHidden="0" w:name="toc 6"/>
-    <w:lsdException w:unhideWhenUsed="0" w:uiPriority="0" w:semiHidden="0" w:name="toc 7"/>
-    <w:lsdException w:unhideWhenUsed="0" w:uiPriority="0" w:semiHidden="0" w:name="toc 8"/>
-    <w:lsdException w:unhideWhenUsed="0" w:uiPriority="0" w:semiHidden="0" w:name="toc 9"/>
-    <w:lsdException w:unhideWhenUsed="0" w:uiPriority="0" w:semiHidden="0" w:name="Normal Indent"/>
-    <w:lsdException w:unhideWhenUsed="0" w:uiPriority="0" w:semiHidden="0" w:name="footnote text"/>
-    <w:lsdException w:qFormat="1" w:unhideWhenUsed="0" w:uiPriority="0" w:semiHidden="0" w:name="annotation text"/>
-    <w:lsdException w:qFormat="1" w:unhideWhenUsed="0" w:uiPriority="0" w:semiHidden="0" w:name="header"/>
-    <w:lsdException w:qFormat="1" w:unhideWhenUsed="0" w:uiPriority="0" w:semiHidden="0" w:name="footer"/>
-    <w:lsdException w:unhideWhenUsed="0" w:uiPriority="0" w:semiHidden="0" w:name="index heading"/>
-    <w:lsdException w:qFormat="1" w:uiPriority="0" w:name="caption"/>
-    <w:lsdException w:unhideWhenUsed="0" w:uiPriority="0" w:semiHidden="0" w:name="table of figures"/>
-    <w:lsdException w:unhideWhenUsed="0" w:uiPriority="0" w:semiHidden="0" w:name="envelope address"/>
-    <w:lsdException w:unhideWhenUsed="0" w:uiPriority="0" w:semiHidden="0" w:name="envelope return"/>
-    <w:lsdException w:unhideWhenUsed="0" w:uiPriority="0" w:semiHidden="0" w:name="footnote reference"/>
-    <w:lsdException w:unhideWhenUsed="0" w:uiPriority="0" w:semiHidden="0" w:name="annotation reference"/>
-    <w:lsdException w:unhideWhenUsed="0" w:uiPriority="0" w:semiHidden="0" w:name="line number"/>
-    <w:lsdException w:unhideWhenUsed="0" w:uiPriority="0" w:semiHidden="0" w:name="page number"/>
-    <w:lsdException w:unhideWhenUsed="0" w:uiPriority="0" w:semiHidden="0" w:name="endnote reference"/>
-    <w:lsdException w:unhideWhenUsed="0" w:uiPriority="0" w:semiHidden="0" w:name="endnote text"/>
-    <w:lsdException w:unhideWhenUsed="0" w:uiPriority="0" w:semiHidden="0" w:name="table of authorities"/>
-    <w:lsdException w:unhideWhenUsed="0" w:uiPriority="0" w:semiHidden="0" w:name="macro"/>
-    <w:lsdException w:unhideWhenUsed="0" w:uiPriority="0" w:semiHidden="0" w:name="toa heading"/>
-    <w:lsdException w:unhideWhenUsed="0" w:uiPriority="0" w:semiHidden="0" w:name="List"/>
-    <w:lsdException w:unhideWhenUsed="0" w:uiPriority="0" w:semiHidden="0" w:name="List Bullet"/>
-    <w:lsdException w:unhideWhenUsed="0" w:uiPriority="0" w:semiHidden="0" w:name="List Number"/>
-    <w:lsdException w:unhideWhenUsed="0" w:uiPriority="0" w:semiHidden="0" w:name="List 2"/>
-    <w:lsdException w:unhideWhenUsed="0" w:uiPriority="0" w:semiHidden="0" w:name="List 3"/>
-    <w:lsdException w:unhideWhenUsed="0" w:uiPriority="0" w:semiHidden="0" w:name="List 4"/>
-    <w:lsdException w:unhideWhenUsed="0" w:uiPriority="0" w:semiHidden="0" w:name="List 5"/>
-    <w:lsdException w:unhideWhenUsed="0" w:uiPriority="0" w:semiHidden="0" w:name="List Bullet 2"/>
-    <w:lsdException w:unhideWhenUsed="0" w:uiPriority="0" w:semiHidden="0" w:name="List Bullet 3"/>
-    <w:lsdException w:unhideWhenUsed="0" w:uiPriority="0" w:semiHidden="0" w:name="List Bullet 4"/>
-    <w:lsdException w:unhideWhenUsed="0" w:uiPriority="0" w:semiHidden="0" w:name="List Bullet 5"/>
-    <w:lsdException w:unhideWhenUsed="0" w:uiPriority="0" w:semiHidden="0" w:name="List Number 2"/>
-    <w:lsdException w:unhideWhenUsed="0" w:uiPriority="0" w:semiHidden="0" w:name="List Number 3"/>
-    <w:lsdException w:unhideWhenUsed="0" w:uiPriority="0" w:semiHidden="0" w:name="List Number 4"/>
-    <w:lsdException w:unhideWhenUsed="0" w:uiPriority="0" w:semiHidden="0" w:name="List Number 5"/>
-    <w:lsdException w:qFormat="1" w:unhideWhenUsed="0" w:uiPriority="0" w:semiHidden="0" w:name="Title"/>
-    <w:lsdException w:unhideWhenUsed="0" w:uiPriority="0" w:semiHidden="0" w:name="Closing"/>
-    <w:lsdException w:unhideWhenUsed="0" w:uiPriority="0" w:semiHidden="0" w:name="Signature"/>
-    <w:lsdException w:qFormat="1" w:unhideWhenUsed="0" w:uiPriority="0" w:name="Default Paragraph Font"/>
-    <w:lsdException w:qFormat="1" w:unhideWhenUsed="0" w:uiPriority="0" w:semiHidden="0" w:name="Body Text"/>
-    <w:lsdException w:unhideWhenUsed="0" w:uiPriority="0" w:semiHidden="0" w:name="Body Text Indent"/>
-    <w:lsdException w:unhideWhenUsed="0" w:uiPriority="0" w:semiHidden="0" w:name="List Continue"/>
-    <w:lsdException w:unhideWhenUsed="0" w:uiPriority="0" w:semiHidden="0" w:name="List Continue 2"/>
-    <w:lsdException w:unhideWhenUsed="0" w:uiPriority="0" w:semiHidden="0" w:name="List Continue 3"/>
-    <w:lsdException w:unhideWhenUsed="0" w:uiPriority="0" w:semiHidden="0" w:name="List Continue 4"/>
-    <w:lsdException w:unhideWhenUsed="0" w:uiPriority="0" w:semiHidden="0" w:name="List Continue 5"/>
-    <w:lsdException w:unhideWhenUsed="0" w:uiPriority="0" w:semiHidden="0" w:name="Message Header"/>
-    <w:lsdException w:qFormat="1" w:unhideWhenUsed="0" w:uiPriority="0" w:semiHidden="0" w:name="Subtitle"/>
-    <w:lsdException w:unhideWhenUsed="0" w:uiPriority="0" w:semiHidden="0" w:name="Salutation"/>
-    <w:lsdException w:unhideWhenUsed="0" w:uiPriority="0" w:semiHidden="0" w:name="Date"/>
-    <w:lsdException w:unhideWhenUsed="0" w:uiPriority="0" w:semiHidden="0" w:name="Body Text First Indent"/>
-    <w:lsdException w:unhideWhenUsed="0" w:uiPriority="0" w:semiHidden="0" w:name="Body Text First Indent 2"/>
-    <w:lsdException w:uiPriority="99" w:name="Note Heading"/>
-    <w:lsdException w:unhideWhenUsed="0" w:uiPriority="0" w:semiHidden="0" w:name="Body Text 2"/>
-    <w:lsdException w:unhideWhenUsed="0" w:uiPriority="0" w:semiHidden="0" w:name="Body Text 3"/>
-    <w:lsdException w:unhideWhenUsed="0" w:uiPriority="0" w:semiHidden="0" w:name="Body Text Indent 2"/>
-    <w:lsdException w:unhideWhenUsed="0" w:uiPriority="0" w:semiHidden="0" w:name="Body Text Indent 3"/>
-    <w:lsdException w:unhideWhenUsed="0" w:uiPriority="0" w:semiHidden="0" w:name="Block Text"/>
-    <w:lsdException w:unhideWhenUsed="0" w:uiPriority="0" w:semiHidden="0" w:name="Hyperlink"/>
-    <w:lsdException w:unhideWhenUsed="0" w:uiPriority="0" w:semiHidden="0" w:name="FollowedHyperlink"/>
-    <w:lsdException w:qFormat="1" w:unhideWhenUsed="0" w:uiPriority="0" w:semiHidden="0" w:name="Strong"/>
-    <w:lsdException w:qFormat="1" w:unhideWhenUsed="0" w:uiPriority="0" w:semiHidden="0" w:name="Emphasis"/>
-    <w:lsdException w:unhideWhenUsed="0" w:uiPriority="0" w:semiHidden="0" w:name="Document Map"/>
-    <w:lsdException w:unhideWhenUsed="0" w:uiPriority="0" w:semiHidden="0" w:name="Plain Text"/>
-    <w:lsdException w:unhideWhenUsed="0" w:uiPriority="0" w:semiHidden="0" w:name="E-mail Signature"/>
-    <w:lsdException w:qFormat="1" w:unhideWhenUsed="0" w:uiPriority="0" w:semiHidden="0" w:name="Normal (Web)"/>
-    <w:lsdException w:unhideWhenUsed="0" w:uiPriority="0" w:semiHidden="0" w:name="HTML Acronym"/>
-    <w:lsdException w:unhideWhenUsed="0" w:uiPriority="0" w:semiHidden="0" w:name="HTML Address"/>
-    <w:lsdException w:unhideWhenUsed="0" w:uiPriority="0" w:semiHidden="0" w:name="HTML Cite"/>
-    <w:lsdException w:unhideWhenUsed="0" w:uiPriority="0" w:semiHidden="0" w:name="HTML Code"/>
-    <w:lsdException w:unhideWhenUsed="0" w:uiPriority="0" w:semiHidden="0" w:name="HTML Definition"/>
-    <w:lsdException w:unhideWhenUsed="0" w:uiPriority="0" w:semiHidden="0" w:name="HTML Keyboard"/>
-    <w:lsdException w:unhideWhenUsed="0" w:uiPriority="0" w:semiHidden="0" w:name="HTML Preformatted"/>
-    <w:lsdException w:unhideWhenUsed="0" w:uiPriority="0" w:semiHidden="0" w:name="HTML Sample"/>
-    <w:lsdException w:unhideWhenUsed="0" w:uiPriority="0" w:semiHidden="0" w:name="HTML Typewriter"/>
-    <w:lsdException w:unhideWhenUsed="0" w:uiPriority="0" w:semiHidden="0" w:name="HTML Variable"/>
-    <w:lsdException w:qFormat="1" w:unhideWhenUsed="0" w:uiPriority="0" w:name="Normal Table"/>
-    <w:lsdException w:unhideWhenUsed="0" w:uiPriority="0" w:semiHidden="0" w:name="annotation subject"/>
-    <w:lsdException w:unhideWhenUsed="0" w:uiPriority="0" w:semiHidden="0" w:name="Table Simple 1"/>
-    <w:lsdException w:unhideWhenUsed="0" w:uiPriority="0" w:semiHidden="0" w:name="Table Simple 2"/>
-    <w:lsdException w:unhideWhenUsed="0" w:uiPriority="0" w:semiHidden="0" w:name="Table Simple 3"/>
-    <w:lsdException w:unhideWhenUsed="0" w:uiPriority="0" w:semiHidden="0" w:name="Table Classic 1"/>
-    <w:lsdException w:unhideWhenUsed="0" w:uiPriority="0" w:semiHidden="0" w:name="Table Classic 2"/>
-    <w:lsdException w:unhideWhenUsed="0" w:uiPriority="0" w:semiHidden="0" w:name="Table Classic 3"/>
-    <w:lsdException w:unhideWhenUsed="0" w:uiPriority="0" w:semiHidden="0" w:name="Table Classic 4"/>
-    <w:lsdException w:unhideWhenUsed="0" w:uiPriority="0" w:semiHidden="0" w:name="Table Colorful 1"/>
-    <w:lsdException w:unhideWhenUsed="0" w:uiPriority="0" w:semiHidden="0" w:name="Table Colorful 2"/>
-    <w:lsdException w:unhideWhenUsed="0" w:uiPriority="0" w:semiHidden="0" w:name="Table Colorful 3"/>
-    <w:lsdException w:unhideWhenUsed="0" w:uiPriority="0" w:semiHidden="0" w:name="Table Columns 1"/>
-    <w:lsdException w:unhideWhenUsed="0" w:uiPriority="0" w:semiHidden="0" w:name="Table Columns 2"/>
-    <w:lsdException w:unhideWhenUsed="0" w:uiPriority="0" w:semiHidden="0" w:name="Table Columns 3"/>
-    <w:lsdException w:unhideWhenUsed="0" w:uiPriority="0" w:semiHidden="0" w:name="Table Columns 4"/>
-    <w:lsdException w:unhideWhenUsed="0" w:uiPriority="0" w:semiHidden="0" w:name="Table Columns 5"/>
-    <w:lsdException w:unhideWhenUsed="0" w:uiPriority="0" w:semiHidden="0" w:name="Table Grid 1"/>
-    <w:lsdException w:unhideWhenUsed="0" w:uiPriority="0" w:semiHidden="0" w:name="Table Grid 2"/>
-    <w:lsdException w:unhideWhenUsed="0" w:uiPriority="0" w:semiHidden="0" w:name="Table Grid 3"/>
-    <w:lsdException w:unhideWhenUsed="0" w:uiPriority="0" w:semiHidden="0" w:name="Table Grid 4"/>
-    <w:lsdException w:unhideWhenUsed="0" w:uiPriority="0" w:semiHidden="0" w:name="Table Grid 5"/>
-    <w:lsdException w:unhideWhenUsed="0" w:uiPriority="0" w:semiHidden="0" w:name="Table Grid 6"/>
-    <w:lsdException w:unhideWhenUsed="0" w:uiPriority="0" w:semiHidden="0" w:name="Table Grid 7"/>
-    <w:lsdException w:unhideWhenUsed="0" w:uiPriority="0" w:semiHidden="0" w:name="Table Grid 8"/>
-    <w:lsdException w:unhideWhenUsed="0" w:uiPriority="0" w:semiHidden="0" w:name="Table List 1"/>
-    <w:lsdException w:unhideWhenUsed="0" w:uiPriority="0" w:semiHidden="0" w:name="Table List 2"/>
-    <w:lsdException w:unhideWhenUsed="0" w:uiPriority="0" w:semiHidden="0" w:name="Table List 3"/>
-    <w:lsdException w:unhideWhenUsed="0" w:uiPriority="0" w:semiHidden="0" w:name="Table List 4"/>
-    <w:lsdException w:unhideWhenUsed="0" w:uiPriority="0" w:semiHidden="0" w:name="Table List 5"/>
-    <w:lsdException w:unhideWhenUsed="0" w:uiPriority="0" w:semiHidden="0" w:name="Table List 6"/>
-    <w:lsdException w:unhideWhenUsed="0" w:uiPriority="0" w:semiHidden="0" w:name="Table List 7"/>
-    <w:lsdException w:unhideWhenUsed="0" w:uiPriority="0" w:semiHidden="0" w:name="Table List 8"/>
-    <w:lsdException w:unhideWhenUsed="0" w:uiPriority="0" w:semiHidden="0" w:name="Table 3D effects 1"/>
-    <w:lsdException w:unhideWhenUsed="0" w:uiPriority="0" w:semiHidden="0" w:name="Table 3D effects 2"/>
-    <w:lsdException w:unhideWhenUsed="0" w:uiPriority="0" w:semiHidden="0" w:name="Table 3D effects 3"/>
-    <w:lsdException w:unhideWhenUsed="0" w:uiPriority="0" w:semiHidden="0" w:name="Table Contemporary"/>
-    <w:lsdException w:unhideWhenUsed="0" w:uiPriority="0" w:semiHidden="0" w:name="Table Elegant"/>
-    <w:lsdException w:unhideWhenUsed="0" w:uiPriority="0" w:semiHidden="0" w:name="Table Professional"/>
-    <w:lsdException w:unhideWhenUsed="0" w:uiPriority="0" w:semiHidden="0" w:name="Table Subtle 1"/>
-    <w:lsdException w:unhideWhenUsed="0" w:uiPriority="0" w:semiHidden="0" w:name="Table Subtle 2"/>
-    <w:lsdException w:unhideWhenUsed="0" w:uiPriority="0" w:semiHidden="0" w:name="Table Web 1"/>
-    <w:lsdException w:unhideWhenUsed="0" w:uiPriority="0" w:semiHidden="0" w:name="Table Web 2"/>
-    <w:lsdException w:unhideWhenUsed="0" w:uiPriority="0" w:semiHidden="0" w:name="Table Web 3"/>
-    <w:lsdException w:unhideWhenUsed="0" w:uiPriority="0" w:semiHidden="0" w:name="Balloon Text"/>
-    <w:lsdException w:qFormat="1" w:unhideWhenUsed="0" w:uiPriority="0" w:semiHidden="0" w:name="Table Grid"/>
-    <w:lsdException w:unhideWhenUsed="0" w:uiPriority="0" w:semiHidden="0" w:name="Table Theme"/>
-    <w:lsdException w:unhideWhenUsed="0" w:uiPriority="60" w:semiHidden="0" w:name="Light Shading"/>
-    <w:lsdException w:unhideWhenUsed="0" w:uiPriority="61" w:semiHidden="0" w:name="Light List"/>
-    <w:lsdException w:unhideWhenUsed="0" w:uiPriority="62" w:semiHidden="0" w:name="Light Grid"/>
-    <w:lsdException w:unhideWhenUsed="0" w:uiPriority="63" w:semiHidden="0" w:name="Medium Shading 1"/>
-    <w:lsdException w:unhideWhenUsed="0" w:uiPriority="64" w:semiHidden="0" w:name="Medium Shading 2"/>
-    <w:lsdException w:unhideWhenUsed="0" w:uiPriority="65" w:semiHidden="0" w:name="Medium List 1"/>
-    <w:lsdException w:unhideWhenUsed="0" w:uiPriority="66" w:semiHidden="0" w:name="Medium List 2"/>
-    <w:lsdException w:unhideWhenUsed="0" w:uiPriority="67" w:semiHidden="0" w:name="Medium Grid 1"/>
-    <w:lsdException w:unhideWhenUsed="0" w:uiPriority="68" w:semiHidden="0" w:name="Medium Grid 2"/>
-    <w:lsdException w:unhideWhenUsed="0" w:uiPriority="69" w:semiHidden="0" w:name="Medium Grid 3"/>
-    <w:lsdException w:unhideWhenUsed="0" w:uiPriority="70" w:semiHidden="0" w:name="Dark List"/>
-    <w:lsdException w:unhideWhenUsed="0" w:uiPriority="71" w:semiHidden="0" w:name="Colorful Shading"/>
-    <w:lsdException w:unhideWhenUsed="0" w:uiPriority="72" w:semiHidden="0" w:name="Colorful List"/>
-    <w:lsdException w:unhideWhenUsed="0" w:uiPriority="73" w:semiHidden="0" w:name="Colorful Grid"/>
-    <w:lsdException w:unhideWhenUsed="0" w:uiPriority="60" w:semiHidden="0" w:name="Light Shading Accent 1"/>
-    <w:lsdException w:unhideWhenUsed="0" w:uiPriority="61" w:semiHidden="0" w:name="Light List Accent 1"/>
-    <w:lsdException w:unhideWhenUsed="0" w:uiPriority="62" w:semiHidden="0" w:name="Light Grid Accent 1"/>
-    <w:lsdException w:unhideWhenUsed="0" w:uiPriority="63" w:semiHidden="0" w:name="Medium Shading 1 Accent 1"/>
-    <w:lsdException w:unhideWhenUsed="0" w:uiPriority="64" w:semiHidden="0" w:name="Medium Shading 2 Accent 1"/>
-    <w:lsdException w:unhideWhenUsed="0" w:uiPriority="65" w:semiHidden="0" w:name="Medium List 1 Accent 1"/>
-    <w:lsdException w:unhideWhenUsed="0" w:uiPriority="66" w:semiHidden="0" w:name="Medium List 2 Accent 1"/>
-    <w:lsdException w:unhideWhenUsed="0" w:uiPriority="67" w:semiHidden="0" w:name="Medium Grid 1 Accent 1"/>
-    <w:lsdException w:unhideWhenUsed="0" w:uiPriority="68" w:semiHidden="0" w:name="Medium Grid 2 Accent 1"/>
-    <w:lsdException w:unhideWhenUsed="0" w:uiPriority="69" w:semiHidden="0" w:name="Medium Grid 3 Accent 1"/>
-    <w:lsdException w:unhideWhenUsed="0" w:uiPriority="70" w:semiHidden="0" w:name="Dark List Accent 1"/>
-    <w:lsdException w:unhideWhenUsed="0" w:uiPriority="71" w:semiHidden="0" w:name="Colorful Shading Accent 1"/>
-    <w:lsdException w:unhideWhenUsed="0" w:uiPriority="72" w:semiHidden="0" w:name="Colorful List Accent 1"/>
-    <w:lsdException w:unhideWhenUsed="0" w:uiPriority="73" w:semiHidden="0" w:name="Colorful Grid Accent 1"/>
-    <w:lsdException w:unhideWhenUsed="0" w:uiPriority="60" w:semiHidden="0" w:name="Light Shading Accent 2"/>
-    <w:lsdException w:unhideWhenUsed="0" w:uiPriority="61" w:semiHidden="0" w:name="Light List Accent 2"/>
-    <w:lsdException w:unhideWhenUsed="0" w:uiPriority="62" w:semiHidden="0" w:name="Light Grid Accent 2"/>
-    <w:lsdException w:unhideWhenUsed="0" w:uiPriority="63" w:semiHidden="0" w:name="Medium Shading 1 Accent 2"/>
-    <w:lsdException w:unhideWhenUsed="0" w:uiPriority="64" w:semiHidden="0" w:name="Medium Shading 2 Accent 2"/>
-    <w:lsdException w:unhideWhenUsed="0" w:uiPriority="65" w:semiHidden="0" w:name="Medium List 1 Accent 2"/>
-    <w:lsdException w:unhideWhenUsed="0" w:uiPriority="66" w:semiHidden="0" w:name="Medium List 2 Accent 2"/>
-    <w:lsdException w:unhideWhenUsed="0" w:uiPriority="67" w:semiHidden="0" w:name="Medium Grid 1 Accent 2"/>
-    <w:lsdException w:unhideWhenUsed="0" w:uiPriority="68" w:semiHidden="0" w:name="Medium Grid 2 Accent 2"/>
-    <w:lsdException w:unhideWhenUsed="0" w:uiPriority="69" w:semiHidden="0" w:name="Medium Grid 3 Accent 2"/>
-    <w:lsdException w:unhideWhenUsed="0" w:uiPriority="70" w:semiHidden="0" w:name="Dark List Accent 2"/>
-    <w:lsdException w:unhideWhenUsed="0" w:uiPriority="71" w:semiHidden="0" w:name="Colorful Shading Accent 2"/>
-    <w:lsdException w:unhideWhenUsed="0" w:uiPriority="72" w:semiHidden="0" w:name="Colorful List Accent 2"/>
-    <w:lsdException w:unhideWhenUsed="0" w:uiPriority="73" w:semiHidden="0" w:name="Colorful Grid Accent 2"/>
-    <w:lsdException w:unhideWhenUsed="0" w:uiPriority="60" w:semiHidden="0" w:name="Light Shading Accent 3"/>
-    <w:lsdException w:unhideWhenUsed="0" w:uiPriority="61" w:semiHidden="0" w:name="Light List Accent 3"/>
-    <w:lsdException w:unhideWhenUsed="0" w:uiPriority="62" w:semiHidden="0" w:name="Light Grid Accent 3"/>
-    <w:lsdException w:unhideWhenUsed="0" w:uiPriority="63" w:semiHidden="0" w:name="Medium Shading 1 Accent 3"/>
-    <w:lsdException w:unhideWhenUsed="0" w:uiPriority="64" w:semiHidden="0" w:name="Medium Shading 2 Accent 3"/>
-    <w:lsdException w:unhideWhenUsed="0" w:uiPriority="65" w:semiHidden="0" w:name="Medium List 1 Accent 3"/>
-    <w:lsdException w:unhideWhenUsed="0" w:uiPriority="66" w:semiHidden="0" w:name="Medium List 2 Accent 3"/>
-    <w:lsdException w:unhideWhenUsed="0" w:uiPriority="67" w:semiHidden="0" w:name="Medium Grid 1 Accent 3"/>
-    <w:lsdException w:unhideWhenUsed="0" w:uiPriority="68" w:semiHidden="0" w:name="Medium Grid 2 Accent 3"/>
-    <w:lsdException w:unhideWhenUsed="0" w:uiPriority="69" w:semiHidden="0" w:name="Medium Grid 3 Accent 3"/>
-    <w:lsdException w:unhideWhenUsed="0" w:uiPriority="70" w:semiHidden="0" w:name="Dark List Accent 3"/>
-    <w:lsdException w:unhideWhenUsed="0" w:uiPriority="71" w:semiHidden="0" w:name="Colorful Shading Accent 3"/>
-    <w:lsdException w:unhideWhenUsed="0" w:uiPriority="72" w:semiHidden="0" w:name="Colorful List Accent 3"/>
-    <w:lsdException w:unhideWhenUsed="0" w:uiPriority="73" w:semiHidden="0" w:name="Colorful Grid Accent 3"/>
-    <w:lsdException w:unhideWhenUsed="0" w:uiPriority="60" w:semiHidden="0" w:name="Light Shading Accent 4"/>
-    <w:lsdException w:unhideWhenUsed="0" w:uiPriority="61" w:semiHidden="0" w:name="Light List Accent 4"/>
-    <w:lsdException w:unhideWhenUsed="0" w:uiPriority="62" w:semiHidden="0" w:name="Light Grid Accent 4"/>
-    <w:lsdException w:unhideWhenUsed="0" w:uiPriority="63" w:semiHidden="0" w:name="Medium Shading 1 Accent 4"/>
-    <w:lsdException w:unhideWhenUsed="0" w:uiPriority="64" w:semiHidden="0" w:name="Medium Shading 2 Accent 4"/>
-    <w:lsdException w:unhideWhenUsed="0" w:uiPriority="65" w:semiHidden="0" w:name="Medium List 1 Accent 4"/>
-    <w:lsdException w:unhideWhenUsed="0" w:uiPriority="66" w:semiHidden="0" w:name="Medium List 2 Accent 4"/>
-    <w:lsdException w:unhideWhenUsed="0" w:uiPriority="67" w:semiHidden="0" w:name="Medium Grid 1 Accent 4"/>
-    <w:lsdException w:unhideWhenUsed="0" w:uiPriority="68" w:semiHidden="0" w:name="Medium Grid 2 Accent 4"/>
-    <w:lsdException w:unhideWhenUsed="0" w:uiPriority="69" w:semiHidden="0" w:name="Medium Grid 3 Accent 4"/>
-    <w:lsdException w:unhideWhenUsed="0" w:uiPriority="70" w:semiHidden="0" w:name="Dark List Accent 4"/>
-    <w:lsdException w:unhideWhenUsed="0" w:uiPriority="71" w:semiHidden="0" w:name="Colorful Shading Accent 4"/>
-    <w:lsdException w:unhideWhenUsed="0" w:uiPriority="72" w:semiHidden="0" w:name="Colorful List Accent 4"/>
-    <w:lsdException w:unhideWhenUsed="0" w:uiPriority="73" w:semiHidden="0" w:name="Colorful Grid Accent 4"/>
-    <w:lsdException w:unhideWhenUsed="0" w:uiPriority="60" w:semiHidden="0" w:name="Light Shading Accent 5"/>
-    <w:lsdException w:unhideWhenUsed="0" w:uiPriority="61" w:semiHidden="0" w:name="Light List Accent 5"/>
-    <w:lsdException w:unhideWhenUsed="0" w:uiPriority="62" w:semiHidden="0" w:name="Light Grid Accent 5"/>
-    <w:lsdException w:unhideWhenUsed="0" w:uiPriority="63" w:semiHidden="0" w:name="Medium Shading 1 Accent 5"/>
-    <w:lsdException w:unhideWhenUsed="0" w:uiPriority="64" w:semiHidden="0" w:name="Medium Shading 2 Accent 5"/>
-    <w:lsdException w:unhideWhenUsed="0" w:uiPriority="65" w:semiHidden="0" w:name="Medium List 1 Accent 5"/>
-    <w:lsdException w:unhideWhenUsed="0" w:uiPriority="66" w:semiHidden="0" w:name="Medium List 2 Accent 5"/>
-    <w:lsdException w:unhideWhenUsed="0" w:uiPriority="67" w:semiHidden="0" w:name="Medium Grid 1 Accent 5"/>
-    <w:lsdException w:unhideWhenUsed="0" w:uiPriority="68" w:semiHidden="0" w:name="Medium Grid 2 Accent 5"/>
-    <w:lsdException w:unhideWhenUsed="0" w:uiPriority="69" w:semiHidden="0" w:name="Medium Grid 3 Accent 5"/>
-    <w:lsdException w:unhideWhenUsed="0" w:uiPriority="70" w:semiHidden="0" w:name="Dark List Accent 5"/>
-    <w:lsdException w:unhideWhenUsed="0" w:uiPriority="71" w:semiHidden="0" w:name="Colorful Shading Accent 5"/>
-    <w:lsdException w:unhideWhenUsed="0" w:uiPriority="72" w:semiHidden="0" w:name="Colorful List Accent 5"/>
-    <w:lsdException w:unhideWhenUsed="0" w:uiPriority="73" w:semiHidden="0" w:name="Colorful Grid Accent 5"/>
-    <w:lsdException w:unhideWhenUsed="0" w:uiPriority="60" w:semiHidden="0" w:name="Light Shading Accent 6"/>
-    <w:lsdException w:unhideWhenUsed="0" w:uiPriority="61" w:semiHidden="0" w:name="Light List Accent 6"/>
-    <w:lsdException w:unhideWhenUsed="0" w:uiPriority="62" w:semiHidden="0" w:name="Light Grid Accent 6"/>
-    <w:lsdException w:unhideWhenUsed="0" w:uiPriority="63" w:semiHidden="0" w:name="Medium Shading 1 Accent 6"/>
-    <w:lsdException w:unhideWhenUsed="0" w:uiPriority="64" w:semiHidden="0" w:name="Medium Shading 2 Accent 6"/>
-    <w:lsdException w:unhideWhenUsed="0" w:uiPriority="65" w:semiHidden="0" w:name="Medium List 1 Accent 6"/>
-    <w:lsdException w:unhideWhenUsed="0" w:uiPriority="66" w:semiHidden="0" w:name="Medium List 2 Accent 6"/>
-    <w:lsdException w:unhideWhenUsed="0" w:uiPriority="67" w:semiHidden="0" w:name="Medium Grid 1 Accent 6"/>
-    <w:lsdException w:unhideWhenUsed="0" w:uiPriority="68" w:semiHidden="0" w:name="Medium Grid 2 Accent 6"/>
-    <w:lsdException w:unhideWhenUsed="0" w:uiPriority="69" w:semiHidden="0" w:name="Medium Grid 3 Accent 6"/>
-    <w:lsdException w:unhideWhenUsed="0" w:uiPriority="70" w:semiHidden="0" w:name="Dark List Accent 6"/>
-    <w:lsdException w:unhideWhenUsed="0" w:uiPriority="71" w:semiHidden="0" w:name="Colorful Shading Accent 6"/>
-    <w:lsdException w:unhideWhenUsed="0" w:uiPriority="72" w:semiHidden="0" w:name="Colorful List Accent 6"/>
-    <w:lsdException w:unhideWhenUsed="0" w:uiPriority="73" w:semiHidden="0" w:name="Colorful Grid Accent 6"/>
+  <w:latentStyles w:defLockedState="0" w:defUIPriority="99" w:defSemiHidden="1" w:defUnhideWhenUsed="1" w:defQFormat="0" w:count="260">
+    <w:lsdException w:name="Normal" w:semiHidden="0" w:uiPriority="0" w:unhideWhenUsed="0" w:qFormat="1"/>
+    <w:lsdException w:name="heading 1" w:semiHidden="0" w:uiPriority="0" w:unhideWhenUsed="0" w:qFormat="1"/>
+    <w:lsdException w:name="heading 2" w:semiHidden="0" w:uiPriority="0" w:qFormat="1"/>
+    <w:lsdException w:name="heading 3" w:uiPriority="0" w:qFormat="1"/>
+    <w:lsdException w:name="heading 4" w:semiHidden="0" w:uiPriority="0" w:qFormat="1"/>
+    <w:lsdException w:name="heading 5" w:uiPriority="0" w:qFormat="1"/>
+    <w:lsdException w:name="heading 6" w:uiPriority="0" w:qFormat="1"/>
+    <w:lsdException w:name="heading 7" w:uiPriority="0" w:qFormat="1"/>
+    <w:lsdException w:name="heading 8" w:uiPriority="0" w:qFormat="1"/>
+    <w:lsdException w:name="heading 9" w:uiPriority="0" w:qFormat="1"/>
+    <w:lsdException w:name="index 1" w:semiHidden="0" w:uiPriority="0" w:unhideWhenUsed="0"/>
+    <w:lsdException w:name="index 2" w:semiHidden="0" w:uiPriority="0" w:unhideWhenUsed="0"/>
+    <w:lsdException w:name="index 3" w:semiHidden="0" w:uiPriority="0" w:unhideWhenUsed="0"/>
+    <w:lsdException w:name="index 4" w:semiHidden="0" w:uiPriority="0" w:unhideWhenUsed="0"/>
+    <w:lsdException w:name="index 5" w:semiHidden="0" w:uiPriority="0" w:unhideWhenUsed="0"/>
+    <w:lsdException w:name="index 6" w:semiHidden="0" w:uiPriority="0" w:unhideWhenUsed="0"/>
+    <w:lsdException w:name="index 7" w:semiHidden="0" w:uiPriority="0" w:unhideWhenUsed="0"/>
+    <w:lsdException w:name="index 8" w:semiHidden="0" w:uiPriority="0" w:unhideWhenUsed="0"/>
+    <w:lsdException w:name="index 9" w:semiHidden="0" w:uiPriority="0" w:unhideWhenUsed="0"/>
+    <w:lsdException w:name="toc 1" w:semiHidden="0" w:uiPriority="0" w:unhideWhenUsed="0" w:qFormat="1"/>
+    <w:lsdException w:name="toc 2" w:semiHidden="0" w:uiPriority="0" w:unhideWhenUsed="0" w:qFormat="1"/>
+    <w:lsdException w:name="toc 3" w:semiHidden="0" w:uiPriority="0" w:unhideWhenUsed="0" w:qFormat="1"/>
+    <w:lsdException w:name="toc 4" w:semiHidden="0" w:uiPriority="0" w:unhideWhenUsed="0"/>
+    <w:lsdException w:name="toc 5" w:semiHidden="0" w:uiPriority="0" w:unhideWhenUsed="0"/>
+    <w:lsdException w:name="toc 6" w:semiHidden="0" w:uiPriority="0" w:unhideWhenUsed="0"/>
+    <w:lsdException w:name="toc 7" w:semiHidden="0" w:uiPriority="0" w:unhideWhenUsed="0"/>
+    <w:lsdException w:name="toc 8" w:semiHidden="0" w:uiPriority="0" w:unhideWhenUsed="0"/>
+    <w:lsdException w:name="toc 9" w:semiHidden="0" w:uiPriority="0" w:unhideWhenUsed="0"/>
+    <w:lsdException w:name="Normal Indent" w:semiHidden="0" w:uiPriority="0" w:unhideWhenUsed="0"/>
+    <w:lsdException w:name="footnote text" w:semiHidden="0" w:uiPriority="0" w:unhideWhenUsed="0"/>
+    <w:lsdException w:name="annotation text" w:semiHidden="0" w:uiPriority="0" w:unhideWhenUsed="0" w:qFormat="1"/>
+    <w:lsdException w:name="header" w:semiHidden="0" w:uiPriority="0" w:unhideWhenUsed="0" w:qFormat="1"/>
+    <w:lsdException w:name="footer" w:semiHidden="0" w:uiPriority="0" w:unhideWhenUsed="0" w:qFormat="1"/>
+    <w:lsdException w:name="index heading" w:semiHidden="0" w:uiPriority="0" w:unhideWhenUsed="0"/>
+    <w:lsdException w:name="caption" w:uiPriority="0" w:qFormat="1"/>
+    <w:lsdException w:name="table of figures" w:semiHidden="0" w:uiPriority="0" w:unhideWhenUsed="0"/>
+    <w:lsdException w:name="envelope address" w:semiHidden="0" w:uiPriority="0" w:unhideWhenUsed="0"/>
+    <w:lsdException w:name="envelope return" w:semiHidden="0" w:uiPriority="0" w:unhideWhenUsed="0"/>
+    <w:lsdException w:name="footnote reference" w:semiHidden="0" w:uiPriority="0" w:unhideWhenUsed="0"/>
+    <w:lsdException w:name="annotation reference" w:semiHidden="0" w:uiPriority="0" w:unhideWhenUsed="0"/>
+    <w:lsdException w:name="line number" w:semiHidden="0" w:uiPriority="0" w:unhideWhenUsed="0"/>
+    <w:lsdException w:name="page number" w:semiHidden="0" w:uiPriority="0" w:unhideWhenUsed="0"/>
+    <w:lsdException w:name="endnote reference" w:semiHidden="0" w:uiPriority="0" w:unhideWhenUsed="0"/>
+    <w:lsdException w:name="endnote text" w:semiHidden="0" w:uiPriority="0" w:unhideWhenUsed="0"/>
+    <w:lsdException w:name="table of authorities" w:semiHidden="0" w:uiPriority="0" w:unhideWhenUsed="0"/>
+    <w:lsdException w:name="macro" w:semiHidden="0" w:uiPriority="0" w:unhideWhenUsed="0"/>
+    <w:lsdException w:name="toa heading" w:semiHidden="0" w:uiPriority="0" w:unhideWhenUsed="0"/>
+    <w:lsdException w:name="List" w:semiHidden="0" w:uiPriority="0" w:unhideWhenUsed="0"/>
+    <w:lsdException w:name="List Bullet" w:semiHidden="0" w:uiPriority="0" w:unhideWhenUsed="0"/>
+    <w:lsdException w:name="List Number" w:semiHidden="0" w:uiPriority="0" w:unhideWhenUsed="0"/>
+    <w:lsdException w:name="List 2" w:semiHidden="0" w:uiPriority="0" w:unhideWhenUsed="0"/>
+    <w:lsdException w:name="List 3" w:semiHidden="0" w:uiPriority="0" w:unhideWhenUsed="0"/>
+    <w:lsdException w:name="List 4" w:semiHidden="0" w:uiPriority="0" w:unhideWhenUsed="0"/>
+    <w:lsdException w:name="List 5" w:semiHidden="0" w:uiPriority="0" w:unhideWhenUsed="0"/>
+    <w:lsdException w:name="List Bullet 2" w:semiHidden="0" w:uiPriority="0" w:unhideWhenUsed="0"/>
+    <w:lsdException w:name="List Bullet 3" w:semiHidden="0" w:uiPriority="0" w:unhideWhenUsed="0"/>
+    <w:lsdException w:name="List Bullet 4" w:semiHidden="0" w:uiPriority="0" w:unhideWhenUsed="0"/>
+    <w:lsdException w:name="List Bullet 5" w:semiHidden="0" w:uiPriority="0" w:unhideWhenUsed="0"/>
+    <w:lsdException w:name="List Number 2" w:semiHidden="0" w:uiPriority="0" w:unhideWhenUsed="0"/>
+    <w:lsdException w:name="List Number 3" w:semiHidden="0" w:uiPriority="0" w:unhideWhenUsed="0"/>
+    <w:lsdException w:name="List Number 4" w:semiHidden="0" w:uiPriority="0" w:unhideWhenUsed="0"/>
+    <w:lsdException w:name="List Number 5" w:semiHidden="0" w:uiPriority="0" w:unhideWhenUsed="0"/>
+    <w:lsdException w:name="Title" w:semiHidden="0" w:uiPriority="0" w:unhideWhenUsed="0" w:qFormat="1"/>
+    <w:lsdException w:name="Closing" w:semiHidden="0" w:uiPriority="0" w:unhideWhenUsed="0"/>
+    <w:lsdException w:name="Signature" w:semiHidden="0" w:uiPriority="0" w:unhideWhenUsed="0"/>
+    <w:lsdException w:name="Default Paragraph Font" w:uiPriority="0" w:unhideWhenUsed="0" w:qFormat="1"/>
+    <w:lsdException w:name="Body Text" w:semiHidden="0" w:uiPriority="0" w:unhideWhenUsed="0" w:qFormat="1"/>
+    <w:lsdException w:name="Body Text Indent" w:semiHidden="0" w:uiPriority="0" w:unhideWhenUsed="0"/>
+    <w:lsdException w:name="List Continue" w:semiHidden="0" w:uiPriority="0" w:unhideWhenUsed="0"/>
+    <w:lsdException w:name="List Continue 2" w:semiHidden="0" w:uiPriority="0" w:unhideWhenUsed="0"/>
+    <w:lsdException w:name="List Continue 3" w:semiHidden="0" w:uiPriority="0" w:unhideWhenUsed="0"/>
+    <w:lsdException w:name="List Continue 4" w:semiHidden="0" w:uiPriority="0" w:unhideWhenUsed="0"/>
+    <w:lsdException w:name="List Continue 5" w:semiHidden="0" w:uiPriority="0" w:unhideWhenUsed="0"/>
+    <w:lsdException w:name="Message Header" w:semiHidden="0" w:uiPriority="0" w:unhideWhenUsed="0"/>
+    <w:lsdException w:name="Subtitle" w:semiHidden="0" w:uiPriority="0" w:unhideWhenUsed="0" w:qFormat="1"/>
+    <w:lsdException w:name="Salutation" w:semiHidden="0" w:uiPriority="0" w:unhideWhenUsed="0"/>
+    <w:lsdException w:name="Date" w:semiHidden="0" w:uiPriority="0" w:unhideWhenUsed="0"/>
+    <w:lsdException w:name="Body Text First Indent" w:semiHidden="0" w:uiPriority="0" w:unhideWhenUsed="0"/>
+    <w:lsdException w:name="Body Text First Indent 2" w:semiHidden="0" w:uiPriority="0" w:unhideWhenUsed="0"/>
+    <w:lsdException w:name="Body Text 2" w:semiHidden="0" w:uiPriority="0" w:unhideWhenUsed="0"/>
+    <w:lsdException w:name="Body Text 3" w:semiHidden="0" w:uiPriority="0" w:unhideWhenUsed="0"/>
+    <w:lsdException w:name="Body Text Indent 2" w:semiHidden="0" w:uiPriority="0" w:unhideWhenUsed="0"/>
+    <w:lsdException w:name="Body Text Indent 3" w:semiHidden="0" w:uiPriority="0" w:unhideWhenUsed="0"/>
+    <w:lsdException w:name="Block Text" w:semiHidden="0" w:uiPriority="0" w:unhideWhenUsed="0"/>
+    <w:lsdException w:name="Hyperlink" w:semiHidden="0" w:uiPriority="0" w:unhideWhenUsed="0"/>
+    <w:lsdException w:name="FollowedHyperlink" w:semiHidden="0" w:uiPriority="0" w:unhideWhenUsed="0"/>
+    <w:lsdException w:name="Strong" w:semiHidden="0" w:uiPriority="0" w:unhideWhenUsed="0" w:qFormat="1"/>
+    <w:lsdException w:name="Emphasis" w:semiHidden="0" w:uiPriority="0" w:unhideWhenUsed="0" w:qFormat="1"/>
+    <w:lsdException w:name="Document Map" w:semiHidden="0" w:uiPriority="0" w:unhideWhenUsed="0"/>
+    <w:lsdException w:name="Plain Text" w:semiHidden="0" w:uiPriority="0" w:unhideWhenUsed="0"/>
+    <w:lsdException w:name="E-mail Signature" w:semiHidden="0" w:uiPriority="0" w:unhideWhenUsed="0"/>
+    <w:lsdException w:name="Normal (Web)" w:semiHidden="0" w:uiPriority="0" w:unhideWhenUsed="0" w:qFormat="1"/>
+    <w:lsdException w:name="HTML Acronym" w:semiHidden="0" w:uiPriority="0" w:unhideWhenUsed="0"/>
+    <w:lsdException w:name="HTML Address" w:semiHidden="0" w:uiPriority="0" w:unhideWhenUsed="0"/>
+    <w:lsdException w:name="HTML Cite" w:semiHidden="0" w:uiPriority="0" w:unhideWhenUsed="0"/>
+    <w:lsdException w:name="HTML Code" w:semiHidden="0" w:uiPriority="0" w:unhideWhenUsed="0"/>
+    <w:lsdException w:name="HTML Definition" w:semiHidden="0" w:uiPriority="0" w:unhideWhenUsed="0"/>
+    <w:lsdException w:name="HTML Keyboard" w:semiHidden="0" w:uiPriority="0" w:unhideWhenUsed="0"/>
+    <w:lsdException w:name="HTML Preformatted" w:semiHidden="0" w:uiPriority="0" w:unhideWhenUsed="0"/>
+    <w:lsdException w:name="HTML Sample" w:semiHidden="0" w:uiPriority="0" w:unhideWhenUsed="0"/>
+    <w:lsdException w:name="HTML Typewriter" w:semiHidden="0" w:uiPriority="0" w:unhideWhenUsed="0"/>
+    <w:lsdException w:name="HTML Variable" w:semiHidden="0" w:uiPriority="0" w:unhideWhenUsed="0"/>
+    <w:lsdException w:name="Normal Table" w:uiPriority="0" w:unhideWhenUsed="0" w:qFormat="1"/>
+    <w:lsdException w:name="annotation subject" w:semiHidden="0" w:uiPriority="0" w:unhideWhenUsed="0"/>
+    <w:lsdException w:name="Table Simple 1" w:semiHidden="0" w:uiPriority="0" w:unhideWhenUsed="0"/>
+    <w:lsdException w:name="Table Simple 2" w:semiHidden="0" w:uiPriority="0" w:unhideWhenUsed="0"/>
+    <w:lsdException w:name="Table Simple 3" w:semiHidden="0" w:uiPriority="0" w:unhideWhenUsed="0"/>
+    <w:lsdException w:name="Table Classic 1" w:semiHidden="0" w:uiPriority="0" w:unhideWhenUsed="0"/>
+    <w:lsdException w:name="Table Classic 2" w:semiHidden="0" w:uiPriority="0" w:unhideWhenUsed="0"/>
+    <w:lsdException w:name="Table Classic 3" w:semiHidden="0" w:uiPriority="0" w:unhideWhenUsed="0"/>
+    <w:lsdException w:name="Table Classic 4" w:semiHidden="0" w:uiPriority="0" w:unhideWhenUsed="0"/>
+    <w:lsdException w:name="Table Colorful 1" w:semiHidden="0" w:uiPriority="0" w:unhideWhenUsed="0"/>
+    <w:lsdException w:name="Table Colorful 2" w:semiHidden="0" w:uiPriority="0" w:unhideWhenUsed="0"/>
+    <w:lsdException w:name="Table Colorful 3" w:semiHidden="0" w:uiPriority="0" w:unhideWhenUsed="0"/>
+    <w:lsdException w:name="Table Columns 1" w:semiHidden="0" w:uiPriority="0" w:unhideWhenUsed="0"/>
+    <w:lsdException w:name="Table Columns 2" w:semiHidden="0" w:uiPriority="0" w:unhideWhenUsed="0"/>
+    <w:lsdException w:name="Table Columns 3" w:semiHidden="0" w:uiPriority="0" w:unhideWhenUsed="0"/>
+    <w:lsdException w:name="Table Columns 4" w:semiHidden="0" w:uiPriority="0" w:unhideWhenUsed="0"/>
+    <w:lsdException w:name="Table Columns 5" w:semiHidden="0" w:uiPriority="0" w:unhideWhenUsed="0"/>
+    <w:lsdException w:name="Table Grid 1" w:semiHidden="0" w:uiPriority="0" w:unhideWhenUsed="0"/>
+    <w:lsdException w:name="Table Grid 2" w:semiHidden="0" w:uiPriority="0" w:unhideWhenUsed="0"/>
+    <w:lsdException w:name="Table Grid 3" w:semiHidden="0" w:uiPriority="0" w:unhideWhenUsed="0"/>
+    <w:lsdException w:name="Table Grid 4" w:semiHidden="0" w:uiPriority="0" w:unhideWhenUsed="0"/>
+    <w:lsdException w:name="Table Grid 5" w:semiHidden="0" w:uiPriority="0" w:unhideWhenUsed="0"/>
+    <w:lsdException w:name="Table Grid 6" w:semiHidden="0" w:uiPriority="0" w:unhideWhenUsed="0"/>
+    <w:lsdException w:name="Table Grid 7" w:semiHidden="0" w:uiPriority="0" w:unhideWhenUsed="0"/>
+    <w:lsdException w:name="Table Grid 8" w:semiHidden="0" w:uiPriority="0" w:unhideWhenUsed="0"/>
+    <w:lsdException w:name="Table List 1" w:semiHidden="0" w:uiPriority="0" w:unhideWhenUsed="0"/>
+    <w:lsdException w:name="Table List 2" w:semiHidden="0" w:uiPriority="0" w:unhideWhenUsed="0"/>
+    <w:lsdException w:name="Table List 3" w:semiHidden="0" w:uiPriority="0" w:unhideWhenUsed="0"/>
+    <w:lsdException w:name="Table List 4" w:semiHidden="0" w:uiPriority="0" w:unhideWhenUsed="0"/>
+    <w:lsdException w:name="Table List 5" w:semiHidden="0" w:uiPriority="0" w:unhideWhenUsed="0"/>
+    <w:lsdException w:name="Table List 6" w:semiHidden="0" w:uiPriority="0" w:unhideWhenUsed="0"/>
+    <w:lsdException w:name="Table List 7" w:semiHidden="0" w:uiPriority="0" w:unhideWhenUsed="0"/>
+    <w:lsdException w:name="Table List 8" w:semiHidden="0" w:uiPriority="0" w:unhideWhenUsed="0"/>
+    <w:lsdException w:name="Table 3D effects 1" w:semiHidden="0" w:uiPriority="0" w:unhideWhenUsed="0"/>
+    <w:lsdException w:name="Table 3D effects 2" w:semiHidden="0" w:uiPriority="0" w:unhideWhenUsed="0"/>
+    <w:lsdException w:name="Table 3D effects 3" w:semiHidden="0" w:uiPriority="0" w:unhideWhenUsed="0"/>
+    <w:lsdException w:name="Table Contemporary" w:semiHidden="0" w:uiPriority="0" w:unhideWhenUsed="0"/>
+    <w:lsdException w:name="Table Elegant" w:semiHidden="0" w:uiPriority="0" w:unhideWhenUsed="0"/>
+    <w:lsdException w:name="Table Professional" w:semiHidden="0" w:uiPriority="0" w:unhideWhenUsed="0"/>
+    <w:lsdException w:name="Table Subtle 1" w:semiHidden="0" w:uiPriority="0" w:unhideWhenUsed="0"/>
+    <w:lsdException w:name="Table Subtle 2" w:semiHidden="0" w:uiPriority="0" w:unhideWhenUsed="0"/>
+    <w:lsdException w:name="Table Web 1" w:semiHidden="0" w:uiPriority="0" w:unhideWhenUsed="0"/>
+    <w:lsdException w:name="Table Web 2" w:semiHidden="0" w:uiPriority="0" w:unhideWhenUsed="0"/>
+    <w:lsdException w:name="Table Web 3" w:semiHidden="0" w:uiPriority="0" w:unhideWhenUsed="0"/>
+    <w:lsdException w:name="Balloon Text" w:semiHidden="0" w:uiPriority="0" w:unhideWhenUsed="0"/>
+    <w:lsdException w:name="Table Grid" w:semiHidden="0" w:uiPriority="0" w:unhideWhenUsed="0" w:qFormat="1"/>
+    <w:lsdException w:name="Table Theme" w:semiHidden="0" w:uiPriority="0" w:unhideWhenUsed="0"/>
+    <w:lsdException w:name="Light Shading" w:semiHidden="0" w:uiPriority="60" w:unhideWhenUsed="0"/>
+    <w:lsdException w:name="Light List" w:semiHidden="0" w:uiPriority="61" w:unhideWhenUsed="0"/>
+    <w:lsdException w:name="Light Grid" w:semiHidden="0" w:uiPriority="62" w:unhideWhenUsed="0"/>
+    <w:lsdException w:name="Medium Shading 1" w:semiHidden="0" w:uiPriority="63" w:unhideWhenUsed="0"/>
+    <w:lsdException w:name="Medium Shading 2" w:semiHidden="0" w:uiPriority="64" w:unhideWhenUsed="0"/>
+    <w:lsdException w:name="Medium List 1" w:semiHidden="0" w:uiPriority="65" w:unhideWhenUsed="0"/>
+    <w:lsdException w:name="Medium List 2" w:semiHidden="0" w:uiPriority="66" w:unhideWhenUsed="0"/>
+    <w:lsdException w:name="Medium Grid 1" w:semiHidden="0" w:uiPriority="67" w:unhideWhenUsed="0"/>
+    <w:lsdException w:name="Medium Grid 2" w:semiHidden="0" w:uiPriority="68" w:unhideWhenUsed="0"/>
+    <w:lsdException w:name="Medium Grid 3" w:semiHidden="0" w:uiPriority="69" w:unhideWhenUsed="0"/>
+    <w:lsdException w:name="Dark List" w:semiHidden="0" w:uiPriority="70" w:unhideWhenUsed="0"/>
+    <w:lsdException w:name="Colorful Shading" w:semiHidden="0" w:uiPriority="71" w:unhideWhenUsed="0"/>
+    <w:lsdException w:name="Colorful List" w:semiHidden="0" w:uiPriority="72" w:unhideWhenUsed="0"/>
+    <w:lsdException w:name="Colorful Grid" w:semiHidden="0" w:uiPriority="73" w:unhideWhenUsed="0"/>
+    <w:lsdException w:name="Light Shading Accent 1" w:semiHidden="0" w:uiPriority="60" w:unhideWhenUsed="0"/>
+    <w:lsdException w:name="Light List Accent 1" w:semiHidden="0" w:uiPriority="61" w:unhideWhenUsed="0"/>
+    <w:lsdException w:name="Light Grid Accent 1" w:semiHidden="0" w:uiPriority="62" w:unhideWhenUsed="0"/>
+    <w:lsdException w:name="Medium Shading 1 Accent 1" w:semiHidden="0" w:uiPriority="63" w:unhideWhenUsed="0"/>
+    <w:lsdException w:name="Medium Shading 2 Accent 1" w:semiHidden="0" w:uiPriority="64" w:unhideWhenUsed="0"/>
+    <w:lsdException w:name="Medium List 1 Accent 1" w:semiHidden="0" w:uiPriority="65" w:unhideWhenUsed="0"/>
+    <w:lsdException w:name="Medium List 2 Accent 1" w:semiHidden="0" w:uiPriority="66" w:unhideWhenUsed="0"/>
+    <w:lsdException w:name="Medium Grid 1 Accent 1" w:semiHidden="0" w:uiPriority="67" w:unhideWhenUsed="0"/>
+    <w:lsdException w:name="Medium Grid 2 Accent 1" w:semiHidden="0" w:uiPriority="68" w:unhideWhenUsed="0"/>
+    <w:lsdException w:name="Medium Grid 3 Accent 1" w:semiHidden="0" w:uiPriority="69" w:unhideWhenUsed="0"/>
+    <w:lsdException w:name="Dark List Accent 1" w:semiHidden="0" w:uiPriority="70" w:unhideWhenUsed="0"/>
+    <w:lsdException w:name="Colorful Shading Accent 1" w:semiHidden="0" w:uiPriority="71" w:unhideWhenUsed="0"/>
+    <w:lsdException w:name="Colorful List Accent 1" w:semiHidden="0" w:uiPriority="72" w:unhideWhenUsed="0"/>
+    <w:lsdException w:name="Colorful Grid Accent 1" w:semiHidden="0" w:uiPriority="73" w:unhideWhenUsed="0"/>
+    <w:lsdException w:name="Light Shading Accent 2" w:semiHidden="0" w:uiPriority="60" w:unhideWhenUsed="0"/>
+    <w:lsdException w:name="Light List Accent 2" w:semiHidden="0" w:uiPriority="61" w:unhideWhenUsed="0"/>
+    <w:lsdException w:name="Light Grid Accent 2" w:semiHidden="0" w:uiPriority="62" w:unhideWhenUsed="0"/>
+    <w:lsdException w:name="Medium Shading 1 Accent 2" w:semiHidden="0" w:uiPriority="63" w:unhideWhenUsed="0"/>
+    <w:lsdException w:name="Medium Shading 2 Accent 2" w:semiHidden="0" w:uiPriority="64" w:unhideWhenUsed="0"/>
+    <w:lsdException w:name="Medium List 1 Accent 2" w:semiHidden="0" w:uiPriority="65" w:unhideWhenUsed="0"/>
+    <w:lsdException w:name="Medium List 2 Accent 2" w:semiHidden="0" w:uiPriority="66" w:unhideWhenUsed="0"/>
+    <w:lsdException w:name="Medium Grid 1 Accent 2" w:semiHidden="0" w:uiPriority="67" w:unhideWhenUsed="0"/>
+    <w:lsdException w:name="Medium Grid 2 Accent 2" w:semiHidden="0" w:uiPriority="68" w:unhideWhenUsed="0"/>
+    <w:lsdException w:name="Medium Grid 3 Accent 2" w:semiHidden="0" w:uiPriority="69" w:unhideWhenUsed="0"/>
+    <w:lsdException w:name="Dark List Accent 2" w:semiHidden="0" w:uiPriority="70" w:unhideWhenUsed="0"/>
+    <w:lsdException w:name="Colorful Shading Accent 2" w:semiHidden="0" w:uiPriority="71" w:unhideWhenUsed="0"/>
+    <w:lsdException w:name="Colorful List Accent 2" w:semiHidden="0" w:uiPriority="72" w:unhideWhenUsed="0"/>
+    <w:lsdException w:name="Colorful Grid Accent 2" w:semiHidden="0" w:uiPriority="73" w:unhideWhenUsed="0"/>
+    <w:lsdException w:name="Light Shading Accent 3" w:semiHidden="0" w:uiPriority="60" w:unhideWhenUsed="0"/>
+    <w:lsdException w:name="Light List Accent 3" w:semiHidden="0" w:uiPriority="61" w:unhideWhenUsed="0"/>
+    <w:lsdException w:name="Light Grid Accent 3" w:semiHidden="0" w:uiPriority="62" w:unhideWhenUsed="0"/>
+    <w:lsdException w:name="Medium Shading 1 Accent 3" w:semiHidden="0" w:uiPriority="63" w:unhideWhenUsed="0"/>
+    <w:lsdException w:name="Medium Shading 2 Accent 3" w:semiHidden="0" w:uiPriority="64" w:unhideWhenUsed="0"/>
+    <w:lsdException w:name="Medium List 1 Accent 3" w:semiHidden="0" w:uiPriority="65" w:unhideWhenUsed="0"/>
+    <w:lsdException w:name="Medium List 2 Accent 3" w:semiHidden="0" w:uiPriority="66" w:unhideWhenUsed="0"/>
+    <w:lsdException w:name="Medium Grid 1 Accent 3" w:semiHidden="0" w:uiPriority="67" w:unhideWhenUsed="0"/>
+    <w:lsdException w:name="Medium Grid 2 Accent 3" w:semiHidden="0" w:uiPriority="68" w:unhideWhenUsed="0"/>
+    <w:lsdException w:name="Medium Grid 3 Accent 3" w:semiHidden="0" w:uiPriority="69" w:unhideWhenUsed="0"/>
+    <w:lsdException w:name="Dark List Accent 3" w:semiHidden="0" w:uiPriority="70" w:unhideWhenUsed="0"/>
+    <w:lsdException w:name="Colorful Shading Accent 3" w:semiHidden="0" w:uiPriority="71" w:unhideWhenUsed="0"/>
+    <w:lsdException w:name="Colorful List Accent 3" w:semiHidden="0" w:uiPriority="72" w:unhideWhenUsed="0"/>
+    <w:lsdException w:name="Colorful Grid Accent 3" w:semiHidden="0" w:uiPriority="73" w:unhideWhenUsed="0"/>
+    <w:lsdException w:name="Light Shading Accent 4" w:semiHidden="0" w:uiPriority="60" w:unhideWhenUsed="0"/>
+    <w:lsdException w:name="Light List Accent 4" w:semiHidden="0" w:uiPriority="61" w:unhideWhenUsed="0"/>
+    <w:lsdException w:name="Light Grid Accent 4" w:semiHidden="0" w:uiPriority="62" w:unhideWhenUsed="0"/>
+    <w:lsdException w:name="Medium Shading 1 Accent 4" w:semiHidden="0" w:uiPriority="63" w:unhideWhenUsed="0"/>
+    <w:lsdException w:name="Medium Shading 2 Accent 4" w:semiHidden="0" w:uiPriority="64" w:unhideWhenUsed="0"/>
+    <w:lsdException w:name="Medium List 1 Accent 4" w:semiHidden="0" w:uiPriority="65" w:unhideWhenUsed="0"/>
+    <w:lsdException w:name="Medium List 2 Accent 4" w:semiHidden="0" w:uiPriority="66" w:unhideWhenUsed="0"/>
+    <w:lsdException w:name="Medium Grid 1 Accent 4" w:semiHidden="0" w:uiPriority="67" w:unhideWhenUsed="0"/>
+    <w:lsdException w:name="Medium Grid 2 Accent 4" w:semiHidden="0" w:uiPriority="68" w:unhideWhenUsed="0"/>
+    <w:lsdException w:name="Medium Grid 3 Accent 4" w:semiHidden="0" w:uiPriority="69" w:unhideWhenUsed="0"/>
+    <w:lsdException w:name="Dark List Accent 4" w:semiHidden="0" w:uiPriority="70" w:unhideWhenUsed="0"/>
+    <w:lsdException w:name="Colorful Shading Accent 4" w:semiHidden="0" w:uiPriority="71" w:unhideWhenUsed="0"/>
+    <w:lsdException w:name="Colorful List Accent 4" w:semiHidden="0" w:uiPriority="72" w:unhideWhenUsed="0"/>
+    <w:lsdException w:name="Colorful Grid Accent 4" w:semiHidden="0" w:uiPriority="73" w:unhideWhenUsed="0"/>
+    <w:lsdException w:name="Light Shading Accent 5" w:semiHidden="0" w:uiPriority="60" w:unhideWhenUsed="0"/>
+    <w:lsdException w:name="Light List Accent 5" w:semiHidden="0" w:uiPriority="61" w:unhideWhenUsed="0"/>
+    <w:lsdException w:name="Light Grid Accent 5" w:semiHidden="0" w:uiPriority="62" w:unhideWhenUsed="0"/>
+    <w:lsdException w:name="Medium Shading 1 Accent 5" w:semiHidden="0" w:uiPriority="63" w:unhideWhenUsed="0"/>
+    <w:lsdException w:name="Medium Shading 2 Accent 5" w:semiHidden="0" w:uiPriority="64" w:unhideWhenUsed="0"/>
+    <w:lsdException w:name="Medium List 1 Accent 5" w:semiHidden="0" w:uiPriority="65" w:unhideWhenUsed="0"/>
+    <w:lsdException w:name="Medium List 2 Accent 5" w:semiHidden="0" w:uiPriority="66" w:unhideWhenUsed="0"/>
+    <w:lsdException w:name="Medium Grid 1 Accent 5" w:semiHidden="0" w:uiPriority="67" w:unhideWhenUsed="0"/>
+    <w:lsdException w:name="Medium Grid 2 Accent 5" w:semiHidden="0" w:uiPriority="68" w:unhideWhenUsed="0"/>
+    <w:lsdException w:name="Medium Grid 3 Accent 5" w:semiHidden="0" w:uiPriority="69" w:unhideWhenUsed="0"/>
+    <w:lsdException w:name="Dark List Accent 5" w:semiHidden="0" w:uiPriority="70" w:unhideWhenUsed="0"/>
+    <w:lsdException w:name="Colorful Shading Accent 5" w:semiHidden="0" w:uiPriority="71" w:unhideWhenUsed="0"/>
+    <w:lsdException w:name="Colorful List Accent 5" w:semiHidden="0" w:uiPriority="72" w:unhideWhenUsed="0"/>
+    <w:lsdException w:name="Colorful Grid Accent 5" w:semiHidden="0" w:uiPriority="73" w:unhideWhenUsed="0"/>
+    <w:lsdException w:name="Light Shading Accent 6" w:semiHidden="0" w:uiPriority="60" w:unhideWhenUsed="0"/>
+    <w:lsdException w:name="Light List Accent 6" w:semiHidden="0" w:uiPriority="61" w:unhideWhenUsed="0"/>
+    <w:lsdException w:name="Light Grid Accent 6" w:semiHidden="0" w:uiPriority="62" w:unhideWhenUsed="0"/>
+    <w:lsdException w:name="Medium Shading 1 Accent 6" w:semiHidden="0" w:uiPriority="63" w:unhideWhenUsed="0"/>
+    <w:lsdException w:name="Medium Shading 2 Accent 6" w:semiHidden="0" w:uiPriority="64" w:unhideWhenUsed="0"/>
+    <w:lsdException w:name="Medium List 1 Accent 6" w:semiHidden="0" w:uiPriority="65" w:unhideWhenUsed="0"/>
+    <w:lsdException w:name="Medium List 2 Accent 6" w:semiHidden="0" w:uiPriority="66" w:unhideWhenUsed="0"/>
+    <w:lsdException w:name="Medium Grid 1 Accent 6" w:semiHidden="0" w:uiPriority="67" w:unhideWhenUsed="0"/>
+    <w:lsdException w:name="Medium Grid 2 Accent 6" w:semiHidden="0" w:uiPriority="68" w:unhideWhenUsed="0"/>
+    <w:lsdException w:name="Medium Grid 3 Accent 6" w:semiHidden="0" w:uiPriority="69" w:unhideWhenUsed="0"/>
+    <w:lsdException w:name="Dark List Accent 6" w:semiHidden="0" w:uiPriority="70" w:unhideWhenUsed="0"/>
+    <w:lsdException w:name="Colorful Shading Accent 6" w:semiHidden="0" w:uiPriority="71" w:unhideWhenUsed="0"/>
+    <w:lsdException w:name="Colorful List Accent 6" w:semiHidden="0" w:uiPriority="72" w:unhideWhenUsed="0"/>
+    <w:lsdException w:name="Colorful Grid Accent 6" w:semiHidden="0" w:uiPriority="73" w:unhideWhenUsed="0"/>
   </w:latentStyles>
-  <w:style w:type="paragraph" w:default="1" w:styleId="1">
+  <w:style w:type="paragraph" w:default="1" w:styleId="Normal">
     <w:name w:val="Normal"/>
     <w:qFormat/>
-    <w:uiPriority w:val="0"/>
     <w:pPr>
       <w:kinsoku w:val="0"/>
       <w:autoSpaceDE w:val="0"/>
@@ -4263,7 +4185,7 @@
       <w:textAlignment w:val="baseline"/>
     </w:pPr>
     <w:rPr>
-      <w:rFonts w:ascii="Arial" w:hAnsi="Arial" w:eastAsia="宋体" w:cs="Arial"/>
+      <w:rFonts w:ascii="Arial" w:eastAsia="宋体" w:hAnsi="Arial" w:cs="Arial"/>
       <w:snapToGrid w:val="0"/>
       <w:color w:val="000000"/>
       <w:kern w:val="0"/>
@@ -4272,12 +4194,11 @@
       <w:lang w:val="en-US" w:eastAsia="en-US" w:bidi="ar-SA"/>
     </w:rPr>
   </w:style>
-  <w:style w:type="paragraph" w:styleId="2">
+  <w:style w:type="paragraph" w:styleId="Heading1">
     <w:name w:val="heading 1"/>
-    <w:basedOn w:val="1"/>
-    <w:next w:val="1"/>
+    <w:basedOn w:val="Normal"/>
+    <w:next w:val="Normal"/>
     <w:qFormat/>
-    <w:uiPriority w:val="0"/>
     <w:pPr>
       <w:keepNext/>
       <w:keepLines/>
@@ -4295,13 +4216,12 @@
       <w:sz w:val="44"/>
     </w:rPr>
   </w:style>
-  <w:style w:type="paragraph" w:styleId="3">
+  <w:style w:type="paragraph" w:styleId="Heading2">
     <w:name w:val="heading 2"/>
-    <w:basedOn w:val="1"/>
-    <w:next w:val="1"/>
+    <w:basedOn w:val="Normal"/>
+    <w:next w:val="Normal"/>
     <w:unhideWhenUsed/>
     <w:qFormat/>
-    <w:uiPriority w:val="0"/>
     <w:pPr>
       <w:keepNext/>
       <w:keepLines/>
@@ -4314,19 +4234,18 @@
       <w:outlineLvl w:val="1"/>
     </w:pPr>
     <w:rPr>
-      <w:rFonts w:ascii="Arial" w:hAnsi="Arial" w:eastAsia="黑体"/>
+      <w:rFonts w:ascii="Arial" w:eastAsia="黑体" w:hAnsi="Arial"/>
       <w:b/>
       <w:sz w:val="32"/>
     </w:rPr>
   </w:style>
-  <w:style w:type="paragraph" w:styleId="4">
+  <w:style w:type="paragraph" w:styleId="Heading3">
     <w:name w:val="heading 3"/>
-    <w:basedOn w:val="1"/>
-    <w:next w:val="1"/>
+    <w:basedOn w:val="Normal"/>
+    <w:next w:val="Normal"/>
     <w:semiHidden/>
     <w:unhideWhenUsed/>
     <w:qFormat/>
-    <w:uiPriority w:val="0"/>
     <w:pPr>
       <w:keepNext/>
       <w:keepLines/>
@@ -4343,13 +4262,12 @@
       <w:sz w:val="32"/>
     </w:rPr>
   </w:style>
-  <w:style w:type="paragraph" w:styleId="5">
+  <w:style w:type="paragraph" w:styleId="Heading4">
     <w:name w:val="heading 4"/>
-    <w:basedOn w:val="1"/>
-    <w:next w:val="1"/>
+    <w:basedOn w:val="Normal"/>
+    <w:next w:val="Normal"/>
     <w:unhideWhenUsed/>
     <w:qFormat/>
-    <w:uiPriority w:val="0"/>
     <w:pPr>
       <w:keepNext/>
       <w:keepLines/>
@@ -4362,19 +4280,18 @@
       <w:outlineLvl w:val="3"/>
     </w:pPr>
     <w:rPr>
-      <w:rFonts w:ascii="Arial" w:hAnsi="Arial" w:eastAsia="黑体"/>
+      <w:rFonts w:ascii="Arial" w:eastAsia="黑体" w:hAnsi="Arial"/>
       <w:b/>
       <w:sz w:val="28"/>
     </w:rPr>
   </w:style>
-  <w:style w:type="paragraph" w:styleId="6">
+  <w:style w:type="paragraph" w:styleId="Heading5">
     <w:name w:val="heading 5"/>
-    <w:basedOn w:val="1"/>
-    <w:next w:val="1"/>
+    <w:basedOn w:val="Normal"/>
+    <w:next w:val="Normal"/>
     <w:semiHidden/>
     <w:unhideWhenUsed/>
     <w:qFormat/>
-    <w:uiPriority w:val="0"/>
     <w:pPr>
       <w:keepNext/>
       <w:keepLines/>
@@ -4391,14 +4308,13 @@
       <w:sz w:val="28"/>
     </w:rPr>
   </w:style>
-  <w:style w:type="paragraph" w:styleId="7">
+  <w:style w:type="paragraph" w:styleId="Heading6">
     <w:name w:val="heading 6"/>
-    <w:basedOn w:val="1"/>
-    <w:next w:val="1"/>
+    <w:basedOn w:val="Normal"/>
+    <w:next w:val="Normal"/>
     <w:semiHidden/>
     <w:unhideWhenUsed/>
     <w:qFormat/>
-    <w:uiPriority w:val="0"/>
     <w:pPr>
       <w:keepNext/>
       <w:keepLines/>
@@ -4411,19 +4327,18 @@
       <w:outlineLvl w:val="5"/>
     </w:pPr>
     <w:rPr>
-      <w:rFonts w:ascii="Arial" w:hAnsi="Arial" w:eastAsia="黑体"/>
+      <w:rFonts w:ascii="Arial" w:eastAsia="黑体" w:hAnsi="Arial"/>
       <w:b/>
       <w:sz w:val="24"/>
     </w:rPr>
   </w:style>
-  <w:style w:type="paragraph" w:styleId="8">
+  <w:style w:type="paragraph" w:styleId="Heading7">
     <w:name w:val="heading 7"/>
-    <w:basedOn w:val="1"/>
-    <w:next w:val="1"/>
+    <w:basedOn w:val="Normal"/>
+    <w:next w:val="Normal"/>
     <w:semiHidden/>
     <w:unhideWhenUsed/>
     <w:qFormat/>
-    <w:uiPriority w:val="0"/>
     <w:pPr>
       <w:keepNext/>
       <w:keepLines/>
@@ -4440,14 +4355,13 @@
       <w:sz w:val="24"/>
     </w:rPr>
   </w:style>
-  <w:style w:type="paragraph" w:styleId="9">
+  <w:style w:type="paragraph" w:styleId="Heading8">
     <w:name w:val="heading 8"/>
-    <w:basedOn w:val="1"/>
-    <w:next w:val="1"/>
+    <w:basedOn w:val="Normal"/>
+    <w:next w:val="Normal"/>
     <w:semiHidden/>
     <w:unhideWhenUsed/>
     <w:qFormat/>
-    <w:uiPriority w:val="0"/>
     <w:pPr>
       <w:keepNext/>
       <w:keepLines/>
@@ -4460,18 +4374,17 @@
       <w:outlineLvl w:val="7"/>
     </w:pPr>
     <w:rPr>
-      <w:rFonts w:ascii="Arial" w:hAnsi="Arial" w:eastAsia="黑体"/>
+      <w:rFonts w:ascii="Arial" w:eastAsia="黑体" w:hAnsi="Arial"/>
       <w:sz w:val="24"/>
     </w:rPr>
   </w:style>
-  <w:style w:type="paragraph" w:styleId="10">
+  <w:style w:type="paragraph" w:styleId="Heading9">
     <w:name w:val="heading 9"/>
-    <w:basedOn w:val="1"/>
-    <w:next w:val="1"/>
+    <w:basedOn w:val="Normal"/>
+    <w:next w:val="Normal"/>
     <w:semiHidden/>
     <w:unhideWhenUsed/>
     <w:qFormat/>
-    <w:uiPriority w:val="0"/>
     <w:pPr>
       <w:keepNext/>
       <w:keepLines/>
@@ -4484,21 +4397,19 @@
       <w:outlineLvl w:val="8"/>
     </w:pPr>
     <w:rPr>
-      <w:rFonts w:ascii="Arial" w:hAnsi="Arial" w:eastAsia="黑体"/>
+      <w:rFonts w:ascii="Arial" w:eastAsia="黑体" w:hAnsi="Arial"/>
       <w:sz w:val="21"/>
     </w:rPr>
   </w:style>
-  <w:style w:type="character" w:default="1" w:styleId="22">
+  <w:style w:type="character" w:default="1" w:styleId="DefaultParagraphFont">
     <w:name w:val="Default Paragraph Font"/>
     <w:semiHidden/>
     <w:qFormat/>
-    <w:uiPriority w:val="0"/>
   </w:style>
-  <w:style w:type="table" w:default="1" w:styleId="20">
+  <w:style w:type="table" w:default="1" w:styleId="TableNormal">
     <w:name w:val="Normal Table"/>
     <w:semiHidden/>
     <w:qFormat/>
-    <w:uiPriority w:val="0"/>
     <w:tblPr>
       <w:tblCellMar>
         <w:top w:w="0" w:type="dxa"/>
@@ -4508,42 +4419,38 @@
       </w:tblCellMar>
     </w:tblPr>
   </w:style>
-  <w:style w:type="paragraph" w:styleId="11">
+  <w:style w:type="paragraph" w:styleId="CommentText">
     <w:name w:val="annotation text"/>
-    <w:basedOn w:val="1"/>
+    <w:basedOn w:val="Normal"/>
     <w:qFormat/>
-    <w:uiPriority w:val="0"/>
     <w:pPr>
       <w:jc w:val="left"/>
     </w:pPr>
   </w:style>
-  <w:style w:type="paragraph" w:styleId="12">
+  <w:style w:type="paragraph" w:styleId="BodyText">
     <w:name w:val="Body Text"/>
-    <w:basedOn w:val="1"/>
+    <w:basedOn w:val="Normal"/>
     <w:qFormat/>
-    <w:uiPriority w:val="0"/>
     <w:rPr>
-      <w:rFonts w:ascii="Arial" w:hAnsi="Arial" w:eastAsia="Arial" w:cs="Arial"/>
+      <w:rFonts w:ascii="Arial" w:eastAsia="Arial" w:hAnsi="Arial" w:cs="Arial"/>
       <w:sz w:val="21"/>
       <w:szCs w:val="21"/>
       <w:lang w:val="en-US" w:eastAsia="en-US" w:bidi="ar-SA"/>
     </w:rPr>
   </w:style>
-  <w:style w:type="paragraph" w:styleId="13">
+  <w:style w:type="paragraph" w:styleId="TOC3">
     <w:name w:val="toc 3"/>
-    <w:basedOn w:val="1"/>
-    <w:next w:val="1"/>
+    <w:basedOn w:val="Normal"/>
+    <w:next w:val="Normal"/>
     <w:qFormat/>
-    <w:uiPriority w:val="0"/>
     <w:pPr>
       <w:ind w:left="840" w:leftChars="400"/>
     </w:pPr>
   </w:style>
-  <w:style w:type="paragraph" w:styleId="14">
+  <w:style w:type="paragraph" w:styleId="Footer">
     <w:name w:val="footer"/>
-    <w:basedOn w:val="1"/>
+    <w:basedOn w:val="Normal"/>
     <w:qFormat/>
-    <w:uiPriority w:val="0"/>
     <w:pPr>
       <w:tabs>
         <w:tab w:val="center" w:pos="4153"/>
@@ -4556,17 +4463,16 @@
       <w:sz w:val="18"/>
     </w:rPr>
   </w:style>
-  <w:style w:type="paragraph" w:styleId="15">
+  <w:style w:type="paragraph" w:styleId="Header">
     <w:name w:val="header"/>
-    <w:basedOn w:val="1"/>
+    <w:basedOn w:val="Normal"/>
     <w:qFormat/>
-    <w:uiPriority w:val="0"/>
     <w:pPr>
       <w:pBdr>
-        <w:top w:val="none" w:color="auto" w:sz="0" w:space="0"/>
-        <w:left w:val="none" w:color="auto" w:sz="0" w:space="0"/>
-        <w:bottom w:val="none" w:color="auto" w:sz="0" w:space="0"/>
-        <w:right w:val="none" w:color="auto" w:sz="0" w:space="0"/>
+        <w:top w:val="nil"/>
+        <w:left w:val="nil"/>
+        <w:bottom w:val="nil"/>
+        <w:right w:val="nil"/>
       </w:pBdr>
       <w:tabs>
         <w:tab w:val="center" w:pos="4153"/>
@@ -4581,41 +4487,37 @@
       <w:sz w:val="18"/>
     </w:rPr>
   </w:style>
-  <w:style w:type="paragraph" w:styleId="16">
+  <w:style w:type="paragraph" w:styleId="TOC1">
     <w:name w:val="toc 1"/>
-    <w:basedOn w:val="1"/>
-    <w:next w:val="1"/>
+    <w:basedOn w:val="Normal"/>
+    <w:next w:val="Normal"/>
     <w:qFormat/>
-    <w:uiPriority w:val="0"/>
     <w:rPr>
-      <w:rFonts w:ascii="Arial" w:hAnsi="Arial" w:eastAsia="Microsoft JhengHei"/>
+      <w:rFonts w:ascii="Arial" w:eastAsia="Microsoft JhengHei" w:hAnsi="Arial"/>
       <w:sz w:val="24"/>
     </w:rPr>
   </w:style>
-  <w:style w:type="paragraph" w:styleId="17">
+  <w:style w:type="paragraph" w:styleId="TOC2">
     <w:name w:val="toc 2"/>
-    <w:basedOn w:val="1"/>
-    <w:next w:val="1"/>
+    <w:basedOn w:val="Normal"/>
+    <w:next w:val="Normal"/>
     <w:qFormat/>
-    <w:uiPriority w:val="0"/>
     <w:pPr>
       <w:ind w:left="420" w:leftChars="200"/>
     </w:pPr>
   </w:style>
-  <w:style w:type="paragraph" w:styleId="18">
+  <w:style w:type="paragraph" w:styleId="NormalWeb">
     <w:name w:val="Normal (Web)"/>
-    <w:basedOn w:val="1"/>
+    <w:basedOn w:val="Normal"/>
     <w:qFormat/>
-    <w:uiPriority w:val="0"/>
     <w:rPr>
       <w:sz w:val="24"/>
     </w:rPr>
   </w:style>
-  <w:style w:type="paragraph" w:styleId="19">
+  <w:style w:type="paragraph" w:styleId="Title">
     <w:name w:val="Title"/>
-    <w:basedOn w:val="1"/>
+    <w:basedOn w:val="Normal"/>
     <w:qFormat/>
-    <w:uiPriority w:val="0"/>
     <w:pPr>
       <w:spacing w:before="240" w:beforeLines="0" w:beforeAutospacing="0" w:after="60" w:afterLines="0" w:afterAutospacing="0"/>
       <w:jc w:val="center"/>
@@ -4627,41 +4529,38 @@
       <w:sz w:val="32"/>
     </w:rPr>
   </w:style>
-  <w:style w:type="table" w:styleId="21">
+  <w:style w:type="table" w:styleId="TableGrid">
     <w:name w:val="Table Grid"/>
-    <w:basedOn w:val="20"/>
+    <w:basedOn w:val="TableNormal"/>
     <w:qFormat/>
-    <w:uiPriority w:val="0"/>
     <w:pPr>
       <w:widowControl w:val="0"/>
       <w:jc w:val="both"/>
     </w:pPr>
     <w:tblPr>
       <w:tblBorders>
-        <w:top w:val="single" w:color="auto" w:sz="4" w:space="0"/>
-        <w:left w:val="single" w:color="auto" w:sz="4" w:space="0"/>
-        <w:bottom w:val="single" w:color="auto" w:sz="4" w:space="0"/>
-        <w:right w:val="single" w:color="auto" w:sz="4" w:space="0"/>
-        <w:insideH w:val="single" w:color="auto" w:sz="4" w:space="0"/>
-        <w:insideV w:val="single" w:color="auto" w:sz="4" w:space="0"/>
+        <w:top w:val="single" w:sz="4" w:space="0" w:color="auto"/>
+        <w:left w:val="single" w:sz="4" w:space="0" w:color="auto"/>
+        <w:bottom w:val="single" w:sz="4" w:space="0" w:color="auto"/>
+        <w:right w:val="single" w:sz="4" w:space="0" w:color="auto"/>
+        <w:insideH w:val="single" w:sz="4" w:space="0" w:color="auto"/>
+        <w:insideV w:val="single" w:sz="4" w:space="0" w:color="auto"/>
       </w:tblBorders>
     </w:tblPr>
   </w:style>
-  <w:style w:type="character" w:styleId="23">
+  <w:style w:type="character" w:styleId="Strong">
     <w:name w:val="Strong"/>
-    <w:basedOn w:val="22"/>
+    <w:basedOn w:val="DefaultParagraphFont"/>
     <w:qFormat/>
-    <w:uiPriority w:val="0"/>
     <w:rPr>
       <w:b/>
     </w:rPr>
   </w:style>
-  <w:style w:type="table" w:customStyle="1" w:styleId="24">
+  <w:style w:type="table" w:customStyle="1" w:styleId="TableNormal0">
     <w:name w:val="Table Normal_0"/>
     <w:semiHidden/>
     <w:unhideWhenUsed/>
     <w:qFormat/>
-    <w:uiPriority w:val="0"/>
     <w:tblPr>
       <w:tblCellMar>
         <w:top w:w="0" w:type="dxa"/>
@@ -4671,87 +4570,81 @@
       </w:tblCellMar>
     </w:tblPr>
   </w:style>
-  <w:style w:type="paragraph" w:customStyle="1" w:styleId="25">
+  <w:style w:type="paragraph" w:customStyle="1" w:styleId="TableText">
     <w:name w:val="Table Text"/>
-    <w:basedOn w:val="1"/>
+    <w:basedOn w:val="Normal"/>
     <w:semiHidden/>
     <w:qFormat/>
-    <w:uiPriority w:val="0"/>
     <w:rPr>
-      <w:rFonts w:ascii="宋体" w:hAnsi="宋体" w:eastAsia="宋体" w:cs="宋体"/>
+      <w:rFonts w:ascii="宋体" w:eastAsia="宋体" w:hAnsi="宋体" w:cs="宋体"/>
       <w:sz w:val="21"/>
       <w:szCs w:val="21"/>
       <w:lang w:val="en-US" w:eastAsia="en-US" w:bidi="ar-SA"/>
     </w:rPr>
   </w:style>
-  <w:style w:type="paragraph" w:customStyle="1" w:styleId="26">
+  <w:style w:type="paragraph" w:customStyle="1" w:styleId="1">
     <w:name w:val="柴_标题1"/>
-    <w:basedOn w:val="2"/>
-    <w:next w:val="27"/>
-    <w:link w:val="38"/>
+    <w:basedOn w:val="Heading1"/>
+    <w:next w:val="a"/>
+    <w:link w:val="1Char"/>
     <w:qFormat/>
-    <w:uiPriority w:val="0"/>
     <w:pPr>
       <w:spacing w:before="100" w:after="90" w:line="360" w:lineRule="auto"/>
     </w:pPr>
     <w:rPr>
-      <w:rFonts w:ascii="Arial" w:hAnsi="Arial" w:eastAsia="宋体"/>
+      <w:rFonts w:ascii="Arial" w:eastAsia="宋体" w:hAnsi="Arial"/>
       <w:sz w:val="32"/>
     </w:rPr>
   </w:style>
-  <w:style w:type="paragraph" w:customStyle="1" w:styleId="27">
+  <w:style w:type="paragraph" w:customStyle="1" w:styleId="a">
     <w:name w:val="柴_正文"/>
-    <w:basedOn w:val="12"/>
-    <w:link w:val="41"/>
+    <w:basedOn w:val="BodyText"/>
+    <w:link w:val="Char"/>
     <w:qFormat/>
-    <w:uiPriority w:val="0"/>
     <w:pPr>
       <w:spacing w:line="360" w:lineRule="auto"/>
       <w:ind w:firstLine="470" w:firstLineChars="200"/>
     </w:pPr>
     <w:rPr>
-      <w:rFonts w:ascii="Arial" w:hAnsi="Arial" w:eastAsia="宋体"/>
+      <w:rFonts w:ascii="Arial" w:eastAsia="宋体" w:hAnsi="Arial"/>
       <w:sz w:val="24"/>
       <w:lang w:eastAsia="zh-CN"/>
     </w:rPr>
   </w:style>
-  <w:style w:type="paragraph" w:customStyle="1" w:styleId="28">
+  <w:style w:type="paragraph" w:customStyle="1" w:styleId="2">
     <w:name w:val="柴_标题2"/>
-    <w:basedOn w:val="3"/>
-    <w:next w:val="27"/>
+    <w:basedOn w:val="Heading2"/>
+    <w:next w:val="a"/>
     <w:qFormat/>
-    <w:uiPriority w:val="0"/>
     <w:pPr>
       <w:spacing w:line="360" w:lineRule="auto"/>
     </w:pPr>
     <w:rPr>
-      <w:rFonts w:ascii="Arial" w:hAnsi="Arial" w:eastAsia="宋体"/>
+      <w:rFonts w:ascii="Arial" w:eastAsia="宋体" w:hAnsi="Arial"/>
       <w:sz w:val="28"/>
     </w:rPr>
   </w:style>
-  <w:style w:type="paragraph" w:customStyle="1" w:styleId="29">
+  <w:style w:type="paragraph" w:customStyle="1" w:styleId="3">
     <w:name w:val="柴_标题3"/>
-    <w:basedOn w:val="4"/>
-    <w:next w:val="27"/>
+    <w:basedOn w:val="Heading3"/>
+    <w:next w:val="a"/>
     <w:qFormat/>
-    <w:uiPriority w:val="0"/>
     <w:pPr>
       <w:spacing w:line="360" w:lineRule="auto"/>
       <w:ind w:left="0" w:firstLine="472" w:firstLineChars="200"/>
     </w:pPr>
     <w:rPr>
-      <w:rFonts w:ascii="宋体" w:hAnsi="宋体" w:eastAsia="宋体" w:cs="宋体"/>
+      <w:rFonts w:ascii="宋体" w:eastAsia="宋体" w:hAnsi="宋体" w:cs="宋体"/>
       <w:spacing w:val="-2"/>
       <w:sz w:val="24"/>
       <w:szCs w:val="24"/>
     </w:rPr>
   </w:style>
-  <w:style w:type="paragraph" w:customStyle="1" w:styleId="30">
+  <w:style w:type="paragraph" w:customStyle="1" w:styleId="a0">
     <w:name w:val="柴_目录"/>
-    <w:basedOn w:val="1"/>
-    <w:next w:val="12"/>
+    <w:basedOn w:val="Normal"/>
+    <w:next w:val="BodyText"/>
     <w:qFormat/>
-    <w:uiPriority w:val="0"/>
     <w:pPr>
       <w:tabs>
         <w:tab w:val="right" w:leader="dot" w:pos="8442"/>
@@ -4759,96 +4652,89 @@
       <w:ind w:left="0" w:leftChars="0"/>
     </w:pPr>
     <w:rPr>
-      <w:rFonts w:ascii="Arial" w:hAnsi="Arial" w:eastAsia="Microsoft JhengHei"/>
+      <w:rFonts w:ascii="Arial" w:eastAsia="Microsoft JhengHei" w:hAnsi="Arial"/>
       <w:sz w:val="24"/>
     </w:rPr>
   </w:style>
-  <w:style w:type="paragraph" w:customStyle="1" w:styleId="31">
+  <w:style w:type="paragraph" w:customStyle="1" w:styleId="a1">
     <w:name w:val="柴_公司名"/>
-    <w:basedOn w:val="19"/>
+    <w:basedOn w:val="Title"/>
     <w:qFormat/>
-    <w:uiPriority w:val="0"/>
     <w:pPr>
       <w:spacing w:after="600" w:afterLines="600"/>
     </w:pPr>
     <w:rPr>
-      <w:rFonts w:hint="eastAsia" w:ascii="宋体" w:hAnsi="宋体" w:eastAsia="宋体" w:cs="宋体"/>
+      <w:rFonts w:ascii="宋体" w:eastAsia="宋体" w:hAnsi="宋体" w:cs="宋体" w:hint="eastAsia"/>
       <w:bCs/>
       <w:spacing w:val="-6"/>
       <w:sz w:val="52"/>
       <w:szCs w:val="52"/>
     </w:rPr>
   </w:style>
-  <w:style w:type="paragraph" w:customStyle="1" w:styleId="32">
+  <w:style w:type="paragraph" w:customStyle="1" w:styleId="a2">
     <w:name w:val="柴_文档名"/>
-    <w:basedOn w:val="19"/>
+    <w:basedOn w:val="Title"/>
     <w:qFormat/>
-    <w:uiPriority w:val="0"/>
     <w:pPr>
       <w:spacing w:after="900" w:afterLines="900"/>
     </w:pPr>
     <w:rPr>
-      <w:rFonts w:ascii="黑体" w:hAnsi="黑体" w:eastAsia="黑体" w:cs="黑体"/>
+      <w:rFonts w:ascii="黑体" w:eastAsia="黑体" w:hAnsi="黑体" w:cs="黑体"/>
       <w:bCs/>
       <w:spacing w:val="-7"/>
       <w:sz w:val="52"/>
       <w:szCs w:val="52"/>
     </w:rPr>
   </w:style>
-  <w:style w:type="paragraph" w:customStyle="1" w:styleId="33">
+  <w:style w:type="paragraph" w:customStyle="1" w:styleId="WPSOffice1">
     <w:name w:val="WPSOffice手动目录 1"/>
     <w:qFormat/>
-    <w:uiPriority w:val="0"/>
     <w:pPr>
       <w:ind w:leftChars="0"/>
     </w:pPr>
     <w:rPr>
-      <w:rFonts w:ascii="Times New Roman" w:hAnsi="Times New Roman" w:eastAsia="宋体" w:cs="Times New Roman"/>
+      <w:rFonts w:ascii="Times New Roman" w:eastAsia="宋体" w:hAnsi="Times New Roman" w:cs="Times New Roman"/>
       <w:sz w:val="20"/>
       <w:szCs w:val="20"/>
     </w:rPr>
   </w:style>
-  <w:style w:type="paragraph" w:customStyle="1" w:styleId="34">
+  <w:style w:type="paragraph" w:customStyle="1" w:styleId="WPSOffice2">
     <w:name w:val="WPSOffice手动目录 2"/>
     <w:qFormat/>
-    <w:uiPriority w:val="0"/>
     <w:pPr>
       <w:ind w:leftChars="200"/>
     </w:pPr>
     <w:rPr>
-      <w:rFonts w:ascii="Times New Roman" w:hAnsi="Times New Roman" w:eastAsia="宋体" w:cs="Times New Roman"/>
+      <w:rFonts w:ascii="Times New Roman" w:eastAsia="宋体" w:hAnsi="Times New Roman" w:cs="Times New Roman"/>
       <w:sz w:val="20"/>
       <w:szCs w:val="20"/>
     </w:rPr>
   </w:style>
-  <w:style w:type="paragraph" w:customStyle="1" w:styleId="35">
+  <w:style w:type="paragraph" w:customStyle="1" w:styleId="WPSOffice3">
     <w:name w:val="WPSOffice手动目录 3"/>
     <w:qFormat/>
-    <w:uiPriority w:val="0"/>
     <w:pPr>
       <w:ind w:leftChars="400"/>
     </w:pPr>
     <w:rPr>
-      <w:rFonts w:ascii="Times New Roman" w:hAnsi="Times New Roman" w:eastAsia="宋体" w:cs="Times New Roman"/>
+      <w:rFonts w:ascii="Times New Roman" w:eastAsia="宋体" w:hAnsi="Times New Roman" w:cs="Times New Roman"/>
       <w:sz w:val="20"/>
       <w:szCs w:val="20"/>
     </w:rPr>
   </w:style>
-  <w:style w:type="paragraph" w:customStyle="1" w:styleId="36">
+  <w:style w:type="paragraph" w:customStyle="1" w:styleId="Compact">
     <w:name w:val="Compact"/>
-    <w:basedOn w:val="12"/>
+    <w:basedOn w:val="BodyText"/>
     <w:qFormat/>
-    <w:uiPriority w:val="0"/>
     <w:pPr>
       <w:spacing w:before="36" w:after="36"/>
     </w:pPr>
   </w:style>
-  <w:style w:type="table" w:customStyle="1" w:styleId="37">
+  <w:style w:type="table" w:customStyle="1" w:styleId="Table">
     <w:name w:val="Table"/>
     <w:semiHidden/>
     <w:unhideWhenUsed/>
     <w:qFormat/>
-    <w:uiPriority w:val="0"/>
     <w:tblPr>
       <w:tblCellMar>
         <w:top w:w="0" w:type="dxa"/>
@@ -4860,27 +4746,25 @@
     <w:tblStylePr w:type="firstRow">
       <w:tcPr>
         <w:tcBorders>
-          <w:bottom w:val="single" w:color="auto" w:sz="0" w:space="0"/>
+          <w:bottom w:val="single" w:sz="0" w:space="0" w:color="auto"/>
         </w:tcBorders>
         <w:vAlign w:val="bottom"/>
       </w:tcPr>
     </w:tblStylePr>
   </w:style>
-  <w:style w:type="character" w:customStyle="1" w:styleId="38">
+  <w:style w:type="character" w:customStyle="1" w:styleId="1Char">
     <w:name w:val="柴_标题1 Char"/>
-    <w:link w:val="26"/>
+    <w:link w:val="1"/>
     <w:qFormat/>
-    <w:uiPriority w:val="0"/>
     <w:rPr>
-      <w:rFonts w:ascii="Arial" w:hAnsi="Arial" w:eastAsia="宋体"/>
+      <w:rFonts w:ascii="Arial" w:eastAsia="宋体" w:hAnsi="Arial"/>
       <w:sz w:val="32"/>
     </w:rPr>
   </w:style>
-  <w:style w:type="paragraph" w:customStyle="1" w:styleId="39">
+  <w:style w:type="paragraph" w:customStyle="1" w:styleId="a3">
     <w:name w:val="柴_正文_无缩进"/>
-    <w:basedOn w:val="1"/>
+    <w:basedOn w:val="Normal"/>
     <w:qFormat/>
-    <w:uiPriority w:val="0"/>
     <w:pPr>
       <w:ind w:firstLine="0" w:firstLineChars="0"/>
     </w:pPr>
@@ -4890,31 +4774,29 @@
       <w:lang w:eastAsia="zh-CN"/>
     </w:rPr>
   </w:style>
-  <w:style w:type="paragraph" w:customStyle="1" w:styleId="40">
+  <w:style w:type="paragraph" w:customStyle="1" w:styleId="4">
     <w:name w:val="柴_标题4"/>
-    <w:basedOn w:val="5"/>
-    <w:next w:val="1"/>
+    <w:basedOn w:val="Heading4"/>
+    <w:next w:val="Normal"/>
     <w:qFormat/>
-    <w:uiPriority w:val="0"/>
     <w:pPr>
       <w:widowControl w:val="0"/>
       <w:spacing w:before="160" w:line="360" w:lineRule="auto"/>
-      <w:ind w:left="981" w:leftChars="300" w:hanging="862"/>
+      <w:ind w:left="981" w:hanging="862" w:leftChars="300"/>
     </w:pPr>
     <w:rPr>
-      <w:rFonts w:hint="eastAsia" w:ascii="Calibri" w:hAnsi="Calibri" w:eastAsia="宋体" w:cs="宋体"/>
+      <w:rFonts w:ascii="Calibri" w:eastAsia="宋体" w:hAnsi="Calibri" w:cs="宋体" w:hint="eastAsia"/>
       <w:sz w:val="24"/>
       <w:szCs w:val="24"/>
       <w:lang w:eastAsia="zh-CN" w:bidi="zh-CN"/>
     </w:rPr>
   </w:style>
-  <w:style w:type="character" w:customStyle="1" w:styleId="41">
+  <w:style w:type="character" w:customStyle="1" w:styleId="Char">
     <w:name w:val="柴_正文 Char"/>
-    <w:link w:val="27"/>
+    <w:link w:val="a"/>
     <w:qFormat/>
-    <w:uiPriority w:val="0"/>
     <w:rPr>
-      <w:rFonts w:ascii="Arial" w:hAnsi="Arial" w:eastAsia="宋体"/>
+      <w:rFonts w:ascii="Arial" w:eastAsia="宋体" w:hAnsi="Arial"/>
       <w:sz w:val="24"/>
       <w:lang w:eastAsia="zh-CN"/>
     </w:rPr>
